--- a/writing/2025-04-01_draft.docx
+++ b/writing/2025-04-01_draft.docx
@@ -14,59 +14,81 @@
           <w:sz w:val="28"/>
           <w:szCs w:val="28"/>
         </w:rPr>
-        <w:t xml:space="preserve">Gut microbiome response to temperature is related to </w:t>
-      </w:r>
+        <w:t xml:space="preserve">Gut microbiome </w:t>
+      </w:r>
+      <w:commentRangeStart w:id="0"/>
       <w:r>
         <w:rPr>
           <w:sz w:val="28"/>
           <w:szCs w:val="28"/>
         </w:rPr>
-        <w:t>host immunity</w:t>
+        <w:t xml:space="preserve">response to </w:t>
+      </w:r>
+      <w:commentRangeEnd w:id="0"/>
+      <w:r>
+        <w:rPr>
+          <w:rStyle w:val="CommentReference"/>
+        </w:rPr>
+        <w:commentReference w:id="0"/>
       </w:r>
       <w:r>
         <w:rPr>
           <w:sz w:val="28"/>
           <w:szCs w:val="28"/>
         </w:rPr>
-        <w:t xml:space="preserve"> in wild a primate</w:t>
-      </w:r>
-    </w:p>
-    <w:p>
-      <w:pPr>
+        <w:t xml:space="preserve">temperature is related to </w:t>
+      </w:r>
+      <w:r>
         <w:rPr>
           <w:sz w:val="28"/>
           <w:szCs w:val="28"/>
         </w:rPr>
-      </w:pPr>
-    </w:p>
-    <w:p>
-      <w:pPr>
+        <w:t>host immunity</w:t>
+      </w:r>
+      <w:r>
         <w:rPr>
           <w:sz w:val="28"/>
           <w:szCs w:val="28"/>
         </w:rPr>
-      </w:pPr>
-      <w:commentRangeStart w:id="0"/>
+        <w:t xml:space="preserve"> in wild a primate</w:t>
+      </w:r>
+    </w:p>
+    <w:p>
+      <w:pPr>
+        <w:rPr>
+          <w:sz w:val="28"/>
+          <w:szCs w:val="28"/>
+        </w:rPr>
+      </w:pPr>
+    </w:p>
+    <w:p>
+      <w:pPr>
+        <w:rPr>
+          <w:sz w:val="28"/>
+          <w:szCs w:val="28"/>
+        </w:rPr>
+      </w:pPr>
       <w:commentRangeStart w:id="1"/>
+      <w:commentRangeStart w:id="2"/>
       <w:r>
         <w:t>Introduction</w:t>
       </w:r>
       <w:r>
         <w:t>:</w:t>
       </w:r>
-      <w:commentRangeEnd w:id="0"/>
+      <w:commentRangeEnd w:id="1"/>
       <w:r>
         <w:rPr>
           <w:rStyle w:val="CommentReference"/>
         </w:rPr>
-        <w:commentReference w:id="0"/>
-      </w:r>
-      <w:commentRangeEnd w:id="1"/>
+        <w:commentReference w:id="1"/>
+      </w:r>
+      <w:commentRangeEnd w:id="2"/>
       <w:r>
         <w:rPr>
           <w:rStyle w:val="CommentReference"/>
         </w:rPr>
-        <w:commentReference w:id="1"/>
+        <w:commentReference w:id="2"/>
       </w:r>
     </w:p>
     <w:p>
@@ -74,7 +96,7 @@
         <w:ind w:firstLine="720"/>
       </w:pPr>
       <w:r>
-        <w:t xml:space="preserve">Temperature is a primary driver of adaptation, and species have evolved unique thermal limits that characterize diverse aspects of their behavior and physiology. Rising temperatures due to climate change are predicted to push species beyond their evolved thermal tolerance and challenge them to adapt to hotter climates (). Efforts to evaluate mechanisms by which species respond and adapt to heat stress have revealed that microbiomes may play a key role in determining the thermal tolerance of their host species () and could be important in facilitating adaptation to higher temperatures (). Animals have evolved complex relationships with the microbial communities (i.e., microbiomes) that live on and inside of them to the extent that hosts rely on their microbiomes to support diverse aspects of their physiology. Experimental research has shown that heat stress can deplete microbiome communities and has been associated with negative phenotypic, survivorship, and fitness outcomes for the host (). The gastrointestinal tract is home to a particularly dense microbial community, the gut microbiome (), that plays a crucial role in regulating host responses to environmental change (), making it an ideal system to explore how species may respond to rising temperatures. </w:t>
+        <w:t xml:space="preserve">Temperature is a primary driver of adaptation, and species have evolved unique thermal limits that characterize diverse aspects of their behavior and physiology. Rising temperatures due to climate change are predicted to push species beyond their evolved thermal tolerance and challenge them to adapt to hotter climates (). Efforts to evaluate mechanisms by which species respond and adapt to heat stress have revealed that microbiomes may play a key role in determining the thermal tolerance of their host species () and could be important in facilitating adaptation to higher temperatures (). Animals have evolved complex relationships with the microbial communities (i.e., microbiomes) that live on and inside them to the extent that hosts rely on their microbiomes to support diverse aspects of their physiology. Experimental research has shown that heat stress can deplete microbiome communities and has been associated with negative phenotypic, survivorship, and fitness outcomes for the host (). The gastrointestinal tract is home to a particularly dense microbial community, the gut microbiome (), that plays a crucial role in regulating host responses to environmental change (), making it an ideal system to explore how species may respond to rising temperatures. </w:t>
       </w:r>
     </w:p>
     <w:p>
@@ -82,13 +104,31 @@
         <w:ind w:firstLine="720"/>
       </w:pPr>
       <w:r>
-        <w:t>The gut microbiome is sensitive to ambient temperature, and changes in the microbiome associated with heat stress may be detrimental to the host. For example,  heat stress has been shown to alter the abundances of specific microbial taxa and is associated with reductions in host digestion and metabolism (). The gut microbiome’s response to heat may be conserved (), as similar compositional changes at high temperatures have been observed in a range of species (e.g. reptiles, amphibians, birds, mammals). These include a marked decrease in community diversity () and shifts in the</w:t>
-      </w:r>
-      <w:r>
-        <w:t xml:space="preserve"> </w:t>
-      </w:r>
-      <w:r>
-        <w:t xml:space="preserve">abundances of key taxa (i.e., Firmicutes, Proteobacteria, and Bacteroides ()). However, some species do not adhere to these patterns (). Compositional changes associated with high temperatures may also reduce host colonization resistance () and increase the risk of infection because intestinal pathogens can tolerate and even thrive at high temperatures () compared to other gut commensals. Importantly, compositional changes induced by rising temperatures may be inherited, as gut microbiome composition can be passed from parents to offspring (). Already, changes to the gut microbiome associated with rising temperatures have been shown to compound over generations () and speak to the long-term effects of climate change on gut microbiomes. </w:t>
+        <w:t>The gut microbiome is sensitive to ambient temperature, and changes in the microbiome associated with heat stress may be detrimental to the host. For example,</w:t>
+      </w:r>
+      <w:r>
+        <w:t xml:space="preserve"> </w:t>
+      </w:r>
+      <w:r>
+        <w:t>heat stress has been shown to alter the abundances of specific microbial taxa and is associated with reductions in host digestion and metabolism (). The gut microbiome’s response to heat may be conserved (), as similar compositional changes at high temperatures have been observed in a range of species (e.g. reptiles, amphibians, birds, mammals). These include a marked decrease in community diversity () and shifts in the</w:t>
+      </w:r>
+      <w:r>
+        <w:t xml:space="preserve"> </w:t>
+      </w:r>
+      <w:r>
+        <w:t>abundances of key taxa (i.e., Firmicutes</w:t>
+      </w:r>
+      <w:r>
+        <w:t xml:space="preserve"> and</w:t>
+      </w:r>
+      <w:r>
+        <w:t xml:space="preserve"> Proteobacteria</w:t>
+      </w:r>
+      <w:r>
+        <w:t xml:space="preserve">). </w:t>
+      </w:r>
+      <w:r>
+        <w:t xml:space="preserve">However, some species do not adhere to these patterns (). Compositional changes associated with high temperatures may also reduce host colonization resistance () and increase the risk of infection because intestinal pathogens can tolerate and even thrive at high temperatures () compared to other gut commensals. Importantly, compositional changes induced by rising temperatures may be inherited, as gut microbiome composition can be passed from parents to offspring (). Already, changes to the gut microbiome associated with rising temperatures have been shown to compound over generations () and speak to the long-term effects of climate change on gut microbiomes. </w:t>
       </w:r>
     </w:p>
     <w:p>
@@ -96,7 +136,19 @@
         <w:ind w:firstLine="720"/>
       </w:pPr>
       <w:r>
-        <w:t xml:space="preserve">The majority of research investigating how temperature affects microbiomes has been conducted in experimental settings on ectotherms because their lack of physiological thermoregulation leaves them vulnerable to temperature change (e.g. reptiles (), amphibians (), fish (), insects (), corals ()).  While experimental research is advantageous because it can isolate the effect of temperature on the gut microbiome, it does little to evaluate why the temperature-microbiome relationship evolved and how it functions in a natural system. Further, it is clear that endotherms are also vulnerable to deleterious physiological effects of high temperatures (), and understanding how the gut microbiome may contribute to these effects is an area of important theoretical and conservation implications for many charismatic species. Here, we show that the gut microbiome is related to temperature in a wild population of capuchin monkeys, </w:t>
+        <w:t>The majority of research investigating how temperature affects microbiomes has been conducted in experimental settings on ectotherms because their lack of physiological thermoregulation leaves them vulnerable to temperature change (e.g. reptiles (), amphibians (), fish (), insects (), corals ()).  While experimental research is advantageous because it can isolate the effect of temperature on the gut microbiome, it does little to evaluate why the temperature-microbiome relationship evolved and how it functions in a natural system. Further, it is clear that endotherms are also vulnerable to deleterious physiological effects of high temperatures (), and understanding how the gut microbiome may contribute to these effects is an area of important theoretical and conservation implications for man</w:t>
+      </w:r>
+      <w:r>
+        <w:t>y</w:t>
+      </w:r>
+      <w:r>
+        <w:t xml:space="preserve"> species. Here, </w:t>
+      </w:r>
+      <w:r>
+        <w:t xml:space="preserve">we show that temperature is an important predictor of gut microbiome variation in </w:t>
+      </w:r>
+      <w:r>
+        <w:t xml:space="preserve">in a wild population of capuchin monkeys, </w:t>
       </w:r>
       <w:r>
         <w:rPr>
@@ -106,23 +158,50 @@
         <w:t>Cebus imitator</w:t>
       </w:r>
       <w:r>
-        <w:t xml:space="preserve">, in Costa Rica. Field research on primate gut microbiomes has traditionally focused on how aspects of ecology, other than temperature, are broadly associated with the gut microbiome (e.g. seasonality (), habitat disturbance (), cross-site comparison ()), and differences are usually </w:t>
+        <w:t>, in Costa Rica. Field research on primate gut microbiomes has traditionally focused on how aspects of ecology, other than temperature, are broadly associated with the gut microbiome (e.g. seasonality (), habitat disturbance (), cross-site comparison ()), and</w:t>
+      </w:r>
+      <w:r>
+        <w:t xml:space="preserve"> results</w:t>
+      </w:r>
+      <w:r>
+        <w:t xml:space="preserve"> are </w:t>
       </w:r>
       <w:r>
         <w:lastRenderedPageBreak/>
-        <w:t xml:space="preserve">attributed to host diet. However, no study has illustrated the importance of temperature </w:t>
-      </w:r>
-      <w:r>
-        <w:t xml:space="preserve">for </w:t>
-      </w:r>
-      <w:r>
-        <w:t xml:space="preserve">gut microbiome composition and function in a wild primate species. </w:t>
+        <w:t>usually attributed to</w:t>
+      </w:r>
+      <w:r>
+        <w:t xml:space="preserve"> difference</w:t>
+      </w:r>
+      <w:r>
+        <w:t xml:space="preserve"> host diet. However, no study has illustrated the importance of temperature </w:t>
+      </w:r>
+      <w:r>
+        <w:t xml:space="preserve">in driving </w:t>
+      </w:r>
+      <w:r>
+        <w:t xml:space="preserve">gut microbiome composition in a wild primate species. </w:t>
       </w:r>
     </w:p>
     <w:p>
       <w:pPr>
         <w:ind w:firstLine="720"/>
       </w:pPr>
+    </w:p>
+    <w:p>
+      <w:pPr>
+        <w:ind w:firstLine="720"/>
+      </w:pPr>
+    </w:p>
+    <w:p>
+      <w:pPr>
+        <w:ind w:firstLine="720"/>
+      </w:pPr>
+    </w:p>
+    <w:p>
+      <w:pPr>
+        <w:ind w:firstLine="720"/>
+      </w:pPr>
       <w:r>
         <w:t>Since the gut microbiome and the host share a bidirectional relationship</w:t>
       </w:r>
@@ -157,31 +236,179 @@
         <w:t>it is unlikely that the gut microbiome’s response to temperature is independent of host physiology</w:t>
       </w:r>
       <w:r>
+        <w:t>.</w:t>
+      </w:r>
+    </w:p>
+    <w:p>
+      <w:pPr>
+        <w:ind w:firstLine="720"/>
+      </w:pPr>
+    </w:p>
+    <w:p>
+      <w:pPr>
+        <w:ind w:firstLine="720"/>
+      </w:pPr>
+      <w:r>
+        <w:t xml:space="preserve">Temperature may influence known effects of environment on </w:t>
+      </w:r>
+    </w:p>
+    <w:p>
+      <w:pPr>
+        <w:ind w:firstLine="720"/>
+      </w:pPr>
+    </w:p>
+    <w:p>
+      <w:pPr>
+        <w:ind w:firstLine="720"/>
+      </w:pPr>
+      <w:r>
+        <w:t>These distinct interactions may reflect different mechanisms within the gut-brain axis through which temperature influences microbe regulation of intestinal macrophage activity via SCFA’s.</w:t>
+      </w:r>
+    </w:p>
+    <w:p>
+      <w:pPr>
+        <w:ind w:firstLine="720"/>
+      </w:pPr>
+    </w:p>
+    <w:p>
+      <w:pPr>
+        <w:ind w:firstLine="720"/>
         <w:rPr>
           <w:highlight w:val="yellow"/>
         </w:rPr>
-        <w:t>. Previous research evaluating the relationship between temperature and the gut microbiome may reflect the influence of host physiology in mediating this relationship rather than the direct effect of temperature on the gut microbiome (). The immune system is a key pathway by which temperature may influence the gut microbiome as these systems are connected via the bi-directional gut-immune axis.</w:t>
-      </w:r>
-      <w:r>
-        <w:t xml:space="preserve"> Function in the gut-immune axis broadly involves host-driven immune mechanisms that confine the gut microbiome to the intestinal lumen, as well as microbial support for the immune system where the microbiome shapes immune system development in early life () and modulates white blood cell activity (). The immune system is also sensitive to temperature and is particularly affected by high temperatures (). Here, we show that host immunity is associated with the gut microbiome’s relationship with temperature. We measure host immunity using neopterin, a byproduct of macrophage activity stimulated by the </w:t>
+      </w:pPr>
+      <w:r>
+        <w:rPr>
+          <w:highlight w:val="yellow"/>
+        </w:rPr>
+        <w:t>The immune system is a key pathway by which temperature may influence the gut microbiome as these systems are connected via the bi-directional gut-immune axis.</w:t>
+      </w:r>
+      <w:r>
+        <w:t xml:space="preserve"> </w:t>
+      </w:r>
+    </w:p>
+    <w:p>
+      <w:pPr>
+        <w:ind w:firstLine="720"/>
+      </w:pPr>
+    </w:p>
+    <w:p>
+      <w:pPr>
+        <w:ind w:firstLine="720"/>
+      </w:pPr>
+    </w:p>
+    <w:p>
+      <w:pPr>
+        <w:ind w:firstLine="720"/>
+        <w:rPr>
+          <w:highlight w:val="yellow"/>
+        </w:rPr>
+      </w:pPr>
+      <w:r>
+        <w:rPr>
+          <w:highlight w:val="yellow"/>
+        </w:rPr>
+        <w:t xml:space="preserve"> </w:t>
+      </w:r>
+      <w:r>
+        <w:rPr>
+          <w:highlight w:val="yellow"/>
+        </w:rPr>
+        <w:t xml:space="preserve"> Previous research evaluating the relationship between temperature and the gut microbiome may reflect the influence of host physiology in mediating this relationship rather than the direct effect of temperature on the gut microbiome (). The immune system is a key pathway by which temperature may influence the gut microbiome as these systems are connected via the bi-directional gut-immune axis.</w:t>
+      </w:r>
+      <w:r>
+        <w:t xml:space="preserve"> </w:t>
+      </w:r>
+    </w:p>
+    <w:p>
+      <w:pPr>
+        <w:ind w:firstLine="720"/>
+      </w:pPr>
+    </w:p>
+    <w:p>
+      <w:pPr>
+        <w:ind w:firstLine="720"/>
+      </w:pPr>
+    </w:p>
+    <w:p>
+      <w:pPr>
+        <w:ind w:firstLine="720"/>
+      </w:pPr>
+      <w:r>
+        <w:t xml:space="preserve">Function in the gut-immune axis broadly involves host-driven immune mechanisms that confine the gut microbiome to the intestinal lumen, as well as microbial support for the immune system where the microbiome shapes immune system development in early life () and modulates white blood cell activity (). The immune system is also sensitive to temperature and is particularly affected by high temperatures (). Here, </w:t>
+      </w:r>
+      <w:r>
+        <w:t xml:space="preserve">evaluate whether </w:t>
+      </w:r>
+      <w:r>
+        <w:t xml:space="preserve">host immunity is associated with the gut microbiome’s relationship with temperature. </w:t>
+      </w:r>
+    </w:p>
+    <w:p>
+      <w:pPr>
+        <w:ind w:firstLine="720"/>
+      </w:pPr>
+    </w:p>
+    <w:p>
+      <w:pPr>
+        <w:ind w:firstLine="720"/>
+      </w:pPr>
+      <w:r>
+        <w:t xml:space="preserve">We measure host immunity using neopterin, a byproduct of macrophage activity stimulated by the </w:t>
       </w:r>
       <w:r>
         <w:t>T helper 1 (TH1) cellular immune response</w:t>
       </w:r>
       <w:r>
-        <w:t>. The gastrointestinal tract harbors the highest density of macrophages in the body, as they play a central role in the gut-immune axis ().  Macrophages limit systemic exposure to gut microbes by engulfing those that breach the epithelium (), and, in turn, gut microbes regulate macrophage activity through</w:t>
-      </w:r>
-      <w:r>
-        <w:t xml:space="preserve"> </w:t>
-      </w:r>
-      <w:r>
-        <w:t>microbially derived compounds such as short-chain fatty acids (SCFA) and lipopolysaccharides (LPS) (). Therefore, neopterin is likely a valuable indicator of intestinal immune activity and bidirectional interactions in the gut immune axis. Neopterin can also be measured in urine</w:t>
+        <w:t>. The gastrointestinal tract harbors the highest density of macrophages in the body, as they play a central role in the gut-immune axis ()</w:t>
+      </w:r>
+      <w:r>
+        <w:t xml:space="preserve"> by limiting </w:t>
+      </w:r>
+      <w:r>
+        <w:t>systemic exposure to gut m</w:t>
+      </w:r>
+      <w:r>
+        <w:t xml:space="preserve">icrobes and </w:t>
+      </w:r>
+      <w:r>
+        <w:t>regulat</w:t>
+      </w:r>
+      <w:r>
+        <w:t>ing</w:t>
+      </w:r>
+      <w:r>
+        <w:t xml:space="preserve"> macrophage activity through</w:t>
+      </w:r>
+      <w:r>
+        <w:t xml:space="preserve"> </w:t>
+      </w:r>
+      <w:r>
+        <w:t>microbially derived compounds such as short-chain fatty acids (SCFA) and lipopolysaccharides (LPS) ().</w:t>
+      </w:r>
+      <w:r>
+        <w:t xml:space="preserve"> </w:t>
+      </w:r>
+      <w:r>
+        <w:t>Therefore, neopterin is likely a valuable indicator of intestinal immune activity and bidirectional interactions in the gut</w:t>
+      </w:r>
+      <w:r>
+        <w:t>-</w:t>
+      </w:r>
+      <w:r>
+        <w:t>immune axis. Neopterin can also be measured in urine</w:t>
       </w:r>
       <w:r>
         <w:t xml:space="preserve"> ()</w:t>
       </w:r>
       <w:r>
-        <w:t>, making it an ideal choice for non-invasive field research, and is associated with gut microbiome composition in wild primates</w:t>
+        <w:t xml:space="preserve">, making it an ideal choice for non-invasive field research, and </w:t>
+      </w:r>
+      <w:r>
+        <w:t>has been</w:t>
+      </w:r>
+      <w:r>
+        <w:t xml:space="preserve"> associated with gut microbiome composition in wild primates</w:t>
       </w:r>
       <w:r>
         <w:t xml:space="preserve"> ()</w:t>
@@ -194,11 +421,36 @@
       <w:pPr>
         <w:ind w:firstLine="720"/>
       </w:pPr>
-      <w:r>
+    </w:p>
+    <w:p>
+      <w:pPr>
+        <w:ind w:firstLine="720"/>
+      </w:pPr>
+    </w:p>
+    <w:p>
+      <w:pPr>
+        <w:ind w:firstLine="720"/>
+      </w:pPr>
+    </w:p>
+    <w:p>
+      <w:pPr>
+        <w:ind w:firstLine="720"/>
+      </w:pPr>
+      <w:r>
+        <w:lastRenderedPageBreak/>
         <w:t>Ou</w:t>
       </w:r>
       <w:r>
-        <w:t xml:space="preserve">r study aims to (1) assess the influence of temperature on microbiome composition in a natural endotherm population and (2) examine the role of host immunity in shaping the microbiome's response to temperature. </w:t>
+        <w:t>r study aims to (1) assess the influence of temperature on microbiome composition in a natural endotherm population and (2) examine</w:t>
+      </w:r>
+      <w:r>
+        <w:t xml:space="preserve"> how gut microbiome response to temperature is related to </w:t>
+      </w:r>
+      <w:r>
+        <w:t>host immunity</w:t>
+      </w:r>
+      <w:r>
+        <w:t xml:space="preserve">. </w:t>
       </w:r>
       <w:r>
         <w:t>We collected fecal and urine samples from</w:t>
@@ -222,19 +474,46 @@
         <w:t>277</w:t>
       </w:r>
       <w:r>
-        <w:t>) to measure gut microbiome composition.</w:t>
-      </w:r>
-      <w:r>
-        <w:t xml:space="preserve"> </w:t>
-      </w:r>
-      <w:r>
-        <w:t xml:space="preserve"> Seasonality in tropical dry forests can be measured by rainfall, so our analyses account for rainfall to control for confounding ecological factors associated with season and better isolate the relationship between temperature and the gut microbiome.</w:t>
-      </w:r>
-      <w:r>
-        <w:t xml:space="preserve"> Each 16S sample was matched with the average neopterin concentration from urine samples collected within three days to examine the relationship between gut microbiome composition and short-term neopterin levels.</w:t>
-      </w:r>
-      <w:r>
-        <w:t xml:space="preserve"> </w:t>
+        <w:t>) to measure gut microbiome composition. Seasonality in tropical dry forests can be measured by rainfall, so our analyses account for rainfall to control for confounding ecological factors associated with season</w:t>
+      </w:r>
+      <w:r>
+        <w:t xml:space="preserve">. </w:t>
+      </w:r>
+      <w:r>
+        <w:t>We also account for dietary items that show a strong relationship with temperatur</w:t>
+      </w:r>
+      <w:r>
+        <w:t>e</w:t>
+      </w:r>
+      <w:r>
+        <w:t xml:space="preserve"> </w:t>
+      </w:r>
+      <w:r>
+        <w:t>to</w:t>
+      </w:r>
+      <w:r>
+        <w:t xml:space="preserve"> better isolate the relationship between temperature and the gut microbiome.</w:t>
+      </w:r>
+      <w:r>
+        <w:t xml:space="preserve"> Each 16S sample </w:t>
+      </w:r>
+      <w:r>
+        <w:t>is</w:t>
+      </w:r>
+      <w:r>
+        <w:t xml:space="preserve"> matched with the average neopterin concentration from urine samples collected within three days to examine the relationship between gut microbiome composition and neopterin </w:t>
+      </w:r>
+      <w:r>
+        <w:t>concentration</w:t>
+      </w:r>
+      <w:r>
+        <w:t>.</w:t>
+      </w:r>
+      <w:r>
+        <w:t xml:space="preserve"> </w:t>
+      </w:r>
+      <w:r>
+        <w:t xml:space="preserve">Air temperature was collected every 15 minutes and averaged 15 days before each fecal sample to evaluate how long-term temperature trends are associated with gut microbiome composition and host immunity. </w:t>
       </w:r>
       <w:r>
         <w:t>This study</w:t>
@@ -249,16 +528,22 @@
         <w:t>s</w:t>
       </w:r>
       <w:r>
-        <w:t xml:space="preserve"> the crucial role of temperature in shaping gut microbiome composition in endotherms and underscore</w:t>
-      </w:r>
-      <w:r>
-        <w:t>s</w:t>
-      </w:r>
-      <w:r>
-        <w:t xml:space="preserve"> the significance of host immunity in mediating the microbiome’s response to temperature. </w:t>
-      </w:r>
-      <w:r>
-        <w:t>By accounting for the role of host immunity in microbiome responses, we can better predict how wild animals will adapt to rising temperatures in a changing climate.</w:t>
+        <w:t xml:space="preserve"> the crucial role of temperature in shaping gut microbiome composition in endotherms and </w:t>
+      </w:r>
+      <w:r>
+        <w:t>illustrates</w:t>
+      </w:r>
+      <w:r>
+        <w:t xml:space="preserve"> </w:t>
+      </w:r>
+      <w:r>
+        <w:t xml:space="preserve">how temperature may affect the relationship between the gut microbiome and host immunity by impacting interactions in the gut-immune axis. </w:t>
+      </w:r>
+      <w:r>
+        <w:t xml:space="preserve">Our results also offer crucial insight into how rising temperatures due to climate change may affect wild animals through changes in the microbiome </w:t>
+      </w:r>
+      <w:r>
+        <w:t xml:space="preserve">and their relationship with host immunity. </w:t>
       </w:r>
     </w:p>
     <w:p/>
@@ -384,11 +669,7 @@
       </w:r>
       <w:proofErr w:type="spellEnd"/>
       <w:r>
-        <w:t xml:space="preserve"> Research project has collected daily behavioral and endocrine data on the </w:t>
-      </w:r>
-      <w:r>
-        <w:lastRenderedPageBreak/>
-        <w:t>three groups of white-faced capuchins since 2018. All individuals are individually identified and habituated to human presence.</w:t>
+        <w:t xml:space="preserve"> Research project has collected daily behavioral and endocrine data on the three groups of white-faced capuchins since 2018. All individuals are individually identified and habituated to human presence.</w:t>
       </w:r>
       <w:r>
         <w:t xml:space="preserve"> </w:t>
@@ -605,7 +886,11 @@
         <w:t>contaminated with soil or feces.</w:t>
       </w:r>
       <w:r>
-        <w:t xml:space="preserve"> Both fecal and urine samples were immediately stored in a</w:t>
+        <w:t xml:space="preserve"> Both fecal and urine samples were immediately stored in </w:t>
+      </w:r>
+      <w:r>
+        <w:lastRenderedPageBreak/>
+        <w:t>a</w:t>
       </w:r>
       <w:r>
         <w:t xml:space="preserve"> portable cooler and transferred to a -20°F freezer at the end of the</w:t>
@@ -1005,11 +1290,7 @@
         <w:t xml:space="preserve"> Evanston IL</w:t>
       </w:r>
       <w:r>
-        <w:t xml:space="preserve">. DNA was </w:t>
-      </w:r>
-      <w:r>
-        <w:lastRenderedPageBreak/>
-        <w:t xml:space="preserve">extracted from all samples using the </w:t>
+        <w:t xml:space="preserve">. DNA was extracted from all samples using the </w:t>
       </w:r>
       <w:proofErr w:type="spellStart"/>
       <w:r>
@@ -1268,7 +1549,11 @@
         <w:fldChar w:fldCharType="end"/>
       </w:r>
       <w:r>
-        <w:t xml:space="preserve"> via the q2-dada2 pipeline. DADA2 </w:t>
+        <w:t xml:space="preserve"> </w:t>
+      </w:r>
+      <w:r>
+        <w:lastRenderedPageBreak/>
+        <w:t xml:space="preserve">via the q2-dada2 pipeline. DADA2 </w:t>
       </w:r>
       <w:r>
         <w:t>infers Amplicon Sequence Variants (ASVs) by identifying exact sequences</w:t>
@@ -1487,11 +1772,166 @@
         <w:t xml:space="preserve">Each gut microbiome sample was matched with relevant metadata to facilitate subsequent analyses. Microbiome samples were paired with the average neopterin value from a 7-day window, encompassing three days before, the day of, and three days after sample collection. Even though changes in neopterin can happen quickly (within 2-4 days) in capuchin species </w:t>
       </w:r>
       <w:r>
+        <w:fldChar w:fldCharType="begin"/>
+      </w:r>
+      <w:r>
+        <w:instrText xml:space="preserve"> ADDIN ZOTERO_ITEM CSL_CITATION {"citationID":"LpcklZBr","properties":{"formattedCitation":"(Lucore et al., 2022)","plainCitation":"(Lucore et al., 2022)","noteIndex":0},"citationItems":[{"id":267,"uris":["http://zotero.org/users/13901503/items/PQLSPHRJ"],"itemData":{"id":267,"type":"article-journal","abstract":"Non-invasive health monitoring is advantageous for wild and captive primate populations because it reduces the need for traditional invasive techniques (i.e. anesthetization) that can be stressful and potentially harmful for individuals. The biomarker neopterin is an emerging tool in primatology to measure immune activation and immunosenescence, however, most neopterin studies have focused on catarrhine species with little comparative work examining neopterin and health in platyrrhines. To address this gap, we validated a commercially available enzyme-linked immunosorbent assay (ELISA) to measure urinary neopterin in two types of capuchin monkeys, a wild population of white-faced capuchins (Cebus imitator) and a socially housed captive colony of tufted capuchins (Sapajus apella). We analytically validated methods for measuring urinary neopterin in two capuchin populations and demonstrated that two commonly-used methods to control for urine concentration –creatinine and specific gravity (SG)– produced highly concordant results. We also biologically validated these methods by examining variation in neopterin levels based on environment (captive and wild) and age, and changes in levels associated with immune-response. We found that neopterin increased after immune perturbation (rabies vaccine booster), varied by environmental condition, and mirrored expected trends in immune system ontogeny. Our results improve understanding of the innate immune system in platyrrhine species and suggest neopterin may be useful for non-invasive health monitoring in both captive and wild primates.","container-title":"Frontiers in Veterinary Science","DOI":"10.3389/fvets.2022.918036","ISSN":"2297-1769","journalAbbreviation":"Front. Vet. Sci.","language":"English","note":"publisher: Frontiers","source":"Frontiers","title":"Validating Urinary Neopterin as a Biomarker of Immune Response in Captive and Wild Capuchin Monkeys","URL":"https://www.frontiersin.org/articles/10.3389/fvets.2022.918036","volume":"9","author":[{"family":"Lucore","given":"Jordan M."},{"family":"Marshall","given":"Andrew J."},{"family":"Brosnan","given":"Sarah F."},{"family":"Benítez","given":"Marcela E."}],"accessed":{"date-parts":[["2024",4,1]]},"issued":{"date-parts":[["2022",7,13]]}}}],"schema":"https://github.com/citation-style-language/schema/raw/master/csl-citation.json"} </w:instrText>
+      </w:r>
+      <w:r>
+        <w:fldChar w:fldCharType="separate"/>
+      </w:r>
+      <w:r>
+        <w:rPr>
+          <w:noProof/>
+        </w:rPr>
+        <w:t>(Lucore et al., 2022)</w:t>
+      </w:r>
+      <w:r>
+        <w:fldChar w:fldCharType="end"/>
+      </w:r>
+      <w:r>
+        <w:t xml:space="preserve">, neopterin in the </w:t>
+      </w:r>
+      <w:proofErr w:type="spellStart"/>
+      <w:r>
+        <w:t>Taboga</w:t>
+      </w:r>
+      <w:proofErr w:type="spellEnd"/>
+      <w:r>
+        <w:t xml:space="preserve"> capuchins appeared stable over 14 days (fig s).  Therefore, our chosen time window provided a general measure of immune performance associated with the microbiome composition, enabling us to assess the relationship between the two. Maximum temperature (collected every 15 minutes) was averaged 15 days before sample collection. This time frame allowed us to evaluate the relationship between the microbiome and long-term trends in temperature. This temperature predictor as also been associated with changes in immune performance in this population </w:t>
+      </w:r>
+      <w:r>
+        <w:fldChar w:fldCharType="begin"/>
+      </w:r>
+      <w:r>
+        <w:instrText xml:space="preserve"> ADDIN ZOTERO_ITEM CSL_CITATION {"citationID":"5XvGEW0Y","properties":{"formattedCitation":"(Lucore et al., 2024)","plainCitation":"(Lucore et al., 2024)","noteIndex":0},"citationItems":[{"id":1689,"uris":["http://zotero.org/users/13901503/items/2TJCS3UQ"],"itemData":{"id":1689,"type":"article-journal","abstract":"Rising temperatures due to climate change are predicted to threaten the persistence of wild animals, but there is little evidence that climate change has pushed species beyond their thermal tolerance. The immune system is an ideal avenue to assess the effects of climate change because immune performance is sensitive to changes in temperature and immune competency can affect reproductive success. We investigate the effect of rising temperatures on a biomarker of nonspecific immune performance in a wild population of capuchin monkeys and provide compelling evidence that immune performance is associated with ambient temperature. Critically, we found that immune performance in young individuals is more sensitive to high temperatures compared to other age groups. Coupled with evidence of rising temperatures in the region, our results offer insight into how climate change will affect the immune system of wild mammals.","container-title":"Science Advances","DOI":"10.1126/sciadv.adq6629","issue":"48","note":"publisher: American Association for the Advancement of Science","page":"eadq6629","source":"www-science-org.proxy.lib.umich.edu (Atypon)","title":"High temperatures are associated with decreased immune system performance in a wild primate","volume":"10","author":[{"family":"Lucore","given":"Jordan M."},{"family":"Beehner","given":"Jacinta C."},{"family":"White","given":"Amy F."},{"family":"Sinclair","given":"Lorena F."},{"family":"Martins","given":"Vasco Alexandre"},{"family":"Kovalaskas","given":"Sarah A."},{"family":"Ordoñez","given":"Juan Carlos"},{"family":"Bergman","given":"Thore J."},{"family":"Benítez","given":"Marcela E."},{"family":"Marshall","given":"Andrew J."}],"issued":{"date-parts":[["2024",11,29]]}}}],"schema":"https://github.com/citation-style-language/schema/raw/master/csl-citation.json"} </w:instrText>
+      </w:r>
+      <w:r>
+        <w:fldChar w:fldCharType="separate"/>
+      </w:r>
+      <w:r>
+        <w:rPr>
+          <w:noProof/>
+        </w:rPr>
+        <w:t>(Lucore et al., 2024)</w:t>
+      </w:r>
+      <w:r>
+        <w:fldChar w:fldCharType="end"/>
+      </w:r>
+      <w:r>
+        <w:t xml:space="preserve">. </w:t>
+      </w:r>
+    </w:p>
+    <w:p>
+      <w:pPr>
+        <w:ind w:firstLine="720"/>
+      </w:pPr>
+      <w:r>
+        <w:t xml:space="preserve">Each gut microbiome sample was also paired with all diet observations from the same individual within two weeks before sample collection, following time frames used in previous white-faced capuchin gut microbiome studies </w:t>
+      </w:r>
+      <w:r>
+        <w:fldChar w:fldCharType="begin"/>
+      </w:r>
+      <w:r>
+        <w:instrText xml:space="preserve"> ADDIN ZOTERO_ITEM CSL_CITATION {"citationID":"JR1jMbxd","properties":{"formattedCitation":"(E. K. Mallott et al., 2018; Orkin et al., 2019)","plainCitation":"(E. K. Mallott et al., 2018; Orkin et al., 2019)","noteIndex":0},"citationItems":[{"id":1636,"uris":["http://zotero.org/users/13901503/items/5NZP9HX7"],"itemData":{"id":1636,"type":"article-journal","abstract":"Objectives Invertebrate consumption is thought to be an integral part of early hominin diets, and many modern human populations regularly consume insects and other arthropods. This study examines the response of gut microbial community structure and function to changes in diet in wild white-faced capuchins (Cebus capucinus), a primate that incorporates a large proportion of invertebrates in its diet. The goal of the study is to better understand the role of both fruit and invertebrate prey consumption on shaping primate gut microbiomes. Materials and methods Fecal samples (n = 169) and dietary data were collected over 12 months. The V3-V5 region of microbial 16S rRNA genes was amplified and sequenced. The IM-TORNADO pipeline was used to analyze sequences. Results White-faced capuchin gut bacterial communities were characterized primarily by Firmicutes (41.6%) and Proteobacteria (39.2%). There was a significant relationship between the invertebrate diet composition of individual capuchins and their gut microbiome composition. However, there was no relationship between the fruit diet composition of individual capuchins and their gut microbiome composition, even when examining multiple timescales. Discussion The results of our study indicate that there is a stronger relationship between gut microbial community structure and invertebrate diet composition than between gut microbial community structure and fruit consumption. As invertebrates and other animal prey play an important role in the diet of many primates, these results give important insight into the role of faunivory in shaping the evolution of host-microbe interactions in primates.","container-title":"American Journal of Physical Anthropology","DOI":"10.1002/ajpa.23395","ISSN":"1096-8644","issue":"3","language":"en","note":"_eprint: https://onlinelibrary.wiley.com/doi/pdf/10.1002/ajpa.23395","page":"576-588","source":"Wiley Online Library","title":"Influence of fruit and invertebrate consumption on the gut microbiota of wild white-faced capuchins (Cebus capucinus)","volume":"165","author":[{"family":"Mallott","given":"Elizabeth K."},{"family":"Amato","given":"Katherine R."},{"family":"Garber","given":"Paul A."},{"family":"Malhi","given":"Ripan S."}],"issued":{"date-parts":[["2018"]]}}},{"id":700,"uris":["http://zotero.org/users/13901503/items/HCYVY6PR"],"itemData":{"id":700,"type":"article-journal","abstract":"Research on the gut microbiota of free-ranging mammals is offering new insights into dietary ecology. However, for free-ranging primates, little information is available for how microbiomes are influenced by ecological variation through time. Primates inhabiting seasonal tropical dry forests undergo seasonally specific decreases in food abundance and water availability, which have been linked to adverse health effects. Throughout the course of a seasonal transition in 2014, we collected fecal samples from three social groups of free-ranging white-faced capuchin monkeys (Cebus capucinus imitator) in Sector Santa Rosa, Área de Conservación Guanacaste, Costa Rica. 16S rRNA sequencing data reveal that unlike other primates, the white-faced capuchin monkey gut is dominated by Bifidobacterium and Streptococcus. Linear mixed effects models indicate that abundances of these genera are associated with fluctuating availability and consumption of fruit and arthropods, whereas beta diversity clusters by rainfall season. Whole shotgun metagenomics revealed that the capuchin gut is dominated by carbohydrate-binding modules associated with digestion of plant polysaccharides and chitin, matching seasonal dietary patterns. We conclude that rainfall and diet are associated with the diversity, composition, and function of the capuchin gut microbiome. Additionally, microbial fluctuations are likely contributing to nutrient uptake and the health of wild primate populations.","container-title":"The ISME Journal","DOI":"10.1038/s41396-018-0256-0","ISSN":"1751-7362","issue":"1","journalAbbreviation":"The ISME Journal","page":"183-196","source":"Silverchair","title":"Seasonality of the gut microbiota of free-ranging white-faced capuchins in a tropical dry forest","volume":"13","author":[{"family":"Orkin","given":"Joseph D"},{"family":"Campos","given":"Fernando A"},{"family":"Myers","given":"Monica S"},{"family":"Cheves Hernandez","given":"Saul E"},{"family":"Guadamuz","given":"Adrián"},{"family":"Melin","given":"Amanda D"}],"issued":{"date-parts":[["2019",1,1]]}}}],"schema":"https://github.com/citation-style-language/schema/raw/master/csl-citation.json"} </w:instrText>
+      </w:r>
+      <w:r>
+        <w:fldChar w:fldCharType="separate"/>
+      </w:r>
+      <w:r>
+        <w:rPr>
+          <w:noProof/>
+        </w:rPr>
+        <w:t>(E. K. Mallott et al., 2018; Orkin et al., 2019)</w:t>
+      </w:r>
+      <w:r>
+        <w:fldChar w:fldCharType="end"/>
+      </w:r>
+      <w:r>
+        <w:t xml:space="preserve">. Diet diversity was quantified by modeling diet richness (i.e. the total number of unique food items recorded) as a function of the total number of feeding observations. The residuals were used as a measure of diet diversity, with negative values indicating lower-than-expected diversity and positive values indicating higher-than-expected diversity </w:t>
+      </w:r>
+      <w:r>
+        <w:fldChar w:fldCharType="begin"/>
+      </w:r>
+      <w:r>
+        <w:instrText xml:space="preserve"> ADDIN ZOTERO_ITEM CSL_CITATION {"citationID":"KgDJiC4b","properties":{"formattedCitation":"(Marshall et al., 2021)","plainCitation":"(Marshall et al., 2021)","noteIndex":0},"citationItems":[{"id":1724,"uris":["http://zotero.org/users/13901503/items/VWJDBSPR"],"itemData":{"id":1724,"type":"article-journal","abstract":"The endemic Bornean tufted ground squirrel, Rheithrosciurus macrotis, has attracted great interest among biologists and the public recently. Nevertheless, we lack information about the most basic aspects of its biology. Here we present the first empirical data on the feeding ecology of tufted ground squirrels and use data from 81 sympatric mammalian and avian vertebrates to place it within a broad comparative context. Rheithrosciurus macrotis is a seed predator and shows much more extreme ecological specialisation than any other vertebrate, feeding on a far smaller subset of available plant foods and demonstrating a greater reliance on a single plant species—Canarium decumanum. Our results suggest that R. macrotis plays an important, previously unknown role in the ecology of Bornean lowland forests and highlight how much we have yet to learn about the fauna inhabiting some of the most diverse, and most severely threatened, ecosystems on the planet.","container-title":"Raffles Bulletin of Zoology","DOI":"10.26107/RBZ-2021-0067","ISSN":"0217-2445","language":"en","note":"publisher: Lee Kong Chian Natural History Museum","page":"497506","source":"DOI.org (Datacite)","title":"Extreme ecological specialisation in a rainforest mammal, the Bornean tufted ground squirrel, Rheithrosciurus macrotis Gray, 1857","volume":"69","author":[{"family":"Marshall","given":"Andrew J."},{"family":"Meijaard","given":"Erik"},{"family":"Leighton","given":"Mark"}],"issued":{"date-parts":[["2021"]]}}}],"schema":"https://github.com/citation-style-language/schema/raw/master/csl-citation.json"} </w:instrText>
+      </w:r>
+      <w:r>
+        <w:fldChar w:fldCharType="separate"/>
+      </w:r>
+      <w:r>
+        <w:rPr>
+          <w:noProof/>
+        </w:rPr>
+        <w:t>(Marshall et al., 2021)</w:t>
+      </w:r>
+      <w:r>
+        <w:fldChar w:fldCharType="end"/>
+      </w:r>
+      <w:r>
+        <w:t>. Percent consumption of each food type was calculated by dividing the total number of feeding observations for each food category (animal, flower, fruit, fungi, insect, leaves, nectar, nurse, pith, seeds) by the total number of feeding observations. Each food type was then plotted against temperature to identify diet categories that vary with temperature to control for these factors when assessing the direct effect of temperature on the microbiome.</w:t>
+      </w:r>
+      <w:r>
+        <w:t xml:space="preserve"> </w:t>
+      </w:r>
+      <w:r>
+        <w:t xml:space="preserve">Percent fruit consumption </w:t>
+      </w:r>
+      <w:r>
         <w:lastRenderedPageBreak/>
+        <w:t xml:space="preserve">was found to have a strong, positive relationship with temperature (fig s) and is controlled for in our subsequent analyses. </w:t>
+      </w:r>
+    </w:p>
+    <w:p/>
+    <w:p>
+      <w:pPr>
+        <w:rPr>
+          <w:u w:val="single"/>
+        </w:rPr>
+      </w:pPr>
+      <w:r>
+        <w:rPr>
+          <w:u w:val="single"/>
+        </w:rPr>
+        <w:t xml:space="preserve">Community </w:t>
+      </w:r>
+      <w:r>
+        <w:rPr>
+          <w:u w:val="single"/>
+        </w:rPr>
+        <w:t>f</w:t>
+      </w:r>
+      <w:r>
+        <w:rPr>
+          <w:u w:val="single"/>
+        </w:rPr>
+        <w:t xml:space="preserve">eature </w:t>
+      </w:r>
+      <w:r>
+        <w:rPr>
+          <w:u w:val="single"/>
+        </w:rPr>
+        <w:t>generation and temperature a</w:t>
+      </w:r>
+      <w:r>
+        <w:rPr>
+          <w:u w:val="single"/>
+        </w:rPr>
+        <w:t>nalysis</w:t>
+      </w:r>
+    </w:p>
+    <w:p>
+      <w:pPr>
+        <w:ind w:firstLine="720"/>
+      </w:pPr>
+      <w:r>
+        <w:t xml:space="preserve">To evaluate how community composition is related to temperature, we generated metrics of alpha and beta diversity. Since rarefaction to account for differences in sequencing depth (i.e. choosing a fixed sequencing depth and randomly subsampling all samples to that depth) is strongly discouraged because it discards valuable data </w:t>
+      </w:r>
+      <w:r>
         <w:fldChar w:fldCharType="begin"/>
       </w:r>
       <w:r>
-        <w:instrText xml:space="preserve"> ADDIN ZOTERO_ITEM CSL_CITATION {"citationID":"LpcklZBr","properties":{"formattedCitation":"(Lucore et al., 2022)","plainCitation":"(Lucore et al., 2022)","noteIndex":0},"citationItems":[{"id":267,"uris":["http://zotero.org/users/13901503/items/PQLSPHRJ"],"itemData":{"id":267,"type":"article-journal","abstract":"Non-invasive health monitoring is advantageous for wild and captive primate populations because it reduces the need for traditional invasive techniques (i.e. anesthetization) that can be stressful and potentially harmful for individuals. The biomarker neopterin is an emerging tool in primatology to measure immune activation and immunosenescence, however, most neopterin studies have focused on catarrhine species with little comparative work examining neopterin and health in platyrrhines. To address this gap, we validated a commercially available enzyme-linked immunosorbent assay (ELISA) to measure urinary neopterin in two types of capuchin monkeys, a wild population of white-faced capuchins (Cebus imitator) and a socially housed captive colony of tufted capuchins (Sapajus apella). We analytically validated methods for measuring urinary neopterin in two capuchin populations and demonstrated that two commonly-used methods to control for urine concentration –creatinine and specific gravity (SG)– produced highly concordant results. We also biologically validated these methods by examining variation in neopterin levels based on environment (captive and wild) and age, and changes in levels associated with immune-response. We found that neopterin increased after immune perturbation (rabies vaccine booster), varied by environmental condition, and mirrored expected trends in immune system ontogeny. Our results improve understanding of the innate immune system in platyrrhine species and suggest neopterin may be useful for non-invasive health monitoring in both captive and wild primates.","container-title":"Frontiers in Veterinary Science","DOI":"10.3389/fvets.2022.918036","ISSN":"2297-1769","journalAbbreviation":"Front. Vet. Sci.","language":"English","note":"publisher: Frontiers","source":"Frontiers","title":"Validating Urinary Neopterin as a Biomarker of Immune Response in Captive and Wild Capuchin Monkeys","URL":"https://www.frontiersin.org/articles/10.3389/fvets.2022.918036","volume":"9","author":[{"family":"Lucore","given":"Jordan M."},{"family":"Marshall","given":"Andrew J."},{"family":"Brosnan","given":"Sarah F."},{"family":"Benítez","given":"Marcela E."}],"accessed":{"date-parts":[["2024",4,1]]},"issued":{"date-parts":[["2022",7,13]]}}}],"schema":"https://github.com/citation-style-language/schema/raw/master/csl-citation.json"} </w:instrText>
+        <w:instrText xml:space="preserve"> ADDIN ZOTERO_ITEM CSL_CITATION {"citationID":"POfAwNZ4","properties":{"formattedCitation":"(McMurdie &amp; Holmes, 2014)","plainCitation":"(McMurdie &amp; Holmes, 2014)","noteIndex":0},"citationItems":[{"id":788,"uris":["http://zotero.org/users/13901503/items/M7YBHN37"],"itemData":{"id":788,"type":"article-journal","abstract":"Current practice in the normalization of microbiome count data is inefficient in the statistical sense. For apparently historical reasons, the common approach is either to use simple proportions (which does not address heteroscedasticity) or to use rarefying of counts, even though both of these approaches are inappropriate for detection of differentially abundant species. Well-established statistical theory is available that simultaneously accounts for library size differences and biological variability using an appropriate mixture model. Moreover, specific implementations for DNA sequencing read count data (based on a Negative Binomial model for instance) are already available in RNA-Seq focused R packages such as edgeR and DESeq. Here we summarize the supporting statistical theory and use simulations and empirical data to demonstrate substantial improvements provided by a relevant mixture model framework over simple proportions or rarefying. We show how both proportions and rarefied counts result in a high rate of false positives in tests for species that are differentially abundant across sample classes. Regarding microbiome sample-wise clustering, we also show that the rarefying procedure often discards samples that can be accurately clustered by alternative methods. We further compare different Negative Binomial methods with a recently-described zero-inflated Gaussian mixture, implemented in a package called metagenomeSeq. We find that metagenomeSeq performs well when there is an adequate number of biological replicates, but it nevertheless tends toward a higher false positive rate. Based on these results and well-established statistical theory, we advocate that investigators avoid rarefying altogether. We have provided microbiome-specific extensions to these tools in the R package, phyloseq.","container-title":"PLOS Computational Biology","DOI":"10.1371/journal.pcbi.1003531","ISSN":"1553-7358","issue":"4","journalAbbreviation":"PLOS Computational Biology","language":"en","note":"publisher: Public Library of Science","page":"e1003531","source":"PLoS Journals","title":"Waste Not, Want Not: Why Rarefying Microbiome Data Is Inadmissible","title-short":"Waste Not, Want Not","volume":"10","author":[{"family":"McMurdie","given":"Paul J."},{"family":"Holmes","given":"Susan"}],"issued":{"date-parts":[["2014",4,3]]}}}],"schema":"https://github.com/citation-style-language/schema/raw/master/csl-citation.json"} </w:instrText>
       </w:r>
       <w:r>
         <w:fldChar w:fldCharType="separate"/>
@@ -1500,27 +1940,51 @@
         <w:rPr>
           <w:noProof/>
         </w:rPr>
-        <w:t>(Lucore et al., 2022)</w:t>
+        <w:t>(McMurdie &amp; Holmes, 2014)</w:t>
       </w:r>
       <w:r>
         <w:fldChar w:fldCharType="end"/>
       </w:r>
       <w:r>
-        <w:t xml:space="preserve">, neopterin in the </w:t>
-      </w:r>
-      <w:proofErr w:type="spellStart"/>
-      <w:r>
-        <w:t>Taboga</w:t>
-      </w:r>
-      <w:proofErr w:type="spellEnd"/>
-      <w:r>
-        <w:t xml:space="preserve"> capuchins appeared stable over 14 days (fig s).  Therefore, our chosen time window provided a general measure of immune performance associated with the microbiome composition, enabling us to assess the relationship between the two. Maximum temperature (collected every 15 minutes) was averaged 15 days before sample collection. This time frame allowed us to evaluate the relationship between the microbiome and long-term trends in temperature. This temperature predictor as also been associated with changes in immune performance in this population </w:t>
+        <w:t>, we used alternative methods to leverage the full dataset. All subsequent analyses were performed using R v4.3.1.</w:t>
+      </w:r>
+    </w:p>
+    <w:p>
+      <w:pPr>
+        <w:ind w:firstLine="720"/>
+      </w:pPr>
+      <w:r>
+        <w:t xml:space="preserve">To measure alpha diversity, we calculated two widely used indices: Shannon’s diversity index (which accounts for both ASV richness and evenness) and observed richness (the total number of ASVs in a sample) using the </w:t>
+      </w:r>
+      <w:proofErr w:type="spellStart"/>
+      <w:r>
+        <w:t>estimate_richness</w:t>
+      </w:r>
+      <w:proofErr w:type="spellEnd"/>
+      <w:r>
+        <w:t>() function from the {</w:t>
+      </w:r>
+      <w:proofErr w:type="spellStart"/>
+      <w:r>
+        <w:t>phyloseq</w:t>
+      </w:r>
+      <w:proofErr w:type="spellEnd"/>
+      <w:r>
+        <w:t>} package. To measure beta diversity (i.e. community dissimilarity between samples), we generated Aitchison distances by computing the Euclidean distance between pairwise samples after performing a centered log-ratio (</w:t>
+      </w:r>
+      <w:proofErr w:type="spellStart"/>
+      <w:r>
+        <w:t>clr</w:t>
+      </w:r>
+      <w:proofErr w:type="spellEnd"/>
+      <w:r>
+        <w:t xml:space="preserve">) transformation on the raw count data </w:t>
       </w:r>
       <w:r>
         <w:fldChar w:fldCharType="begin"/>
       </w:r>
       <w:r>
-        <w:instrText xml:space="preserve"> ADDIN ZOTERO_ITEM CSL_CITATION {"citationID":"5XvGEW0Y","properties":{"formattedCitation":"(Lucore et al., 2024)","plainCitation":"(Lucore et al., 2024)","noteIndex":0},"citationItems":[{"id":1689,"uris":["http://zotero.org/users/13901503/items/2TJCS3UQ"],"itemData":{"id":1689,"type":"article-journal","abstract":"Rising temperatures due to climate change are predicted to threaten the persistence of wild animals, but there is little evidence that climate change has pushed species beyond their thermal tolerance. The immune system is an ideal avenue to assess the effects of climate change because immune performance is sensitive to changes in temperature and immune competency can affect reproductive success. We investigate the effect of rising temperatures on a biomarker of nonspecific immune performance in a wild population of capuchin monkeys and provide compelling evidence that immune performance is associated with ambient temperature. Critically, we found that immune performance in young individuals is more sensitive to high temperatures compared to other age groups. Coupled with evidence of rising temperatures in the region, our results offer insight into how climate change will affect the immune system of wild mammals.","container-title":"Science Advances","DOI":"10.1126/sciadv.adq6629","issue":"48","note":"publisher: American Association for the Advancement of Science","page":"eadq6629","source":"www-science-org.proxy.lib.umich.edu (Atypon)","title":"High temperatures are associated with decreased immune system performance in a wild primate","volume":"10","author":[{"family":"Lucore","given":"Jordan M."},{"family":"Beehner","given":"Jacinta C."},{"family":"White","given":"Amy F."},{"family":"Sinclair","given":"Lorena F."},{"family":"Martins","given":"Vasco Alexandre"},{"family":"Kovalaskas","given":"Sarah A."},{"family":"Ordoñez","given":"Juan Carlos"},{"family":"Bergman","given":"Thore J."},{"family":"Benítez","given":"Marcela E."},{"family":"Marshall","given":"Andrew J."}],"issued":{"date-parts":[["2024",11,29]]}}}],"schema":"https://github.com/citation-style-language/schema/raw/master/csl-citation.json"} </w:instrText>
+        <w:instrText xml:space="preserve"> ADDIN ZOTERO_ITEM CSL_CITATION {"citationID":"rslhHr6V","properties":{"formattedCitation":"(Aitchison &amp; Greenacre, 2002)","plainCitation":"(Aitchison &amp; Greenacre, 2002)","noteIndex":0},"citationItems":[{"id":1678,"uris":["http://zotero.org/users/13901503/items/MSZDHDQF"],"itemData":{"id":1678,"type":"article-journal","abstract":"The singular value decomposition and its interpretation as a linear biplot have proved to be a powerful tool for analysing many forms of multivariate data. Here we adapt biplot methodology to the specific case of compositional data consisting of positive vectors each of which is constrained to have unit sum. These relative variation biplots have properties relating to the special features of compositional data: the study of ratios, subcompositions and models of compositional relationships. The methodology is applied to a data set consisting of six-part colour compositions in 22 abstract paintings, showing how the singular value decomposition can achieve an accurate biplot of the colour ratios and how possible models interrelating the colours can be diagnosed.","container-title":"Journal of the Royal Statistical Society Series C: Applied Statistics","DOI":"10.1111/1467-9876.00275","ISSN":"0035-9254","issue":"4","journalAbbreviation":"Journal of the Royal Statistical Society Series C: Applied Statistics","page":"375-392","source":"Silverchair","title":"Biplots of Compositional Data","volume":"51","author":[{"family":"Aitchison","given":"John"},{"family":"Greenacre","given":"Michael"}],"issued":{"date-parts":[["2002",10,1]]}}}],"schema":"https://github.com/citation-style-language/schema/raw/master/csl-citation.json"} </w:instrText>
       </w:r>
       <w:r>
         <w:fldChar w:fldCharType="separate"/>
@@ -1529,48 +1993,106 @@
         <w:rPr>
           <w:noProof/>
         </w:rPr>
-        <w:t>(Lucore et al., 2024)</w:t>
+        <w:t>(Aitchison &amp; Greenacre, 2002)</w:t>
       </w:r>
       <w:r>
         <w:fldChar w:fldCharType="end"/>
       </w:r>
       <w:r>
-        <w:t xml:space="preserve">. </w:t>
-      </w:r>
-    </w:p>
-    <w:p>
-      <w:pPr>
-        <w:ind w:firstLine="720"/>
-      </w:pPr>
-      <w:r>
-        <w:t xml:space="preserve">Each gut microbiome sample was also paired with all diet observations from the same individual within two weeks before sample collection, following time frames used in previous white-faced capuchin gut microbiome studies </w:t>
+        <w:t xml:space="preserve">. A pseudo count was added to all zeros before the </w:t>
+      </w:r>
+      <w:proofErr w:type="spellStart"/>
+      <w:r>
+        <w:t>clr</w:t>
+      </w:r>
+      <w:proofErr w:type="spellEnd"/>
+      <w:r>
+        <w:t xml:space="preserve"> transformation using the </w:t>
+      </w:r>
+      <w:proofErr w:type="spellStart"/>
+      <w:r>
+        <w:t>cmultRepl</w:t>
+      </w:r>
+      <w:proofErr w:type="spellEnd"/>
+      <w:r>
+        <w:t xml:space="preserve">() function </w:t>
+      </w:r>
+      <w:r>
+        <w:t>from the</w:t>
+      </w:r>
+      <w:r>
+        <w:t xml:space="preserve"> </w:t>
+      </w:r>
+      <w:r>
+        <w:t>{</w:t>
+      </w:r>
+      <w:proofErr w:type="spellStart"/>
+      <w:r>
+        <w:t>zCompositions</w:t>
+      </w:r>
+      <w:proofErr w:type="spellEnd"/>
+      <w:r>
+        <w:t xml:space="preserve">} package, which uses </w:t>
+      </w:r>
+      <w:r>
+        <w:t>Bayesian-multiplicative replacement</w:t>
+      </w:r>
+      <w:r>
+        <w:t xml:space="preserve"> to </w:t>
+      </w:r>
+      <w:r>
+        <w:t xml:space="preserve">preserve the structure of the data and minimizes distortion compared to adding a fixed </w:t>
+      </w:r>
+      <w:r>
+        <w:t xml:space="preserve">value </w:t>
       </w:r>
       <w:r>
         <w:fldChar w:fldCharType="begin"/>
       </w:r>
       <w:r>
-        <w:instrText xml:space="preserve"> ADDIN ZOTERO_ITEM CSL_CITATION {"citationID":"JR1jMbxd","properties":{"formattedCitation":"(E. K. Mallott et al., 2018; Orkin et al., 2019)","plainCitation":"(E. K. Mallott et al., 2018; Orkin et al., 2019)","noteIndex":0},"citationItems":[{"id":1636,"uris":["http://zotero.org/users/13901503/items/5NZP9HX7"],"itemData":{"id":1636,"type":"article-journal","abstract":"Objectives Invertebrate consumption is thought to be an integral part of early hominin diets, and many modern human populations regularly consume insects and other arthropods. This study examines the response of gut microbial community structure and function to changes in diet in wild white-faced capuchins (Cebus capucinus), a primate that incorporates a large proportion of invertebrates in its diet. The goal of the study is to better understand the role of both fruit and invertebrate prey consumption on shaping primate gut microbiomes. Materials and methods Fecal samples (n = 169) and dietary data were collected over 12 months. The V3-V5 region of microbial 16S rRNA genes was amplified and sequenced. The IM-TORNADO pipeline was used to analyze sequences. Results White-faced capuchin gut bacterial communities were characterized primarily by Firmicutes (41.6%) and Proteobacteria (39.2%). There was a significant relationship between the invertebrate diet composition of individual capuchins and their gut microbiome composition. However, there was no relationship between the fruit diet composition of individual capuchins and their gut microbiome composition, even when examining multiple timescales. Discussion The results of our study indicate that there is a stronger relationship between gut microbial community structure and invertebrate diet composition than between gut microbial community structure and fruit consumption. As invertebrates and other animal prey play an important role in the diet of many primates, these results give important insight into the role of faunivory in shaping the evolution of host-microbe interactions in primates.","container-title":"American Journal of Physical Anthropology","DOI":"10.1002/ajpa.23395","ISSN":"1096-8644","issue":"3","language":"en","note":"_eprint: https://onlinelibrary.wiley.com/doi/pdf/10.1002/ajpa.23395","page":"576-588","source":"Wiley Online Library","title":"Influence of fruit and invertebrate consumption on the gut microbiota of wild white-faced capuchins (Cebus capucinus)","volume":"165","author":[{"family":"Mallott","given":"Elizabeth K."},{"family":"Amato","given":"Katherine R."},{"family":"Garber","given":"Paul A."},{"family":"Malhi","given":"Ripan S."}],"issued":{"date-parts":[["2018"]]}}},{"id":700,"uris":["http://zotero.org/users/13901503/items/HCYVY6PR"],"itemData":{"id":700,"type":"article-journal","abstract":"Research on the gut microbiota of free-ranging mammals is offering new insights into dietary ecology. However, for free-ranging primates, little information is available for how microbiomes are influenced by ecological variation through time. Primates inhabiting seasonal tropical dry forests undergo seasonally specific decreases in food abundance and water availability, which have been linked to adverse health effects. Throughout the course of a seasonal transition in 2014, we collected fecal samples from three social groups of free-ranging white-faced capuchin monkeys (Cebus capucinus imitator) in Sector Santa Rosa, Área de Conservación Guanacaste, Costa Rica. 16S rRNA sequencing data reveal that unlike other primates, the white-faced capuchin monkey gut is dominated by Bifidobacterium and Streptococcus. Linear mixed effects models indicate that abundances of these genera are associated with fluctuating availability and consumption of fruit and arthropods, whereas beta diversity clusters by rainfall season. Whole shotgun metagenomics revealed that the capuchin gut is dominated by carbohydrate-binding modules associated with digestion of plant polysaccharides and chitin, matching seasonal dietary patterns. We conclude that rainfall and diet are associated with the diversity, composition, and function of the capuchin gut microbiome. Additionally, microbial fluctuations are likely contributing to nutrient uptake and the health of wild primate populations.","container-title":"The ISME Journal","DOI":"10.1038/s41396-018-0256-0","ISSN":"1751-7362","issue":"1","journalAbbreviation":"The ISME Journal","page":"183-196","source":"Silverchair","title":"Seasonality of the gut microbiota of free-ranging white-faced capuchins in a tropical dry forest","volume":"13","author":[{"family":"Orkin","given":"Joseph D"},{"family":"Campos","given":"Fernando A"},{"family":"Myers","given":"Monica S"},{"family":"Cheves Hernandez","given":"Saul E"},{"family":"Guadamuz","given":"Adrián"},{"family":"Melin","given":"Amanda D"}],"issued":{"date-parts":[["2019",1,1]]}}}],"schema":"https://github.com/citation-style-language/schema/raw/master/csl-citation.json"} </w:instrText>
+        <w:instrText xml:space="preserve"> ADDIN ZOTERO_ITEM CSL_CITATION {"citationID":"CcTblRTP","properties":{"formattedCitation":"(Palarea-Albaladejo &amp; Mart\\uc0\\u237{}n-Fern\\uc0\\u225{}ndez, 2015)","plainCitation":"(Palarea-Albaladejo &amp; Martín-Fernández, 2015)","noteIndex":0},"citationItems":[{"id":1676,"uris":["http://zotero.org/users/13901503/items/B9HUBEW5"],"itemData":{"id":1676,"type":"article-journal","abstract":"zCompositions is an R package for the imputation of left-censored data under a compositional approach. It is pertinent when the analyst assumes that the relevant information is contained on the relative variation structure of the data. For instance, in cases where the experimental data are simultaneously measured in amounts related to a same total weight or volume. The approach is used in fields like geochemistry of waters or sedimentary rocks, environmental studies related to air pollution, physicochemical analysis of glass fragments in forensic science, and among many others. In these fields, rounded zeros and nondetects are usually regarded as left-censored data that hamper any subsequent data analysis. The implemented methods consider aspects of relevance for a compositional approach such as scale invariance, subcompositional coherence or preserving the multivariate relative structure of the data. Based on solid statistical frameworks, it comprises the ability to deal with single and varying censoring thresholds, consistent treatment of closed and non-closed data, exploratory tools, multiple imputation, MCMC, robust and non-parametric alternatives, and recent proposals for count data. Key methodological aspects, new contributions, computational implementation and the practical application of the approach are discussed.","container-title":"Chemometrics and Intelligent Laboratory Systems","DOI":"10.1016/j.chemolab.2015.02.019","ISSN":"0169-7439","journalAbbreviation":"Chemometrics and Intelligent Laboratory Systems","page":"85-96","source":"ScienceDirect","title":"zCompositions — R package for multivariate imputation of left-censored data under a compositional approach","volume":"143","author":[{"family":"Palarea-Albaladejo","given":"Javier"},{"family":"Martín-Fernández","given":"Josep Antoni"}],"issued":{"date-parts":[["2015",4,15]]}}}],"schema":"https://github.com/citation-style-language/schema/raw/master/csl-citation.json"} </w:instrText>
       </w:r>
       <w:r>
         <w:fldChar w:fldCharType="separate"/>
       </w:r>
       <w:r>
+        <w:t>(Palarea-Albaladejo &amp; Martín-Fernández, 2015)</w:t>
+      </w:r>
+      <w:r>
+        <w:fldChar w:fldCharType="end"/>
+      </w:r>
+      <w:r>
+        <w:t>. Aitchison</w:t>
+      </w:r>
+      <w:r>
+        <w:t xml:space="preserve"> distances were used because microbiome datasets are compositional, meaning that observed read counts are constrained by sequencing depth and do not reflect absolute DNA abundances </w:t>
+      </w:r>
+      <w:r>
+        <w:fldChar w:fldCharType="begin"/>
+      </w:r>
+      <w:r>
+        <w:instrText xml:space="preserve"> ADDIN ZOTERO_ITEM CSL_CITATION {"citationID":"RU0uFdYd","properties":{"formattedCitation":"(Gloor &amp; Reid, 2016)","plainCitation":"(Gloor &amp; Reid, 2016)","noteIndex":0},"citationItems":[{"id":1387,"uris":["http://zotero.org/users/13901503/items/7MG3GNU9"],"itemData":{"id":1387,"type":"article-journal","abstract":"A workshop held at the 2015 annual meeting of the Canadian Society of Microbiologists highlighted compositional data analysis methods and the importance of exploratory data analysis for the analysis of microbiome data sets generated by high-throughput DNA sequencing. A summary of the content of that workshop, a review of new methods of analysis, and information on the importance of careful analyses are presented herein. The workshop focussed on explaining the rationale behind the use of compositional data analysis, and a demonstration of these methods for the examination of 2 microbiome data sets. A clear understanding of bioinformatics methodologies and the type of data being analyzed is essential, given the growing number of studies uncovering the critical role of the microbiome in health and disease and the need to understand alterations to its composition and function following intervention with fecal transplant, probiotics, diet, and pharmaceutical agents.","container-title":"Canadian Journal of Microbiology","DOI":"10.1139/cjm-2015-0821","ISSN":"0008-4166, 1480-3275","issue":"8","journalAbbreviation":"Can. J. Microbiol.","language":"en","license":"http://www.nrcresearchpress.com/page/about/CorporateTextAndDataMining","page":"692-703","source":"DOI.org (Crossref)","title":"Compositional analysis: a valid approach to analyze microbiome high-throughput sequencing data","title-short":"Compositional analysis","volume":"62","author":[{"family":"Gloor","given":"Gregory B."},{"family":"Reid","given":"Gregor"}],"issued":{"date-parts":[["2016",8]]}}}],"schema":"https://github.com/citation-style-language/schema/raw/master/csl-citation.json"} </w:instrText>
+      </w:r>
+      <w:r>
+        <w:fldChar w:fldCharType="separate"/>
+      </w:r>
+      <w:r>
         <w:rPr>
           <w:noProof/>
         </w:rPr>
-        <w:t>(E. K. Mallott et al., 2018; Orkin et al., 2019)</w:t>
+        <w:t>(Gloor &amp; Reid, 2016)</w:t>
       </w:r>
       <w:r>
         <w:fldChar w:fldCharType="end"/>
       </w:r>
       <w:r>
-        <w:t xml:space="preserve">. Diet diversity was quantified by modeling diet richness (i.e. the total number of unique food items recorded) as a function of the total number of feeding observations. The residuals were used as a measure of diet diversity, with negative values indicating lower-than-expected diversity and positive values indicating higher-than-expected diversity </w:t>
+        <w:t xml:space="preserve">. Aitchison distances account for the compositional nature of microbiome data by using log-ratio transformed counts, making them less sensitive to differences in sequencing depth and the removal of rare taxa </w:t>
       </w:r>
       <w:r>
         <w:fldChar w:fldCharType="begin"/>
       </w:r>
       <w:r>
-        <w:instrText xml:space="preserve"> ADDIN ZOTERO_ITEM CSL_CITATION {"citationID":"KgDJiC4b","properties":{"formattedCitation":"(Marshall et al., 2021)","plainCitation":"(Marshall et al., 2021)","noteIndex":0},"citationItems":[{"id":1724,"uris":["http://zotero.org/users/13901503/items/VWJDBSPR"],"itemData":{"id":1724,"type":"article-journal","abstract":"The endemic Bornean tufted ground squirrel, Rheithrosciurus macrotis, has attracted great interest among biologists and the public recently. Nevertheless, we lack information about the most basic aspects of its biology. Here we present the first empirical data on the feeding ecology of tufted ground squirrels and use data from 81 sympatric mammalian and avian vertebrates to place it within a broad comparative context. Rheithrosciurus macrotis is a seed predator and shows much more extreme ecological specialisation than any other vertebrate, feeding on a far smaller subset of available plant foods and demonstrating a greater reliance on a single plant species—Canarium decumanum. Our results suggest that R. macrotis plays an important, previously unknown role in the ecology of Bornean lowland forests and highlight how much we have yet to learn about the fauna inhabiting some of the most diverse, and most severely threatened, ecosystems on the planet.","container-title":"Raffles Bulletin of Zoology","DOI":"10.26107/RBZ-2021-0067","ISSN":"0217-2445","language":"en","note":"publisher: Lee Kong Chian Natural History Museum","page":"497506","source":"DOI.org (Datacite)","title":"Extreme ecological specialisation in a rainforest mammal, the Bornean tufted ground squirrel, Rheithrosciurus macrotis Gray, 1857","volume":"69","author":[{"family":"Marshall","given":"Andrew J."},{"family":"Meijaard","given":"Erik"},{"family":"Leighton","given":"Mark"}],"issued":{"date-parts":[["2021"]]}}}],"schema":"https://github.com/citation-style-language/schema/raw/master/csl-citation.json"} </w:instrText>
+        <w:instrText xml:space="preserve"> ADDIN ZOTERO_ITEM CSL_CITATION {"citationID":"y37eCzzJ","properties":{"formattedCitation":"(Aitchison et al., 2000)","plainCitation":"(Aitchison et al., 2000)","noteIndex":0},"citationItems":[{"id":1685,"uris":["http://zotero.org/users/13901503/items/SEIJ35KY"],"itemData":{"id":1685,"type":"article-journal","abstract":"The concept of distance between two compositions is important in the statistical analysis of compositional data, particularly in such activities as cluster analysis and multidimensional scaling. This paper exposes the fallacies in a recent criticism of logratio-based distance measures—in particular, the misstatements that logratio methods destroy distance structures and are denominator dependent. Emphasis is on ensuring that compositional data analysis involving distance concepts satisﬁes certain logically necessary invariance conditions. Logratio analysis and its associated distance measures satisfy these conditions.","language":"en","source":"Zotero","title":"Logratio Analysis and Compositional Distance","author":[{"family":"Aitchison","given":"J"},{"family":"Barcelo-Vidal","given":"C"},{"family":"Martın-Fernandez","given":"J A"},{"family":"Pawlowsky-Glahn","given":"V"}],"issued":{"date-parts":[["2000"]]}}}],"schema":"https://github.com/citation-style-language/schema/raw/master/csl-citation.json"} </w:instrText>
       </w:r>
       <w:r>
         <w:fldChar w:fldCharType="separate"/>
@@ -1579,71 +2101,27 @@
         <w:rPr>
           <w:noProof/>
         </w:rPr>
-        <w:t>(Marshall et al., 2021)</w:t>
+        <w:t>(Aitchison et al., 2000)</w:t>
       </w:r>
       <w:r>
         <w:fldChar w:fldCharType="end"/>
       </w:r>
       <w:r>
-        <w:t>. Percent consumption of each food type was calculated by dividing the total number of feeding observations for each food category (animal, flower, fruit, fungi, insect, leaves, nectar, nurse, pith, seeds) by the total number of feeding observations. Each food type was then plotted against temperature to identify diet categories that vary with temperature to control for these factors when assessing the direct effect of temperature on the microbiome.</w:t>
-      </w:r>
-      <w:r>
-        <w:t xml:space="preserve"> </w:t>
-      </w:r>
-      <w:r>
-        <w:t xml:space="preserve">Percent fruit consumption was found to have a strong, positive relationship with temperature (fig s) and is controlled for in our subsequent analyses. </w:t>
-      </w:r>
-    </w:p>
-    <w:p/>
-    <w:p>
-      <w:pPr>
-        <w:rPr>
-          <w:u w:val="single"/>
-        </w:rPr>
-      </w:pPr>
-      <w:r>
-        <w:rPr>
-          <w:u w:val="single"/>
-        </w:rPr>
-        <w:t xml:space="preserve">Community </w:t>
-      </w:r>
-      <w:r>
-        <w:rPr>
-          <w:u w:val="single"/>
-        </w:rPr>
-        <w:t>f</w:t>
-      </w:r>
-      <w:r>
-        <w:rPr>
-          <w:u w:val="single"/>
-        </w:rPr>
-        <w:t xml:space="preserve">eature </w:t>
-      </w:r>
-      <w:r>
-        <w:rPr>
-          <w:u w:val="single"/>
-        </w:rPr>
-        <w:t>generation and temperature a</w:t>
-      </w:r>
-      <w:r>
-        <w:rPr>
-          <w:u w:val="single"/>
-        </w:rPr>
-        <w:t>nalysis</w:t>
-      </w:r>
-    </w:p>
-    <w:p>
-      <w:pPr>
-        <w:ind w:firstLine="720"/>
-      </w:pPr>
-      <w:r>
-        <w:t xml:space="preserve">To evaluate how community composition is related to temperature, we generated metrics of alpha and beta diversity. Since rarefaction to account for differences in sequencing depth (i.e. choosing a fixed sequencing depth and randomly subsampling all samples to that depth) is strongly discouraged because it discards valuable data </w:t>
+        <w:t xml:space="preserve"> compared to traditional beta diversity metrics (e.g., Bray-Curtis, </w:t>
+      </w:r>
+      <w:proofErr w:type="spellStart"/>
+      <w:r>
+        <w:t>Unifrac</w:t>
+      </w:r>
+      <w:proofErr w:type="spellEnd"/>
+      <w:r>
+        <w:t xml:space="preserve">, Jensen-Shannon divergence) that use raw counts or proportions </w:t>
       </w:r>
       <w:r>
         <w:fldChar w:fldCharType="begin"/>
       </w:r>
       <w:r>
-        <w:instrText xml:space="preserve"> ADDIN ZOTERO_ITEM CSL_CITATION {"citationID":"POfAwNZ4","properties":{"formattedCitation":"(McMurdie &amp; Holmes, 2014)","plainCitation":"(McMurdie &amp; Holmes, 2014)","noteIndex":0},"citationItems":[{"id":788,"uris":["http://zotero.org/users/13901503/items/M7YBHN37"],"itemData":{"id":788,"type":"article-journal","abstract":"Current practice in the normalization of microbiome count data is inefficient in the statistical sense. For apparently historical reasons, the common approach is either to use simple proportions (which does not address heteroscedasticity) or to use rarefying of counts, even though both of these approaches are inappropriate for detection of differentially abundant species. Well-established statistical theory is available that simultaneously accounts for library size differences and biological variability using an appropriate mixture model. Moreover, specific implementations for DNA sequencing read count data (based on a Negative Binomial model for instance) are already available in RNA-Seq focused R packages such as edgeR and DESeq. Here we summarize the supporting statistical theory and use simulations and empirical data to demonstrate substantial improvements provided by a relevant mixture model framework over simple proportions or rarefying. We show how both proportions and rarefied counts result in a high rate of false positives in tests for species that are differentially abundant across sample classes. Regarding microbiome sample-wise clustering, we also show that the rarefying procedure often discards samples that can be accurately clustered by alternative methods. We further compare different Negative Binomial methods with a recently-described zero-inflated Gaussian mixture, implemented in a package called metagenomeSeq. We find that metagenomeSeq performs well when there is an adequate number of biological replicates, but it nevertheless tends toward a higher false positive rate. Based on these results and well-established statistical theory, we advocate that investigators avoid rarefying altogether. We have provided microbiome-specific extensions to these tools in the R package, phyloseq.","container-title":"PLOS Computational Biology","DOI":"10.1371/journal.pcbi.1003531","ISSN":"1553-7358","issue":"4","journalAbbreviation":"PLOS Computational Biology","language":"en","note":"publisher: Public Library of Science","page":"e1003531","source":"PLoS Journals","title":"Waste Not, Want Not: Why Rarefying Microbiome Data Is Inadmissible","title-short":"Waste Not, Want Not","volume":"10","author":[{"family":"McMurdie","given":"Paul J."},{"family":"Holmes","given":"Susan"}],"issued":{"date-parts":[["2014",4,3]]}}}],"schema":"https://github.com/citation-style-language/schema/raw/master/csl-citation.json"} </w:instrText>
+        <w:instrText xml:space="preserve"> ADDIN ZOTERO_ITEM CSL_CITATION {"citationID":"eI5jWKxN","properties":{"formattedCitation":"(Gloor et al., 2017)","plainCitation":"(Gloor et al., 2017)","noteIndex":0},"citationItems":[{"id":785,"uris":["http://zotero.org/users/13901503/items/MWL4M2Q4"],"itemData":{"id":785,"type":"article-journal","abstract":"&lt;p&gt;Datasets collected by high-throughput sequencing (HTS) of 16S rRNA gene amplimers, metagenomes or metatranscriptomes are commonplace and being used to study human disease states, ecological differences between sites, and the built environment. There is increasing awareness that microbiome datasets generated by HTS are compositional because they have an arbitrary total imposed by the instrument. However, many investigators are either unaware of this or assume specific properties of the compositional data. The purpose of this review is to alert investigators to the dangers inherent in ignoring the compositional nature of the data, and point out that HTS datasets derived from microbiome studies can and should be treated as compositions at all stages of analysis. We briefly introduce compositional data, illustrate the pathologies that occur when compositional data are analyzed inappropriately, and finally give guidance and point to resources and examples for the analysis of microbiome datasets using compositional data analysis.&lt;/p&gt;","container-title":"Frontiers in Microbiology","DOI":"10.3389/fmicb.2017.02224","ISSN":"1664-302X","journalAbbreviation":"Front. Microbiol.","language":"English","note":"publisher: Frontiers","source":"Frontiers","title":"Microbiome Datasets Are Compositional: And This Is Not Optional","title-short":"Microbiome Datasets Are Compositional","URL":"https://www-frontiersin-org.proxy.lib.umich.edu/journals/microbiology/articles/10.3389/fmicb.2017.02224/full","volume":"8","author":[{"family":"Gloor","given":"Gregory B."},{"family":"Macklaim","given":"Jean M."},{"family":"Pawlowsky-Glahn","given":"Vera"},{"family":"Egozcue","given":"Juan J."}],"accessed":{"date-parts":[["2024",6,10]]},"issued":{"date-parts":[["2017",11,15]]}}}],"schema":"https://github.com/citation-style-language/schema/raw/master/csl-citation.json"} </w:instrText>
       </w:r>
       <w:r>
         <w:fldChar w:fldCharType="separate"/>
@@ -1652,207 +2130,13 @@
         <w:rPr>
           <w:noProof/>
         </w:rPr>
-        <w:t>(McMurdie &amp; Holmes, 2014)</w:t>
+        <w:t>(Gloor et al., 2017)</w:t>
       </w:r>
       <w:r>
         <w:fldChar w:fldCharType="end"/>
       </w:r>
       <w:r>
-        <w:t>, we used alternative methods to leverage the full dataset. All subsequent analyses were performed using R v4.3.1.</w:t>
-      </w:r>
-    </w:p>
-    <w:p>
-      <w:pPr>
-        <w:ind w:firstLine="720"/>
-      </w:pPr>
-      <w:r>
-        <w:t xml:space="preserve">To measure alpha diversity, we calculated two widely used indices: Shannon’s diversity index (which accounts for both ASV richness and evenness) and observed richness (the total number of ASVs in a sample) using the </w:t>
-      </w:r>
-      <w:proofErr w:type="spellStart"/>
-      <w:r>
-        <w:t>estimate_richness</w:t>
-      </w:r>
-      <w:proofErr w:type="spellEnd"/>
-      <w:r>
-        <w:t>() function from the {</w:t>
-      </w:r>
-      <w:proofErr w:type="spellStart"/>
-      <w:r>
-        <w:t>phyloseq</w:t>
-      </w:r>
-      <w:proofErr w:type="spellEnd"/>
-      <w:r>
-        <w:t>} package. To measure beta diversity (i.e. community dissimilarity between samples), we generated Aitchison distances by computing the Euclidean distance between pairwise samples after performing a centered log-ratio (</w:t>
-      </w:r>
-      <w:proofErr w:type="spellStart"/>
-      <w:r>
-        <w:t>clr</w:t>
-      </w:r>
-      <w:proofErr w:type="spellEnd"/>
-      <w:r>
-        <w:t xml:space="preserve">) transformation on the raw count data </w:t>
-      </w:r>
-      <w:r>
-        <w:fldChar w:fldCharType="begin"/>
-      </w:r>
-      <w:r>
-        <w:instrText xml:space="preserve"> ADDIN ZOTERO_ITEM CSL_CITATION {"citationID":"rslhHr6V","properties":{"formattedCitation":"(Aitchison &amp; Greenacre, 2002)","plainCitation":"(Aitchison &amp; Greenacre, 2002)","noteIndex":0},"citationItems":[{"id":1678,"uris":["http://zotero.org/users/13901503/items/MSZDHDQF"],"itemData":{"id":1678,"type":"article-journal","abstract":"The singular value decomposition and its interpretation as a linear biplot have proved to be a powerful tool for analysing many forms of multivariate data. Here we adapt biplot methodology to the specific case of compositional data consisting of positive vectors each of which is constrained to have unit sum. These relative variation biplots have properties relating to the special features of compositional data: the study of ratios, subcompositions and models of compositional relationships. The methodology is applied to a data set consisting of six-part colour compositions in 22 abstract paintings, showing how the singular value decomposition can achieve an accurate biplot of the colour ratios and how possible models interrelating the colours can be diagnosed.","container-title":"Journal of the Royal Statistical Society Series C: Applied Statistics","DOI":"10.1111/1467-9876.00275","ISSN":"0035-9254","issue":"4","journalAbbreviation":"Journal of the Royal Statistical Society Series C: Applied Statistics","page":"375-392","source":"Silverchair","title":"Biplots of Compositional Data","volume":"51","author":[{"family":"Aitchison","given":"John"},{"family":"Greenacre","given":"Michael"}],"issued":{"date-parts":[["2002",10,1]]}}}],"schema":"https://github.com/citation-style-language/schema/raw/master/csl-citation.json"} </w:instrText>
-      </w:r>
-      <w:r>
-        <w:fldChar w:fldCharType="separate"/>
-      </w:r>
-      <w:r>
-        <w:rPr>
-          <w:noProof/>
-        </w:rPr>
-        <w:t>(Aitchison &amp; Greenacre, 2002)</w:t>
-      </w:r>
-      <w:r>
-        <w:fldChar w:fldCharType="end"/>
-      </w:r>
-      <w:r>
-        <w:t xml:space="preserve">. A pseudo count was added to all zeros before the </w:t>
-      </w:r>
-      <w:proofErr w:type="spellStart"/>
-      <w:r>
-        <w:t>clr</w:t>
-      </w:r>
-      <w:proofErr w:type="spellEnd"/>
-      <w:r>
-        <w:t xml:space="preserve"> transformation using the </w:t>
-      </w:r>
-      <w:proofErr w:type="spellStart"/>
-      <w:r>
-        <w:t>cmultRepl</w:t>
-      </w:r>
-      <w:proofErr w:type="spellEnd"/>
-      <w:r>
-        <w:t xml:space="preserve">() function </w:t>
-      </w:r>
-      <w:r>
-        <w:t>from the</w:t>
-      </w:r>
-      <w:r>
-        <w:t xml:space="preserve"> </w:t>
-      </w:r>
-      <w:r>
-        <w:t>{</w:t>
-      </w:r>
-      <w:proofErr w:type="spellStart"/>
-      <w:r>
-        <w:t>zCompositions</w:t>
-      </w:r>
-      <w:proofErr w:type="spellEnd"/>
-      <w:r>
-        <w:t xml:space="preserve">} package, which uses </w:t>
-      </w:r>
-      <w:r>
-        <w:t>Bayesian-multiplicative replacement</w:t>
-      </w:r>
-      <w:r>
-        <w:t xml:space="preserve"> to </w:t>
-      </w:r>
-      <w:r>
-        <w:t xml:space="preserve">preserve the structure of the data and minimizes distortion compared to adding a fixed </w:t>
-      </w:r>
-      <w:r>
-        <w:t xml:space="preserve">value </w:t>
-      </w:r>
-      <w:r>
-        <w:fldChar w:fldCharType="begin"/>
-      </w:r>
-      <w:r>
-        <w:instrText xml:space="preserve"> ADDIN ZOTERO_ITEM CSL_CITATION {"citationID":"CcTblRTP","properties":{"formattedCitation":"(Palarea-Albaladejo &amp; Mart\\uc0\\u237{}n-Fern\\uc0\\u225{}ndez, 2015)","plainCitation":"(Palarea-Albaladejo &amp; Martín-Fernández, 2015)","noteIndex":0},"citationItems":[{"id":1676,"uris":["http://zotero.org/users/13901503/items/B9HUBEW5"],"itemData":{"id":1676,"type":"article-journal","abstract":"zCompositions is an R package for the imputation of left-censored data under a compositional approach. It is pertinent when the analyst assumes that the relevant information is contained on the relative variation structure of the data. For instance, in cases where the experimental data are simultaneously measured in amounts related to a same total weight or volume. The approach is used in fields like geochemistry of waters or sedimentary rocks, environmental studies related to air pollution, physicochemical analysis of glass fragments in forensic science, and among many others. In these fields, rounded zeros and nondetects are usually regarded as left-censored data that hamper any subsequent data analysis. The implemented methods consider aspects of relevance for a compositional approach such as scale invariance, subcompositional coherence or preserving the multivariate relative structure of the data. Based on solid statistical frameworks, it comprises the ability to deal with single and varying censoring thresholds, consistent treatment of closed and non-closed data, exploratory tools, multiple imputation, MCMC, robust and non-parametric alternatives, and recent proposals for count data. Key methodological aspects, new contributions, computational implementation and the practical application of the approach are discussed.","container-title":"Chemometrics and Intelligent Laboratory Systems","DOI":"10.1016/j.chemolab.2015.02.019","ISSN":"0169-7439","journalAbbreviation":"Chemometrics and Intelligent Laboratory Systems","page":"85-96","source":"ScienceDirect","title":"zCompositions — R package for multivariate imputation of left-censored data under a compositional approach","volume":"143","author":[{"family":"Palarea-Albaladejo","given":"Javier"},{"family":"Martín-Fernández","given":"Josep Antoni"}],"issued":{"date-parts":[["2015",4,15]]}}}],"schema":"https://github.com/citation-style-language/schema/raw/master/csl-citation.json"} </w:instrText>
-      </w:r>
-      <w:r>
-        <w:fldChar w:fldCharType="separate"/>
-      </w:r>
-      <w:r>
-        <w:t>(Palarea-Albaladejo &amp; Martín-Fernández, 2015)</w:t>
-      </w:r>
-      <w:r>
-        <w:fldChar w:fldCharType="end"/>
-      </w:r>
-      <w:r>
-        <w:t>. Aitchison</w:t>
-      </w:r>
-      <w:r>
-        <w:t xml:space="preserve"> distances were used because microbiome datasets are compositional, meaning that observed read counts are constrained by sequencing depth and do not reflect absolute DNA abundances </w:t>
-      </w:r>
-      <w:r>
-        <w:fldChar w:fldCharType="begin"/>
-      </w:r>
-      <w:r>
-        <w:instrText xml:space="preserve"> ADDIN ZOTERO_ITEM CSL_CITATION {"citationID":"RU0uFdYd","properties":{"formattedCitation":"(Gloor &amp; Reid, 2016)","plainCitation":"(Gloor &amp; Reid, 2016)","noteIndex":0},"citationItems":[{"id":1387,"uris":["http://zotero.org/users/13901503/items/7MG3GNU9"],"itemData":{"id":1387,"type":"article-journal","abstract":"A workshop held at the 2015 annual meeting of the Canadian Society of Microbiologists highlighted compositional data analysis methods and the importance of exploratory data analysis for the analysis of microbiome data sets generated by high-throughput DNA sequencing. A summary of the content of that workshop, a review of new methods of analysis, and information on the importance of careful analyses are presented herein. The workshop focussed on explaining the rationale behind the use of compositional data analysis, and a demonstration of these methods for the examination of 2 microbiome data sets. A clear understanding of bioinformatics methodologies and the type of data being analyzed is essential, given the growing number of studies uncovering the critical role of the microbiome in health and disease and the need to understand alterations to its composition and function following intervention with fecal transplant, probiotics, diet, and pharmaceutical agents.","container-title":"Canadian Journal of Microbiology","DOI":"10.1139/cjm-2015-0821","ISSN":"0008-4166, 1480-3275","issue":"8","journalAbbreviation":"Can. J. Microbiol.","language":"en","license":"http://www.nrcresearchpress.com/page/about/CorporateTextAndDataMining","page":"692-703","source":"DOI.org (Crossref)","title":"Compositional analysis: a valid approach to analyze microbiome high-throughput sequencing data","title-short":"Compositional analysis","volume":"62","author":[{"family":"Gloor","given":"Gregory B."},{"family":"Reid","given":"Gregor"}],"issued":{"date-parts":[["2016",8]]}}}],"schema":"https://github.com/citation-style-language/schema/raw/master/csl-citation.json"} </w:instrText>
-      </w:r>
-      <w:r>
-        <w:fldChar w:fldCharType="separate"/>
-      </w:r>
-      <w:r>
-        <w:rPr>
-          <w:noProof/>
-        </w:rPr>
-        <w:t>(Gloor &amp; Reid, 2016)</w:t>
-      </w:r>
-      <w:r>
-        <w:fldChar w:fldCharType="end"/>
-      </w:r>
-      <w:r>
-        <w:t xml:space="preserve">. Aitchison distances account for the compositional nature of microbiome data by using log-ratio transformed counts, making them less sensitive to differences in sequencing depth and the removal of rare taxa </w:t>
-      </w:r>
-      <w:r>
-        <w:fldChar w:fldCharType="begin"/>
-      </w:r>
-      <w:r>
-        <w:instrText xml:space="preserve"> ADDIN ZOTERO_ITEM CSL_CITATION {"citationID":"y37eCzzJ","properties":{"formattedCitation":"(Aitchison et al., 2000)","plainCitation":"(Aitchison et al., 2000)","noteIndex":0},"citationItems":[{"id":1685,"uris":["http://zotero.org/users/13901503/items/SEIJ35KY"],"itemData":{"id":1685,"type":"article-journal","abstract":"The concept of distance between two compositions is important in the statistical analysis of compositional data, particularly in such activities as cluster analysis and multidimensional scaling. This paper exposes the fallacies in a recent criticism of logratio-based distance measures—in particular, the misstatements that logratio methods destroy distance structures and are denominator dependent. Emphasis is on ensuring that compositional data analysis involving distance concepts satisﬁes certain logically necessary invariance conditions. Logratio analysis and its associated distance measures satisfy these conditions.","language":"en","source":"Zotero","title":"Logratio Analysis and Compositional Distance","author":[{"family":"Aitchison","given":"J"},{"family":"Barcelo-Vidal","given":"C"},{"family":"Martın-Fernandez","given":"J A"},{"family":"Pawlowsky-Glahn","given":"V"}],"issued":{"date-parts":[["2000"]]}}}],"schema":"https://github.com/citation-style-language/schema/raw/master/csl-citation.json"} </w:instrText>
-      </w:r>
-      <w:r>
-        <w:fldChar w:fldCharType="separate"/>
-      </w:r>
-      <w:r>
-        <w:rPr>
-          <w:noProof/>
-        </w:rPr>
-        <w:t>(Aitchison et al., 2000)</w:t>
-      </w:r>
-      <w:r>
-        <w:fldChar w:fldCharType="end"/>
-      </w:r>
-      <w:r>
-        <w:t xml:space="preserve"> compared to traditional beta diversity metrics (e.g., Bray-Curtis, </w:t>
-      </w:r>
-      <w:proofErr w:type="spellStart"/>
-      <w:r>
-        <w:t>Unifrac</w:t>
-      </w:r>
-      <w:proofErr w:type="spellEnd"/>
-      <w:r>
-        <w:t xml:space="preserve">, Jensen-Shannon divergence) that use raw counts or proportions </w:t>
-      </w:r>
-      <w:r>
-        <w:fldChar w:fldCharType="begin"/>
-      </w:r>
-      <w:r>
-        <w:instrText xml:space="preserve"> ADDIN ZOTERO_ITEM CSL_CITATION {"citationID":"eI5jWKxN","properties":{"formattedCitation":"(Gloor et al., 2017)","plainCitation":"(Gloor et al., 2017)","noteIndex":0},"citationItems":[{"id":785,"uris":["http://zotero.org/users/13901503/items/MWL4M2Q4"],"itemData":{"id":785,"type":"article-journal","abstract":"&lt;p&gt;Datasets collected by high-throughput sequencing (HTS) of 16S rRNA gene amplimers, metagenomes or metatranscriptomes are commonplace and being used to study human disease states, ecological differences between sites, and the built environment. There is increasing awareness that microbiome datasets generated by HTS are compositional because they have an arbitrary total imposed by the instrument. However, many investigators are either unaware of this or assume specific properties of the compositional data. The purpose of this review is to alert investigators to the dangers inherent in ignoring the compositional nature of the data, and point out that HTS datasets derived from microbiome studies can and should be treated as compositions at all stages of analysis. We briefly introduce compositional data, illustrate the pathologies that occur when compositional data are analyzed inappropriately, and finally give guidance and point to resources and examples for the analysis of microbiome datasets using compositional data analysis.&lt;/p&gt;","container-title":"Frontiers in Microbiology","DOI":"10.3389/fmicb.2017.02224","ISSN":"1664-302X","journalAbbreviation":"Front. Microbiol.","language":"English","note":"publisher: Frontiers","source":"Frontiers","title":"Microbiome Datasets Are Compositional: And This Is Not Optional","title-short":"Microbiome Datasets Are Compositional","URL":"https://www-frontiersin-org.proxy.lib.umich.edu/journals/microbiology/articles/10.3389/fmicb.2017.02224/full","volume":"8","author":[{"family":"Gloor","given":"Gregory B."},{"family":"Macklaim","given":"Jean M."},{"family":"Pawlowsky-Glahn","given":"Vera"},{"family":"Egozcue","given":"Juan J."}],"accessed":{"date-parts":[["2024",6,10]]},"issued":{"date-parts":[["2017",11,15]]}}}],"schema":"https://github.com/citation-style-language/schema/raw/master/csl-citation.json"} </w:instrText>
-      </w:r>
-      <w:r>
-        <w:fldChar w:fldCharType="separate"/>
-      </w:r>
-      <w:r>
-        <w:rPr>
-          <w:noProof/>
-        </w:rPr>
-        <w:t>(Gloor et al., 2017)</w:t>
-      </w:r>
-      <w:r>
-        <w:fldChar w:fldCharType="end"/>
-      </w:r>
-      <w:r>
-        <w:t xml:space="preserve">. A Principle Components Analysis was performed on the Aitchison distance </w:t>
-      </w:r>
-      <w:r>
-        <w:lastRenderedPageBreak/>
-        <w:t>matrix and the scores for the first four principal components (PC1–PC4) were extracted to capture major axes of variation in community composition. Components PC1-PC4 were selected because they explained the greatest percent variance relative to the other components (</w:t>
+        <w:t>. A Principle Components Analysis was performed on the Aitchison distance matrix and the scores for the first four principal components (PC1–PC4) were extracted to capture major axes of variation in community composition. Components PC1-PC4 were selected because they explained the greatest percent variance relative to the other components (</w:t>
       </w:r>
       <w:r>
         <w:t>Fig 1S</w:t>
@@ -1941,6 +2225,7 @@
       </w:r>
       <w:proofErr w:type="spellStart"/>
       <w:r>
+        <w:lastRenderedPageBreak/>
         <w:t>AICc</w:t>
       </w:r>
       <w:proofErr w:type="spellEnd"/>
@@ -2112,11 +2397,7 @@
       </w:r>
       <w:proofErr w:type="spellEnd"/>
       <w:r>
-        <w:t xml:space="preserve">, included all of the same predictors with an additional predictor for temperature. Both models included a random intercept for individuals to control for repeated sampling and an offset for the log-transformed number of reads to control for </w:t>
-      </w:r>
-      <w:r>
-        <w:lastRenderedPageBreak/>
-        <w:t xml:space="preserve">differences in sequencing depth between samples. Similar to our community feature analysis, fruit consumption was included to better isolate the relationship between temperature and individual taxa while accounting for diet components also related to temperature. However, we did not include diet diversity as a predictor to reduce model complexity and facilitate model convergence. We scaled all continuous predictors. Model weights were used to evaluate the importance of temperature as a predictor of individual taxa abundance. Taxa where </w:t>
+        <w:t xml:space="preserve">, included all of the same predictors with an additional predictor for temperature. Both models included a random intercept for individuals to control for repeated sampling and an offset for the log-transformed number of reads to control for differences in sequencing depth between samples. Similar to our community feature analysis, fruit consumption was included to better isolate the relationship between temperature and individual taxa while accounting for diet components also related to temperature. However, we did not include diet diversity as a predictor to reduce model complexity and facilitate model convergence. We scaled all continuous predictors. Model weights were used to evaluate the importance of temperature as a predictor of individual taxa abundance. Taxa where </w:t>
       </w:r>
       <w:proofErr w:type="spellStart"/>
       <w:r>
@@ -2190,7 +2471,11 @@
         <w:t xml:space="preserve"> </w:t>
       </w:r>
       <w:r>
-        <w:t xml:space="preserve">We scaled all continuous predictors. Each taxa was modeled twice, once with each model, and model fit was compared using </w:t>
+        <w:t xml:space="preserve">We scaled all continuous predictors. Each taxa was modeled twice, once with each model, and model </w:t>
+      </w:r>
+      <w:r>
+        <w:lastRenderedPageBreak/>
+        <w:t xml:space="preserve">fit was compared using </w:t>
       </w:r>
       <w:proofErr w:type="spellStart"/>
       <w:r>
@@ -2296,16 +2581,16 @@
       <w:r>
         <w:t xml:space="preserve">. The results of each of the three clusters were visualized by plotting the predictions for each </w:t>
       </w:r>
-      <w:commentRangeStart w:id="2"/>
+      <w:commentRangeStart w:id="3"/>
       <w:r>
         <w:t xml:space="preserve">taxa. </w:t>
       </w:r>
-      <w:commentRangeEnd w:id="2"/>
+      <w:commentRangeEnd w:id="3"/>
       <w:r>
         <w:rPr>
           <w:rStyle w:val="CommentReference"/>
         </w:rPr>
-        <w:commentReference w:id="2"/>
+        <w:commentReference w:id="3"/>
       </w:r>
     </w:p>
     <w:p/>
@@ -2377,11 +2662,7 @@
         <w:t xml:space="preserve"> </w:t>
       </w:r>
       <w:r>
-        <w:t xml:space="preserve">included all of the same predictors with an additional interaction effect between temperature and neopterin. The interaction effect allowed us to test if the relationship between community composition changes depending on neopterin levels. We scaled all continuous predictors, including neopterin. All </w:t>
-      </w:r>
-      <w:r>
-        <w:lastRenderedPageBreak/>
-        <w:t xml:space="preserve">models were fit as linear mixed models (LMM’s) with a Gaussian distribution except for observed richness, which was fit using a Gamma distribution with a log link function because the variable was </w:t>
+        <w:t xml:space="preserve">included all of the same predictors with an additional interaction effect between temperature and neopterin. The interaction effect allowed us to test if the relationship between community composition changes depending on neopterin levels. We scaled all continuous predictors, including neopterin. All models were fit as linear mixed models (LMM’s) with a Gaussian distribution except for observed richness, which was fit using a Gamma distribution with a log link function because the variable was </w:t>
       </w:r>
       <w:r>
         <w:t>continuous, positive, and left</w:t>
@@ -2486,7 +2767,19 @@
         <w:rPr>
           <w:u w:val="single"/>
         </w:rPr>
-        <w:t xml:space="preserve">Gut microbiome composition is sensitive to temperature </w:t>
+        <w:t xml:space="preserve">Gut microbiome composition is </w:t>
+      </w:r>
+      <w:r>
+        <w:rPr>
+          <w:u w:val="single"/>
+        </w:rPr>
+        <w:t>related to temperature</w:t>
+      </w:r>
+      <w:r>
+        <w:rPr>
+          <w:u w:val="single"/>
+        </w:rPr>
+        <w:t xml:space="preserve"> </w:t>
       </w:r>
     </w:p>
     <w:p>
@@ -2494,6 +2787,7 @@
         <w:ind w:firstLine="720"/>
       </w:pPr>
       <w:r>
+        <w:lastRenderedPageBreak/>
         <w:t xml:space="preserve">We found a strong relationship between temperature and the gut microbiome on the community level and across diverse taxa. Our model comparison indicated that both alpha and beta diversity are associated with temperature. We evaluated whether adding temperature as a predictor to our model improved model fit beyond accounting for known predictors of microbiome composition (i.e., sex, social group, diet, and </w:t>
       </w:r>
       <w:r>
@@ -2536,13 +2830,25 @@
         <w:t>Fig 1</w:t>
       </w:r>
       <w:r>
-        <w:t>). While the effect size for alpha diversity indices was smaller compared to the principal components, alpha diversity appear</w:t>
+        <w:t xml:space="preserve">). </w:t>
+      </w:r>
+      <w:r>
+        <w:t>Even though</w:t>
+      </w:r>
+      <w:r>
+        <w:t xml:space="preserve"> the effect size for alpha diversity indices was smaller compared to principal components, alpha diversity appear</w:t>
       </w:r>
       <w:r>
         <w:t>s</w:t>
       </w:r>
       <w:r>
-        <w:t xml:space="preserve"> to decline steeply with increasing temperatures (</w:t>
+        <w:t xml:space="preserve"> to </w:t>
+      </w:r>
+      <w:r>
+        <w:t>reliably decline</w:t>
+      </w:r>
+      <w:r>
+        <w:t xml:space="preserve"> with increasing temperatures (</w:t>
       </w:r>
       <w:r>
         <w:t>Fig 2</w:t>
@@ -2556,7 +2862,16 @@
         <w:ind w:firstLine="720"/>
       </w:pPr>
       <w:r>
-        <w:t>Consistent with the community feature analysis, we found that temperature was associated with the abundance of diverse individual taxa on both the family and genus levels. Our model comparison approach showed that for 93 out of 163 taxa tested,</w:t>
+        <w:t>Similar to the community-level analysis</w:t>
+      </w:r>
+      <w:r>
+        <w:t>, we found that temperature was associated with the abundance of</w:t>
+      </w:r>
+      <w:r>
+        <w:t xml:space="preserve"> diverse</w:t>
+      </w:r>
+      <w:r>
+        <w:t xml:space="preserve"> taxa on the family and genus levels. Our model comparison approach showed that for 93 out of 163 taxa tested,</w:t>
       </w:r>
       <w:r>
         <w:t xml:space="preserve"> </w:t>
@@ -2583,7 +2898,27 @@
         <w:t>, coming soon</w:t>
       </w:r>
       <w:r>
-        <w:t>).  For a subset of these taxa, the decline in abundance with increasing temperature was non-linear. In 36 out of the 83 taxa, the model with the smooth term for temperature (to model temperature as a non-linear spline) accounted for more than 50% of the model weight compared to the model with a linear temperature predictor. The non-linear relationships were grouped into three main clusters, with the first cluster containing the most taxa (24 out of the total 36 taxa)(</w:t>
+        <w:t>)</w:t>
+      </w:r>
+      <w:r>
+        <w:t xml:space="preserve">. </w:t>
+      </w:r>
+      <w:r>
+        <w:t xml:space="preserve">Among the taxa tested, overall declines were observed across the major phyla of the white-faced capuchin gut microbiome, including Firmicutes, </w:t>
+      </w:r>
+      <w:proofErr w:type="spellStart"/>
+      <w:r>
+        <w:t>Bacteroidota</w:t>
+      </w:r>
+      <w:proofErr w:type="spellEnd"/>
+      <w:r>
+        <w:t>, Proteobacteria, and Actinobacteria</w:t>
+      </w:r>
+      <w:r>
+        <w:t xml:space="preserve">. </w:t>
+      </w:r>
+      <w:r>
+        <w:t>For a subset of these taxa, the decline in abundance with increasing temperature was non-linear. In 36 out of the 83 taxa, the model with the smooth term for temperature (to model temperature as a non-linear spline) accounted for more than 50% of the model weight compared to the model with a linear temperature predictor. The non-linear relationships were grouped into three main clusters, with the first cluster containing the most taxa (24 out of the total 36 taxa)(</w:t>
       </w:r>
       <w:r>
         <w:t xml:space="preserve">Fig </w:t>
@@ -2627,7 +2962,7 @@
         <w:rPr>
           <w:u w:val="single"/>
         </w:rPr>
-        <w:t>Host immunity</w:t>
+        <w:t>Neopterin</w:t>
       </w:r>
       <w:r>
         <w:rPr>
@@ -2645,7 +2980,31 @@
         <w:rPr>
           <w:u w:val="single"/>
         </w:rPr>
-        <w:t xml:space="preserve"> the gut microbiome’s response to temperature</w:t>
+        <w:t xml:space="preserve"> </w:t>
+      </w:r>
+      <w:r>
+        <w:rPr>
+          <w:u w:val="single"/>
+        </w:rPr>
+        <w:t xml:space="preserve">with </w:t>
+      </w:r>
+      <w:r>
+        <w:rPr>
+          <w:u w:val="single"/>
+        </w:rPr>
+        <w:t xml:space="preserve">the gut microbiome’s </w:t>
+      </w:r>
+      <w:r>
+        <w:rPr>
+          <w:u w:val="single"/>
+        </w:rPr>
+        <w:t>relationship with</w:t>
+      </w:r>
+      <w:r>
+        <w:rPr>
+          <w:u w:val="single"/>
+        </w:rPr>
+        <w:t xml:space="preserve"> temperature</w:t>
       </w:r>
     </w:p>
     <w:p>
@@ -2653,650 +3012,830 @@
         <w:ind w:firstLine="720"/>
       </w:pPr>
       <w:r>
-        <w:t>Host immunity</w:t>
-      </w:r>
-      <w:r>
-        <w:t xml:space="preserve"> influence</w:t>
+        <w:t>Neopterin concentration is associated with the relationship between beta diversity and temperature but not with the relationship between alpha diversity and temperature</w:t>
+      </w:r>
+      <w:r>
+        <w:t xml:space="preserve">. </w:t>
+      </w:r>
+      <w:r>
+        <w:t>We evaluated whether adding an interaction effect between temperature and neopterin to our model that already included temperature as a predictor would improve the model fit for the community</w:t>
+      </w:r>
+      <w:r>
+        <w:t>-level analysis</w:t>
+      </w:r>
+      <w:r>
+        <w:t>. We found that the model that included the interaction</w:t>
+      </w:r>
+      <w:r>
+        <w:t xml:space="preserve"> effect</w:t>
+      </w:r>
+      <w:r>
+        <w:t xml:space="preserve"> accounted for more than 50% of the model weight for all principal </w:t>
+      </w:r>
+      <w:r>
+        <w:t xml:space="preserve">components and </w:t>
+      </w:r>
+      <w:r>
+        <w:t>less than 15% for the alpha diversity indices</w:t>
+      </w:r>
+      <w:r>
+        <w:t xml:space="preserve"> (Fig 5B). </w:t>
+      </w:r>
+      <w:r>
+        <w:t>P</w:t>
+      </w:r>
+      <w:r>
+        <w:t xml:space="preserve">rincipal </w:t>
+      </w:r>
+      <w:r>
+        <w:t>c</w:t>
+      </w:r>
+      <w:r>
+        <w:t>omponent 1 is the only component with reliable confidence intervals (i.e., 95% CIs do not cross zero)</w:t>
+      </w:r>
+      <w:r>
+        <w:t xml:space="preserve"> </w:t>
+      </w:r>
+      <w:r>
+        <w:t>(Fig 5A)</w:t>
+      </w:r>
+      <w:r>
+        <w:t xml:space="preserve"> </w:t>
+      </w:r>
+      <w:r>
+        <w:t>and</w:t>
+      </w:r>
+      <w:r>
+        <w:t xml:space="preserve"> accounts for the greatest proportion of variance among all </w:t>
+      </w:r>
+      <w:r>
+        <w:t xml:space="preserve">principal </w:t>
+      </w:r>
+      <w:r>
+        <w:t>components</w:t>
+      </w:r>
+      <w:r>
+        <w:t xml:space="preserve">. This result, combined with the high model weight for all principal components, </w:t>
+      </w:r>
+      <w:r>
+        <w:t>suggest</w:t>
       </w:r>
       <w:r>
         <w:t>s</w:t>
       </w:r>
       <w:r>
-        <w:t xml:space="preserve"> the </w:t>
-      </w:r>
-      <w:r>
-        <w:t xml:space="preserve">relationship between beta diversity and temperature as well as the relationship between several </w:t>
+        <w:t xml:space="preserve"> that neopterin concentration </w:t>
+      </w:r>
+      <w:r>
+        <w:t xml:space="preserve">is associated with </w:t>
+      </w:r>
+      <w:r>
+        <w:t>the relationship between beta diversity and temperature.</w:t>
+      </w:r>
+      <w:r>
+        <w:t xml:space="preserve"> </w:t>
+      </w:r>
+      <w:r>
+        <w:t xml:space="preserve">In contrast, the low model weight, small effect sizes, and unreliable confidence intervals </w:t>
+      </w:r>
+      <w:r>
+        <w:t>shown</w:t>
+      </w:r>
+      <w:r>
+        <w:t xml:space="preserve"> </w:t>
+      </w:r>
+      <w:r>
+        <w:t xml:space="preserve">for both alpha diversity indices </w:t>
+      </w:r>
+      <w:r>
+        <w:t>(Fig 5B)</w:t>
+      </w:r>
+      <w:r>
+        <w:t xml:space="preserve"> suggest</w:t>
+      </w:r>
+      <w:r>
+        <w:t xml:space="preserve"> that</w:t>
+      </w:r>
+      <w:r>
+        <w:t xml:space="preserve"> the relationship between</w:t>
+      </w:r>
+      <w:r>
+        <w:t xml:space="preserve"> alpha diversity </w:t>
+      </w:r>
+      <w:r>
+        <w:t xml:space="preserve">and </w:t>
+      </w:r>
+      <w:r>
+        <w:t xml:space="preserve">temperature is independent </w:t>
+      </w:r>
+      <w:r>
+        <w:t xml:space="preserve">of neopterin concentration. </w:t>
       </w:r>
     </w:p>
     <w:p>
       <w:pPr>
         <w:ind w:firstLine="720"/>
       </w:pPr>
+      <w:r>
+        <w:t>Neopterin concentration is</w:t>
+      </w:r>
+      <w:r>
+        <w:t xml:space="preserve"> also</w:t>
+      </w:r>
+      <w:r>
+        <w:t xml:space="preserve"> associated with the relationship between</w:t>
+      </w:r>
+      <w:r>
+        <w:t xml:space="preserve"> </w:t>
+      </w:r>
+      <w:r>
+        <w:t>temperature and the abundance of individual taxa.</w:t>
+      </w:r>
+      <w:r>
+        <w:t xml:space="preserve"> </w:t>
+      </w:r>
+      <w:r>
+        <w:t>The same model comparison used for the community</w:t>
+      </w:r>
+      <w:r>
+        <w:t xml:space="preserve">-level </w:t>
+      </w:r>
+      <w:r>
+        <w:lastRenderedPageBreak/>
+        <w:t xml:space="preserve">analysis </w:t>
+      </w:r>
+      <w:r>
+        <w:t>showed that the interaction model accounted for more than 50% of the model weight for 2</w:t>
+      </w:r>
+      <w:r>
+        <w:t>1</w:t>
+      </w:r>
+      <w:r>
+        <w:t xml:space="preserve"> out of the 93 individual taxa associated with temperature (</w:t>
+      </w:r>
+      <w:r>
+        <w:t>Fig 6</w:t>
+      </w:r>
+      <w:r>
+        <w:t xml:space="preserve">). Among these taxa, </w:t>
+      </w:r>
+      <w:r>
+        <w:t xml:space="preserve">7 </w:t>
+      </w:r>
+      <w:r>
+        <w:t>were families and</w:t>
+      </w:r>
+      <w:r>
+        <w:t xml:space="preserve"> 14</w:t>
+      </w:r>
+      <w:r>
+        <w:t>,</w:t>
+      </w:r>
+      <w:r>
+        <w:t xml:space="preserve"> </w:t>
+      </w:r>
+      <w:r>
+        <w:t xml:space="preserve">with most of the taxa representing two phyla </w:t>
+      </w:r>
+      <w:r>
+        <w:t>Firmicutes</w:t>
+      </w:r>
+      <w:r>
+        <w:t xml:space="preserve"> (13 taxa) and </w:t>
+      </w:r>
+      <w:proofErr w:type="spellStart"/>
+      <w:r>
+        <w:t>Bacteroidota</w:t>
+      </w:r>
+      <w:proofErr w:type="spellEnd"/>
+      <w:r>
+        <w:t xml:space="preserve"> (5 taxa). </w:t>
+      </w:r>
+      <w:r>
+        <w:t>To interpret the interaction</w:t>
+      </w:r>
+      <w:r>
+        <w:t xml:space="preserve"> </w:t>
+      </w:r>
+      <w:r>
+        <w:t>effect</w:t>
+      </w:r>
+      <w:r>
+        <w:t xml:space="preserve">, </w:t>
+      </w:r>
+      <w:r>
+        <w:t>we plotted the relationship between abundance and temperature across four discrete ranges of neopterin values</w:t>
+      </w:r>
+      <w:r>
+        <w:t>. These results</w:t>
+      </w:r>
+      <w:r>
+        <w:t xml:space="preserve"> indicat</w:t>
+      </w:r>
+      <w:r>
+        <w:t>e</w:t>
+      </w:r>
+      <w:r>
+        <w:t xml:space="preserve"> three distinct effects:</w:t>
+      </w:r>
+      <w:r>
+        <w:t xml:space="preserve"> </w:t>
+      </w:r>
+      <w:r>
+        <w:t xml:space="preserve">(1) a </w:t>
+      </w:r>
+      <w:r>
+        <w:t>negative amplifying effect</w:t>
+      </w:r>
+      <w:r>
+        <w:t>, (2)</w:t>
+      </w:r>
+      <w:r>
+        <w:t xml:space="preserve"> </w:t>
+      </w:r>
+      <w:r>
+        <w:t>a positive amplifying effect</w:t>
+      </w:r>
+      <w:r>
+        <w:t xml:space="preserve">, and (3) </w:t>
+      </w:r>
+      <w:r>
+        <w:t>a reverse effect</w:t>
+      </w:r>
+      <w:r>
+        <w:t xml:space="preserve"> (Fig 7)</w:t>
+      </w:r>
+      <w:r>
+        <w:t xml:space="preserve">. </w:t>
+      </w:r>
+      <w:r>
+        <w:t>The negative and positive amplifying effects suggest</w:t>
+      </w:r>
+      <w:r>
+        <w:t xml:space="preserve"> that a</w:t>
+      </w:r>
+      <w:r>
+        <w:t xml:space="preserve"> stronger relationship with temperature is associated with hig</w:t>
+      </w:r>
+      <w:r>
+        <w:t>h neopterin concentration</w:t>
+      </w:r>
+      <w:r>
+        <w:t xml:space="preserve">. </w:t>
+      </w:r>
+      <w:r>
+        <w:t xml:space="preserve">The reverse effect suggests that a negative relationship with temperature is associated with low neopterin concentration while a positive relationship is associated with high neopterin. </w:t>
+      </w:r>
+      <w:r>
+        <w:t>T</w:t>
+      </w:r>
+      <w:r>
+        <w:t>he majority of taxa (13 out of 24) exhibi</w:t>
+      </w:r>
+      <w:r>
+        <w:t>t</w:t>
+      </w:r>
+      <w:r>
+        <w:t xml:space="preserve"> a negative amplifying effect</w:t>
+      </w:r>
+      <w:r>
+        <w:t xml:space="preserve">. </w:t>
+      </w:r>
+    </w:p>
+    <w:p/>
+    <w:p>
+      <w:commentRangeStart w:id="4"/>
+      <w:r>
+        <w:t xml:space="preserve">Discussion: </w:t>
+      </w:r>
+      <w:commentRangeEnd w:id="4"/>
+      <w:r>
+        <w:rPr>
+          <w:rStyle w:val="CommentReference"/>
+        </w:rPr>
+        <w:commentReference w:id="4"/>
+      </w:r>
+    </w:p>
+    <w:p/>
+    <w:p>
+      <w:pPr>
+        <w:rPr>
+          <w:u w:val="single"/>
+        </w:rPr>
+      </w:pPr>
+      <w:r>
+        <w:rPr>
+          <w:u w:val="single"/>
+        </w:rPr>
+        <w:t xml:space="preserve">Gut microbiome </w:t>
+      </w:r>
+      <w:r>
+        <w:rPr>
+          <w:u w:val="single"/>
+        </w:rPr>
+        <w:t>response to</w:t>
+      </w:r>
+      <w:r>
+        <w:rPr>
+          <w:u w:val="single"/>
+        </w:rPr>
+        <w:t xml:space="preserve"> temperature</w:t>
+      </w:r>
     </w:p>
     <w:p>
       <w:pPr>
         <w:ind w:firstLine="720"/>
       </w:pPr>
       <w:r>
-        <w:t xml:space="preserve">gut microbiome’s </w:t>
+        <w:t xml:space="preserve">Temperature is a key predictor of gut microbiome composition in wild, white-faced capuchin monkeys, shaping both community-level diversity and </w:t>
+      </w:r>
+      <w:r>
+        <w:t xml:space="preserve">the abundance of </w:t>
+      </w:r>
+      <w:r>
+        <w:t xml:space="preserve">individual microbial taxa. Adding temperature to </w:t>
+      </w:r>
+      <w:r>
+        <w:t xml:space="preserve">our </w:t>
+      </w:r>
+      <w:r>
+        <w:t xml:space="preserve">models </w:t>
+      </w:r>
+      <w:r>
+        <w:t xml:space="preserve">that already </w:t>
+      </w:r>
+      <w:r>
+        <w:t>includ</w:t>
+      </w:r>
+      <w:r>
+        <w:t>ed</w:t>
+      </w:r>
+      <w:r>
+        <w:t xml:space="preserve"> established predictors of gut microbiome composition (sex, social group, diet, and season) improved model fit for community-level diversity and as well as over half the microbial taxa tested. </w:t>
+      </w:r>
+      <w:r>
+        <w:t>These findings highlight temperature as an environmental driver of microbiome variation beyond ecological predictors traditionally examined in primate gut microbiome research (e.g. season</w:t>
+      </w:r>
+      <w:r>
+        <w:t xml:space="preserve"> ()</w:t>
+      </w:r>
+      <w:r>
+        <w:t>, habitat disturbance</w:t>
+      </w:r>
+      <w:r>
+        <w:t xml:space="preserve"> ()</w:t>
+      </w:r>
+      <w:r>
+        <w:t>, sociality</w:t>
+      </w:r>
+      <w:r>
+        <w:t xml:space="preserve"> ()</w:t>
+      </w:r>
+      <w:r>
+        <w:t xml:space="preserve">, </w:t>
+      </w:r>
+      <w:r>
+        <w:t xml:space="preserve">and </w:t>
+      </w:r>
+      <w:r>
+        <w:t>cross-site comparisons</w:t>
+      </w:r>
+      <w:r>
+        <w:t xml:space="preserve"> ()</w:t>
+      </w:r>
+      <w:r>
+        <w:t xml:space="preserve">). </w:t>
+      </w:r>
+      <w:r>
+        <w:t>Our</w:t>
+      </w:r>
+      <w:r>
+        <w:t xml:space="preserve"> results</w:t>
+      </w:r>
+      <w:r>
+        <w:t xml:space="preserve"> likely reflect the direct effect of temperature rather than confounding factors such as diet or seasonal ecological changes. </w:t>
+      </w:r>
+      <w:r>
+        <w:t xml:space="preserve">Since rain is a reliable predictor of season in tropical dry forests (), we included it in our model to account for seasonal effects. Additionally, we identified dietary items </w:t>
+      </w:r>
+      <w:r>
+        <w:t xml:space="preserve">strongly </w:t>
+      </w:r>
+      <w:r>
+        <w:t>associated with temperature and controlled for them to isolate the effect of temperature</w:t>
+      </w:r>
+      <w:r>
+        <w:t xml:space="preserve"> in our models</w:t>
+      </w:r>
+      <w:r>
+        <w:t>.</w:t>
+      </w:r>
+      <w:r>
+        <w:t xml:space="preserve"> </w:t>
+      </w:r>
+      <w:r>
+        <w:t>We found that</w:t>
+      </w:r>
+      <w:r>
+        <w:t xml:space="preserve"> high temperature</w:t>
+      </w:r>
+      <w:r>
+        <w:t>s</w:t>
+      </w:r>
+      <w:r>
+        <w:t xml:space="preserve"> </w:t>
+      </w:r>
+      <w:r>
+        <w:t>are associated with</w:t>
+      </w:r>
+      <w:r>
+        <w:t xml:space="preserve"> </w:t>
+      </w:r>
+      <w:r>
+        <w:t>shifts in composition</w:t>
+      </w:r>
+      <w:r>
+        <w:t xml:space="preserve"> that may be detrimental to the host</w:t>
+      </w:r>
+      <w:r>
+        <w:t>,</w:t>
+      </w:r>
+      <w:r>
+        <w:t xml:space="preserve"> including lower alpha diversity an</w:t>
+      </w:r>
+      <w:r>
+        <w:t>d</w:t>
+      </w:r>
+      <w:r>
+        <w:t xml:space="preserve"> the</w:t>
+      </w:r>
+      <w:r>
+        <w:t xml:space="preserve"> depletion of key microbe phyla. </w:t>
+      </w:r>
+      <w:r>
+        <w:t>Because</w:t>
+      </w:r>
+      <w:r>
+        <w:t xml:space="preserve"> temperature was modeled as a 15-day average, these </w:t>
+      </w:r>
+      <w:r>
+        <w:t xml:space="preserve">findings capture the microbiome’s response to prolonged periods of heat exposure, during which behavioral or physiological adaptations to cope with heat stress are likely less effective. Our results offer insight into how rising temperatures due to climate change may impact species via changes in microbiome composition. </w:t>
       </w:r>
     </w:p>
     <w:p>
       <w:pPr>
         <w:ind w:firstLine="720"/>
       </w:pPr>
+      <w:r>
+        <w:t xml:space="preserve">The gut microbiome’s response to temperature </w:t>
+      </w:r>
+      <w:r>
+        <w:t>in white-faced capuchins</w:t>
+      </w:r>
+      <w:r>
+        <w:t xml:space="preserve"> </w:t>
+      </w:r>
+      <w:r>
+        <w:t xml:space="preserve">resembles some </w:t>
+      </w:r>
+      <w:r>
+        <w:t xml:space="preserve">patterns observed in </w:t>
+      </w:r>
+      <w:r>
+        <w:t>experimental studies on</w:t>
+      </w:r>
+      <w:r>
+        <w:t xml:space="preserve"> vertebrate</w:t>
+      </w:r>
+      <w:r>
+        <w:t xml:space="preserve"> species</w:t>
+      </w:r>
+      <w:r>
+        <w:t xml:space="preserve"> </w:t>
+      </w:r>
+      <w:r>
+        <w:t>()</w:t>
+      </w:r>
+      <w:r>
+        <w:t>.</w:t>
+      </w:r>
+      <w:r>
+        <w:t xml:space="preserve"> </w:t>
+      </w:r>
+      <w:r>
+        <w:t>High temperatures are associated with declines in Firmicutes abundance a</w:t>
+      </w:r>
+      <w:r>
+        <w:t xml:space="preserve">cross </w:t>
+      </w:r>
+      <w:r>
+        <w:t xml:space="preserve">several </w:t>
+      </w:r>
+      <w:r>
+        <w:t>vert</w:t>
+      </w:r>
+      <w:r>
+        <w:t>e</w:t>
+      </w:r>
+      <w:r>
+        <w:t>brate</w:t>
+      </w:r>
+      <w:r>
+        <w:t xml:space="preserve"> groups,</w:t>
+      </w:r>
+      <w:r>
+        <w:t xml:space="preserve"> including </w:t>
+      </w:r>
+      <w:r>
+        <w:t>reptiles, amphibians, mammals, bird</w:t>
+      </w:r>
+      <w:r>
+        <w:t>s</w:t>
+      </w:r>
+      <w:r>
+        <w:t>, and fis</w:t>
+      </w:r>
+      <w:r>
+        <w:t xml:space="preserve">h. Similarly, in our study species, </w:t>
+      </w:r>
+      <w:r>
+        <w:t>we observed a decrease in Firmicutes</w:t>
+      </w:r>
+      <w:r>
+        <w:t xml:space="preserve"> </w:t>
+      </w:r>
+      <w:r>
+        <w:t xml:space="preserve">with </w:t>
+      </w:r>
+      <w:r>
+        <w:t xml:space="preserve">rising temperatures. </w:t>
+      </w:r>
+      <w:r>
+        <w:t>Alpha</w:t>
+      </w:r>
+      <w:r>
+        <w:t xml:space="preserve"> diversity also declined </w:t>
+      </w:r>
+      <w:r>
+        <w:t xml:space="preserve">with rising </w:t>
+      </w:r>
+      <w:r>
+        <w:t>temperatures, a pattern previously observed in amphibians, reptiles, and birds.</w:t>
+      </w:r>
+      <w:r>
+        <w:t xml:space="preserve"> These similarities among vertebrate species, now including primates, support the hypothesis that the gut microbiome exhibits a conserved response to temperature.</w:t>
+      </w:r>
+      <w:r>
+        <w:t xml:space="preserve"> However, unlike other species</w:t>
+      </w:r>
+      <w:r>
+        <w:t xml:space="preserve">, capuchins show a decrease in all major phyla associated with their gut microbiome— Firmicutes, </w:t>
+      </w:r>
+      <w:proofErr w:type="spellStart"/>
+      <w:r>
+        <w:t>Bacteroidota</w:t>
+      </w:r>
+      <w:proofErr w:type="spellEnd"/>
+      <w:r>
+        <w:t xml:space="preserve">, Proteobacteria, and Actinobacteria ()— whereas other vertebrates </w:t>
+      </w:r>
+      <w:r>
+        <w:t xml:space="preserve">typically </w:t>
+      </w:r>
+      <w:r>
+        <w:t xml:space="preserve">show an increase in Proteobacteria with rising temperatures. This </w:t>
+      </w:r>
+      <w:r>
+        <w:t xml:space="preserve">trend </w:t>
+      </w:r>
+      <w:r>
+        <w:t>may indicate a particular sensitivity to heat</w:t>
+      </w:r>
+      <w:r>
+        <w:t xml:space="preserve"> in </w:t>
+      </w:r>
+      <w:r>
+        <w:t>capuchins</w:t>
+      </w:r>
+      <w:r>
+        <w:t>, warranting further investigation in other populations and primate species. Notably</w:t>
+      </w:r>
+      <w:r>
+        <w:t>,</w:t>
+      </w:r>
+      <w:r>
+        <w:t xml:space="preserve"> </w:t>
+      </w:r>
+      <w:r>
+        <w:t xml:space="preserve">our results mirror those </w:t>
+      </w:r>
+      <w:r>
+        <w:t>from</w:t>
+      </w:r>
+      <w:r>
+        <w:t xml:space="preserve"> a wild population of Kalah</w:t>
+      </w:r>
+      <w:r>
+        <w:t>a</w:t>
+      </w:r>
+      <w:r>
+        <w:t xml:space="preserve">ri meerkats, where </w:t>
+      </w:r>
+      <w:r>
+        <w:lastRenderedPageBreak/>
+        <w:t xml:space="preserve">high temperatures were associated </w:t>
+      </w:r>
+      <w:r>
+        <w:t>with a reduction in</w:t>
+      </w:r>
+      <w:r>
+        <w:t xml:space="preserve"> </w:t>
+      </w:r>
+      <w:r>
+        <w:t>lactic acid</w:t>
+      </w:r>
+      <w:r>
+        <w:t>-</w:t>
+      </w:r>
+      <w:r>
+        <w:t>producing taxa</w:t>
+      </w:r>
+      <w:r>
+        <w:t xml:space="preserve"> (e.g.</w:t>
+      </w:r>
+      <w:r>
+        <w:t xml:space="preserve"> </w:t>
+      </w:r>
+      <w:r>
+        <w:t>Lactococcus</w:t>
+      </w:r>
+      <w:r>
+        <w:t>)</w:t>
+      </w:r>
+      <w:r>
+        <w:t>.</w:t>
+      </w:r>
+      <w:r>
+        <w:t xml:space="preserve"> The sensitivity </w:t>
+      </w:r>
+      <w:r>
+        <w:t>of</w:t>
+      </w:r>
+      <w:r>
+        <w:t xml:space="preserve"> lactic acid-producing bacteria to high temperatures may be detrimental to hosts as these microbes play key roles in carbohydrate digestion, host immune regulation, and colonization resistance. Similar patterns observed in wild animals suggest that the gut microbiome of natural populations may respond differently to high temperatures than those in experimental settings, </w:t>
+      </w:r>
+      <w:r>
+        <w:t>offering clearer insights into climate change-driven shifts in</w:t>
+      </w:r>
+      <w:r>
+        <w:t xml:space="preserve"> the</w:t>
+      </w:r>
+      <w:r>
+        <w:t xml:space="preserve"> gut microbiome.</w:t>
+      </w:r>
     </w:p>
     <w:p>
       <w:pPr>
         <w:ind w:firstLine="720"/>
       </w:pPr>
       <w:r>
-        <w:t xml:space="preserve">response to temperature in some aspects of community composition and for several individual taxa. Our model comparison indicated that the relationship between temperature and beta diversity </w:t>
-      </w:r>
-      <w:r>
-        <w:t xml:space="preserve">is associated with </w:t>
-      </w:r>
-      <w:r>
-        <w:t>immune performance,</w:t>
-      </w:r>
-      <w:r>
-        <w:t xml:space="preserve"> </w:t>
-      </w:r>
-      <w:r>
-        <w:t xml:space="preserve">but the relationship between temperature and alpha diversity is not </w:t>
-      </w:r>
-      <w:r>
-        <w:t>associated with</w:t>
-      </w:r>
-      <w:r>
-        <w:t xml:space="preserve"> immune performance. We evaluated whether adding an interaction effect between temperature and neopterin to our model that already included temperature as a predictor would improve the model fit for the community features. We found that the model that included the interaction</w:t>
-      </w:r>
-      <w:r>
-        <w:t xml:space="preserve"> effect</w:t>
-      </w:r>
-      <w:r>
-        <w:t xml:space="preserve"> accounted for more than 50% of the model weight for all principal coordinates</w:t>
-      </w:r>
-      <w:r>
-        <w:t xml:space="preserve">. </w:t>
-      </w:r>
-      <w:r>
-        <w:t>In contrast, the interaction model accounted for less than 15% of the model weight for the alpha diversity indices</w:t>
-      </w:r>
-      <w:r>
-        <w:t xml:space="preserve"> (Fig 5B). </w:t>
-      </w:r>
-      <w:r>
-        <w:t>Principal Component 1 is the only component with reliable confidence intervals (i.e., 95% CIs do not cross zero) and accounts for the greatest proportion of variance among all components. While the confidence intervals for other components are unreliable, the reliable interaction effect for PC1 provides compelling evidence that immune performance is related to the community-level response to temperature. Additionally, PC3 resembles PC1 in model weight and magnitude despite the unreliable confidence intervals (fig), further supporting the interaction effect in explaining beta diversity</w:t>
-      </w:r>
-      <w:r>
-        <w:t xml:space="preserve"> (Fig 5A)</w:t>
-      </w:r>
-      <w:r>
-        <w:t xml:space="preserve">. </w:t>
+        <w:t>We show that s</w:t>
+      </w:r>
+      <w:r>
+        <w:t>everal</w:t>
+      </w:r>
+      <w:r>
+        <w:t xml:space="preserve"> </w:t>
+      </w:r>
+      <w:r>
+        <w:t xml:space="preserve">commensal </w:t>
+      </w:r>
+      <w:r>
+        <w:t>microbial taxa</w:t>
+      </w:r>
+      <w:r>
+        <w:t xml:space="preserve"> </w:t>
+      </w:r>
+      <w:r>
+        <w:t>exhibit a</w:t>
+      </w:r>
+      <w:r>
+        <w:t xml:space="preserve"> distinctly non-linear decline in abundance with rising temperatures. </w:t>
+      </w:r>
+      <w:r>
+        <w:t>Their</w:t>
+      </w:r>
+      <w:r>
+        <w:t xml:space="preserve"> abundances </w:t>
+      </w:r>
+      <w:r>
+        <w:t>remain</w:t>
+      </w:r>
+      <w:r>
+        <w:t xml:space="preserve"> relatively stable until reaching 29</w:t>
+      </w:r>
+      <w:r>
+        <w:t>C</w:t>
+      </w:r>
+      <w:r>
+        <w:t xml:space="preserve"> degrees, after which </w:t>
+      </w:r>
+      <w:r>
+        <w:t>they decline at</w:t>
+      </w:r>
+      <w:r>
+        <w:t xml:space="preserve"> </w:t>
+      </w:r>
+      <w:r>
+        <w:t xml:space="preserve">different </w:t>
+      </w:r>
+      <w:r>
+        <w:t xml:space="preserve">rates. </w:t>
+      </w:r>
+      <w:r>
+        <w:t>Since this pattern was observed across 5</w:t>
+      </w:r>
+      <w:r>
+        <w:t xml:space="preserve"> different phyla</w:t>
+      </w:r>
+      <w:r>
+        <w:t>, it</w:t>
+      </w:r>
+      <w:r>
+        <w:t xml:space="preserve"> </w:t>
+      </w:r>
+      <w:r>
+        <w:t xml:space="preserve">may indicate a shared sensitivity to heat among </w:t>
+      </w:r>
+      <w:r>
+        <w:t xml:space="preserve">commensal </w:t>
+      </w:r>
+      <w:r>
+        <w:t>bacteria</w:t>
+      </w:r>
+      <w:r>
+        <w:t xml:space="preserve">. It may also indicate a thermal ‘tipping point’ () – beyond </w:t>
+      </w:r>
+      <w:r>
+        <w:t xml:space="preserve">which </w:t>
+      </w:r>
+      <w:r>
+        <w:t xml:space="preserve">commensal </w:t>
+      </w:r>
+      <w:r>
+        <w:t>microbes can no longer maintain stable populations in response to rising temperature</w:t>
+      </w:r>
+      <w:r>
+        <w:t>s.</w:t>
+      </w:r>
+      <w:r>
+        <w:t xml:space="preserve"> While little is known about the resilience of commensal microbes to high temperatures, pathogenic bacteria such as E. coli and Salmonella</w:t>
+      </w:r>
+      <w:r>
+        <w:t xml:space="preserve"> </w:t>
+      </w:r>
+      <w:r>
+        <w:t>can thrive under heat stress, likely indicating a concerning ability to exploit microbiome communities at high temperatures. Our findings contribute to a broader understanding of how commensal microbes respond to rising temperatures</w:t>
+      </w:r>
+      <w:r>
+        <w:t xml:space="preserve"> </w:t>
+      </w:r>
+      <w:r>
+        <w:t xml:space="preserve">and may help predict gut microbiome stability and resilience </w:t>
+      </w:r>
+      <w:r>
+        <w:t>to pathogens at high temperatures</w:t>
+      </w:r>
+      <w:r>
+        <w:t>.</w:t>
       </w:r>
     </w:p>
     <w:p>
       <w:pPr>
         <w:ind w:firstLine="720"/>
       </w:pPr>
-    </w:p>
-    <w:p>
-      <w:pPr>
-        <w:ind w:firstLine="720"/>
-      </w:pPr>
-    </w:p>
-    <w:p>
-      <w:pPr>
-        <w:ind w:firstLine="720"/>
-      </w:pPr>
-      <w:r>
-        <w:t>In contrast, the low model weight, small effect sizes, and unreliable confidence intervals for the interaction effect indicate that alpha diversity response to temperature is independent of immune performance</w:t>
-      </w:r>
-      <w:r>
-        <w:t xml:space="preserve"> (Fig 5B)</w:t>
-      </w:r>
-      <w:r>
-        <w:t xml:space="preserve">. This suggests that even though immune performance does not influence the relationship between diversity or evenness of taxa with temperature, the interaction </w:t>
-      </w:r>
-      <w:r>
-        <w:t>i</w:t>
-      </w:r>
-      <w:r>
-        <w:t>s instead linked to beta diversity through its influence on the abundance of individual taxa that drive similarity and differences between samples.</w:t>
-      </w:r>
-    </w:p>
-    <w:p>
-      <w:pPr>
-        <w:ind w:firstLine="720"/>
-      </w:pPr>
-    </w:p>
-    <w:p>
-      <w:pPr>
-        <w:ind w:firstLine="720"/>
-      </w:pPr>
-    </w:p>
-    <w:p>
-      <w:pPr>
-        <w:ind w:firstLine="720"/>
-      </w:pPr>
-    </w:p>
-    <w:p>
-      <w:pPr>
-        <w:ind w:firstLine="720"/>
-      </w:pPr>
-      <w:r>
-        <w:t>Immune performance influences the relationship between temperature and the abundance of individual taxa. The same model comparison used for the community feature analysis showed that the interaction model accounted for more than 50% of the model weight for 2</w:t>
-      </w:r>
-      <w:r>
-        <w:t>1</w:t>
-      </w:r>
-      <w:r>
-        <w:t xml:space="preserve"> out of the 93 individual taxa associated with temperature (</w:t>
-      </w:r>
-      <w:r>
-        <w:t>Fig 6</w:t>
-      </w:r>
-      <w:r>
-        <w:t xml:space="preserve">). Among these taxa, </w:t>
-      </w:r>
-      <w:r>
-        <w:t xml:space="preserve">7 </w:t>
-      </w:r>
-      <w:r>
-        <w:t>were families and</w:t>
-      </w:r>
-      <w:r>
-        <w:t xml:space="preserve"> 14</w:t>
-      </w:r>
-      <w:r>
-        <w:t xml:space="preserve"> were genera spanning </w:t>
-      </w:r>
-      <w:r>
-        <w:t xml:space="preserve">7 </w:t>
-      </w:r>
-      <w:r>
-        <w:t xml:space="preserve">phyla. To interpret the interaction, effect we plotted the relationship between abundance and temperature across four discrete ranges of neopterin values. </w:t>
-      </w:r>
-      <w:r>
-        <w:t>Our analysis revealed three distinct effects of neopterin on this relationship: (1) a positive amplifying effect, (2) a reverse effect, and (3) a negative amplifying effect</w:t>
-      </w:r>
-      <w:r>
-        <w:t xml:space="preserve"> (Fig 7)</w:t>
-      </w:r>
-      <w:r>
-        <w:t>. The positive amplifying effect strengthens an already positive relationship between abundance and temperature, making it increasingly more positive at higher neopterin levels.</w:t>
-      </w:r>
-      <w:r>
-        <w:t xml:space="preserve"> </w:t>
-      </w:r>
-      <w:r>
-        <w:t xml:space="preserve">The reverse effect flips an initially negative relationship between abundance and temperature, </w:t>
-      </w:r>
-      <w:r>
-        <w:t>making</w:t>
-      </w:r>
-      <w:r>
-        <w:t xml:space="preserve"> it positive as neopterin increases</w:t>
-      </w:r>
-      <w:r>
-        <w:t xml:space="preserve">. </w:t>
-      </w:r>
-      <w:r>
-        <w:t xml:space="preserve">The negative amplifying effect intensifies a negative relationship between abundance and </w:t>
-      </w:r>
-      <w:r>
-        <w:lastRenderedPageBreak/>
-        <w:t>temperature, making it even more negative at higher neopterin levels.</w:t>
-      </w:r>
-      <w:r>
-        <w:t xml:space="preserve"> The majority of taxa (13 out of 24) exhibited a negative amplifying effect, suggesting that high neopterin levels most commonly exacerbate declines in taxa abundance as temperatures rise. We expect these effects to represent different physiological relationships in the gut-immune axis and their response to ecology.</w:t>
-      </w:r>
-    </w:p>
-    <w:p/>
-    <w:p>
-      <w:commentRangeStart w:id="3"/>
-      <w:r>
-        <w:t xml:space="preserve">Discussion: </w:t>
-      </w:r>
-      <w:commentRangeEnd w:id="3"/>
-      <w:r>
-        <w:rPr>
-          <w:rStyle w:val="CommentReference"/>
-        </w:rPr>
-        <w:commentReference w:id="3"/>
-      </w:r>
-    </w:p>
-    <w:p/>
-    <w:p>
-      <w:pPr>
-        <w:rPr>
-          <w:u w:val="single"/>
-        </w:rPr>
-      </w:pPr>
-      <w:r>
-        <w:rPr>
-          <w:u w:val="single"/>
-        </w:rPr>
-        <w:t>Gut microbiome relationship with temperature</w:t>
-      </w:r>
-    </w:p>
-    <w:p>
-      <w:pPr>
-        <w:ind w:firstLine="720"/>
-      </w:pPr>
-      <w:r>
-        <w:t xml:space="preserve">Temperature is a key predictor of gut microbiome composition in wild, white-faced capuchin monkeys, shaping both community-level diversity and </w:t>
-      </w:r>
-      <w:r>
-        <w:t xml:space="preserve">the abundance of </w:t>
-      </w:r>
-      <w:r>
-        <w:t xml:space="preserve">individual microbial taxa. Adding temperature to </w:t>
-      </w:r>
-      <w:r>
-        <w:t xml:space="preserve">our </w:t>
-      </w:r>
-      <w:r>
-        <w:t xml:space="preserve">models </w:t>
-      </w:r>
-      <w:r>
-        <w:t xml:space="preserve">that already </w:t>
-      </w:r>
-      <w:r>
-        <w:t>includ</w:t>
-      </w:r>
-      <w:r>
-        <w:t>ed</w:t>
-      </w:r>
-      <w:r>
-        <w:t xml:space="preserve"> established predictors of gut microbiome composition (sex, social group, diet, and season) improved model fit for community-level diversity and as well as over half the microbial taxa tested. </w:t>
-      </w:r>
-      <w:r>
-        <w:t>These findings highlight temperature as an environmental driver of microbiome variation, extending beyond ecological predictors traditionally examined in primate gut microbiome research (e.g. season</w:t>
-      </w:r>
-      <w:r>
-        <w:t xml:space="preserve"> ()</w:t>
-      </w:r>
-      <w:r>
-        <w:t>, habitat disturbance</w:t>
-      </w:r>
-      <w:r>
-        <w:t xml:space="preserve"> ()</w:t>
-      </w:r>
-      <w:r>
-        <w:t>, sociality</w:t>
-      </w:r>
-      <w:r>
-        <w:t xml:space="preserve"> ()</w:t>
-      </w:r>
-      <w:r>
-        <w:t>, cross-site comparisons</w:t>
-      </w:r>
-      <w:r>
-        <w:t xml:space="preserve"> ()</w:t>
-      </w:r>
-      <w:r>
-        <w:t>). These</w:t>
-      </w:r>
-      <w:r>
-        <w:t xml:space="preserve"> results</w:t>
-      </w:r>
-      <w:r>
-        <w:t xml:space="preserve"> likely reflect the direct effect of temperature rather than confounding factors such as diet or seasonal ecological changes. </w:t>
-      </w:r>
-      <w:r>
-        <w:t>Since rain is a reliable predictor of season in tropical dry forests (), we included it in our model to account for seasonal effects. Additionally, we identified dietary items associated with temperature and controlled for them to isolate the effect of temperature.</w:t>
-      </w:r>
-      <w:r>
-        <w:t xml:space="preserve"> </w:t>
-      </w:r>
-      <w:r>
-        <w:t>We found that</w:t>
-      </w:r>
-      <w:r>
-        <w:t xml:space="preserve"> high temperature</w:t>
+      <w:r>
+        <w:t>The</w:t>
+      </w:r>
+      <w:r>
+        <w:t xml:space="preserve"> </w:t>
+      </w:r>
+      <w:r>
+        <w:t xml:space="preserve">response </w:t>
+      </w:r>
+      <w:r>
+        <w:t xml:space="preserve">of the capuchin gut microbiome to </w:t>
+      </w:r>
+      <w:r>
+        <w:t>high</w:t>
+      </w:r>
+      <w:r>
+        <w:t xml:space="preserve"> temperature</w:t>
       </w:r>
       <w:r>
         <w:t>s</w:t>
       </w:r>
       <w:r>
-        <w:t xml:space="preserve"> </w:t>
-      </w:r>
-      <w:r>
-        <w:t xml:space="preserve">are associated with concerning </w:t>
-      </w:r>
-      <w:r>
-        <w:t>shifts in composition,</w:t>
-      </w:r>
-      <w:r>
-        <w:t xml:space="preserve"> including lower alpha diversity an</w:t>
-      </w:r>
-      <w:r>
-        <w:t>d</w:t>
-      </w:r>
-      <w:r>
-        <w:t xml:space="preserve"> the</w:t>
-      </w:r>
-      <w:r>
-        <w:t xml:space="preserve"> depletion of key microbe phyla. </w:t>
-      </w:r>
-      <w:r>
-        <w:t>Because</w:t>
-      </w:r>
-      <w:r>
-        <w:t xml:space="preserve"> temperature was modeled as a 15-day average, these </w:t>
-      </w:r>
-      <w:r>
-        <w:t xml:space="preserve">findings capture the microbiome’s response to prolonged periods of heat exposure, during which behavioral or physiological adaptations to cope with heat stress are likely less effective. Our results offer insight into how rising temperatures due to climate change may impact species via changes in microbiome composition. </w:t>
-      </w:r>
-    </w:p>
-    <w:p>
-      <w:pPr>
-        <w:ind w:firstLine="720"/>
-      </w:pPr>
-      <w:r>
-        <w:t xml:space="preserve">The gut microbiome’s response to temperature in our study species </w:t>
-      </w:r>
-      <w:r>
-        <w:t>aligns</w:t>
-      </w:r>
-      <w:r>
-        <w:t>,</w:t>
-      </w:r>
-      <w:r>
-        <w:t xml:space="preserve"> in part</w:t>
-      </w:r>
-      <w:r>
-        <w:t>,</w:t>
-      </w:r>
-      <w:r>
-        <w:t xml:space="preserve"> with patterns observed in </w:t>
-      </w:r>
-      <w:r>
-        <w:t>experimental studies on</w:t>
-      </w:r>
-      <w:r>
-        <w:t xml:space="preserve"> vertebrate</w:t>
-      </w:r>
-      <w:r>
-        <w:t xml:space="preserve"> species</w:t>
-      </w:r>
-      <w:r>
-        <w:t xml:space="preserve"> </w:t>
-      </w:r>
-      <w:r>
-        <w:t>()</w:t>
-      </w:r>
-      <w:r>
-        <w:t>.</w:t>
-      </w:r>
-      <w:r>
-        <w:t xml:space="preserve"> </w:t>
-      </w:r>
-      <w:r>
-        <w:t>High temperatures are associated with declines in Firmicutes abundance a</w:t>
-      </w:r>
-      <w:r>
-        <w:t>cross diverse</w:t>
-      </w:r>
-      <w:r>
-        <w:t xml:space="preserve"> vert</w:t>
-      </w:r>
-      <w:r>
-        <w:t>e</w:t>
-      </w:r>
-      <w:r>
-        <w:t xml:space="preserve">brates— including </w:t>
-      </w:r>
-      <w:r>
-        <w:t>reptiles, amphibians, mammals, bird</w:t>
-      </w:r>
-      <w:r>
-        <w:t>s</w:t>
-      </w:r>
-      <w:r>
-        <w:t>, and fis</w:t>
-      </w:r>
-      <w:r>
-        <w:t>h. Similarly, in our study species, Firmicutes primarily decreased with rising temperatures. Community alpha diversity also declined at higher temperatures, a pattern previously observed in amphibians, reptiles, and birds.</w:t>
-      </w:r>
-      <w:r>
-        <w:t xml:space="preserve"> These similarities among vertebrate species, now including primates, support the hypothesis that the gut microbiome exhibits a conserved response to temperature.</w:t>
-      </w:r>
-      <w:r>
-        <w:t xml:space="preserve"> However, unlike other species</w:t>
-      </w:r>
-      <w:r>
-        <w:t xml:space="preserve">, capuchins show a decrease in all major phyla that have been associated with their gut microbiome— Firmicutes, </w:t>
-      </w:r>
-      <w:proofErr w:type="spellStart"/>
-      <w:r>
-        <w:t>Bacteroidota</w:t>
-      </w:r>
-      <w:proofErr w:type="spellEnd"/>
-      <w:r>
-        <w:t xml:space="preserve">, Proteobacteria, and Actinobacteria ()— whereas other vertebrates </w:t>
-      </w:r>
-      <w:r>
-        <w:t xml:space="preserve">typically </w:t>
-      </w:r>
-      <w:r>
-        <w:t xml:space="preserve">show an increase in Proteobacteria with rising temperatures. This </w:t>
-      </w:r>
-      <w:r>
-        <w:t xml:space="preserve">trend </w:t>
-      </w:r>
-      <w:r>
-        <w:t>may indicate a particular sensitivity to heat</w:t>
-      </w:r>
-      <w:r>
-        <w:t xml:space="preserve"> in </w:t>
-      </w:r>
-      <w:r>
-        <w:t>capuchins</w:t>
-      </w:r>
-      <w:r>
-        <w:t>, warranting further investigation in other populations and primate species. Notably</w:t>
-      </w:r>
-      <w:r>
-        <w:t xml:space="preserve">, </w:t>
-      </w:r>
-      <w:r>
-        <w:t xml:space="preserve">some of </w:t>
-      </w:r>
-      <w:r>
-        <w:t xml:space="preserve">our results mirror those </w:t>
-      </w:r>
-      <w:r>
-        <w:t>from</w:t>
-      </w:r>
-      <w:r>
-        <w:t xml:space="preserve"> a wild population of Kalah</w:t>
-      </w:r>
-      <w:r>
-        <w:t>a</w:t>
-      </w:r>
-      <w:r>
-        <w:t>ri meerkats, where high temperatures were</w:t>
-      </w:r>
-      <w:r>
-        <w:t xml:space="preserve"> similarly</w:t>
-      </w:r>
-      <w:r>
-        <w:t xml:space="preserve"> associated with declines </w:t>
-      </w:r>
-      <w:r>
-        <w:t xml:space="preserve">in </w:t>
-      </w:r>
-      <w:r>
-        <w:t>lactic acid</w:t>
-      </w:r>
-      <w:r>
-        <w:t>-</w:t>
-      </w:r>
-      <w:r>
-        <w:t>producing taxa</w:t>
-      </w:r>
-      <w:r>
-        <w:t xml:space="preserve"> (e.g. )</w:t>
-      </w:r>
-      <w:r>
-        <w:t>.</w:t>
-      </w:r>
-      <w:r>
-        <w:t xml:space="preserve"> The sensitivity to lactic acid-producing bacteria to high temperatures may be detrimental to hosts, as these microbes play key roles in carbohydrate digestion, host immune regulation, and colonization resistance. Similar patterns observed in wild animals suggest that the gut microbiome of natural populations may respond differently to high </w:t>
-      </w:r>
-      <w:r>
-        <w:lastRenderedPageBreak/>
-        <w:t xml:space="preserve">temperatures than those in experimental settings, </w:t>
-      </w:r>
-      <w:r>
-        <w:t>offering clearer insights into climate change-driven shifts in</w:t>
-      </w:r>
-      <w:r>
-        <w:t xml:space="preserve"> the</w:t>
-      </w:r>
-      <w:r>
-        <w:t xml:space="preserve"> gut microbiome composition</w:t>
-      </w:r>
-      <w:r>
-        <w:t xml:space="preserve"> of wild animals</w:t>
-      </w:r>
-      <w:r>
-        <w:t>.</w:t>
-      </w:r>
-    </w:p>
-    <w:p>
-      <w:pPr>
-        <w:ind w:firstLine="720"/>
-      </w:pPr>
-      <w:r>
-        <w:t>We show that s</w:t>
-      </w:r>
-      <w:r>
-        <w:t>everal</w:t>
-      </w:r>
-      <w:r>
-        <w:t xml:space="preserve"> </w:t>
-      </w:r>
-      <w:r>
-        <w:t xml:space="preserve">commensal </w:t>
-      </w:r>
-      <w:r>
-        <w:t>microbial taxa</w:t>
-      </w:r>
-      <w:r>
-        <w:t xml:space="preserve"> </w:t>
-      </w:r>
-      <w:r>
-        <w:t>exhibit a</w:t>
-      </w:r>
-      <w:r>
-        <w:t xml:space="preserve"> distinctly non-linear decline in abundance with rising temperatures. </w:t>
-      </w:r>
-      <w:r>
-        <w:t>Their</w:t>
-      </w:r>
-      <w:r>
-        <w:t xml:space="preserve"> abundances </w:t>
-      </w:r>
-      <w:r>
-        <w:t>remain</w:t>
-      </w:r>
-      <w:r>
-        <w:t xml:space="preserve"> relatively stable until reaching 29</w:t>
-      </w:r>
-      <w:r>
-        <w:t>C</w:t>
-      </w:r>
-      <w:r>
-        <w:t xml:space="preserve"> degrees, after which </w:t>
-      </w:r>
-      <w:r>
-        <w:t>they decline at</w:t>
-      </w:r>
-      <w:r>
-        <w:t xml:space="preserve"> </w:t>
-      </w:r>
-      <w:r>
-        <w:t xml:space="preserve">different </w:t>
-      </w:r>
-      <w:r>
-        <w:t xml:space="preserve">rates. </w:t>
-      </w:r>
-      <w:r>
-        <w:t>Since this pattern was observed across 5</w:t>
-      </w:r>
-      <w:r>
-        <w:t xml:space="preserve"> different phyla</w:t>
-      </w:r>
-      <w:r>
-        <w:t>, it</w:t>
-      </w:r>
-      <w:r>
-        <w:t xml:space="preserve"> </w:t>
-      </w:r>
-      <w:r>
-        <w:t xml:space="preserve">may indicate a shared sensitivity to heat among </w:t>
-      </w:r>
-      <w:r>
-        <w:t xml:space="preserve">commensal </w:t>
-      </w:r>
-      <w:r>
-        <w:t>bacteria</w:t>
-      </w:r>
-      <w:r>
-        <w:t xml:space="preserve">. It may also indicate a thermal ‘tipping point’ () – beyond </w:t>
-      </w:r>
-      <w:r>
-        <w:t xml:space="preserve">which </w:t>
-      </w:r>
-      <w:r>
-        <w:t xml:space="preserve">commensal </w:t>
-      </w:r>
-      <w:r>
-        <w:t>microbes can no longer maintain stable populations in response to rising temperature</w:t>
-      </w:r>
-      <w:r>
-        <w:t>s.</w:t>
-      </w:r>
-      <w:r>
-        <w:t xml:space="preserve"> While little is known about the resilience of commensal microbes to high temperatures, pathogenic bacteria such as E. coli and Salmonella</w:t>
-      </w:r>
-      <w:r>
-        <w:t xml:space="preserve"> </w:t>
-      </w:r>
-      <w:r>
-        <w:t>can thrive under heat stress, likely indicating a concerning ability to exploit microbiome communities at high temperatures. Our findings contribute to a broader understanding of how commensal microbes respond to rising temperatures</w:t>
-      </w:r>
-      <w:r>
-        <w:t xml:space="preserve"> </w:t>
-      </w:r>
-      <w:r>
-        <w:t>and may help predict gut microbiome stability and resilience in the face of climate change.</w:t>
-      </w:r>
-    </w:p>
-    <w:p>
-      <w:pPr>
-        <w:ind w:firstLine="720"/>
-      </w:pPr>
-      <w:r>
-        <w:t>The</w:t>
-      </w:r>
-      <w:r>
-        <w:t xml:space="preserve"> observ</w:t>
-      </w:r>
-      <w:r>
-        <w:t xml:space="preserve">ed response </w:t>
-      </w:r>
-      <w:r>
-        <w:t>of the capuchin gut microbiome to rising temperature</w:t>
-      </w:r>
-      <w:r>
-        <w:t>s</w:t>
-      </w:r>
-      <w:r>
         <w:t xml:space="preserve"> may affect its </w:t>
       </w:r>
       <w:r>
@@ -3333,13 +3872,19 @@
         <w:t xml:space="preserve">diversity </w:t>
       </w:r>
       <w:r>
-        <w:t>supports colonization resistance by maintaining a variety of taxa that compete with pathogens for resources. Here, we observe a decline in alpha diversity with rising temperatures, suggesting that heat may impair the gut microbiome’s ability to confer colonization resistance.</w:t>
-      </w:r>
-      <w:r>
-        <w:t xml:space="preserve"> </w:t>
-      </w:r>
-      <w:r>
-        <w:t xml:space="preserve">We also observed a </w:t>
+        <w:t>supports colonization resistance by maintaining taxa that compete with pathogens for resources.</w:t>
+      </w:r>
+      <w:r>
+        <w:t xml:space="preserve"> W</w:t>
+      </w:r>
+      <w:r>
+        <w:t>e observe a decline in alpha diversity with rising temperatures, suggesting that heat may impair the gut microbiome’s ability to confer colonization resistance.</w:t>
+      </w:r>
+      <w:r>
+        <w:t xml:space="preserve"> </w:t>
+      </w:r>
+      <w:r>
+        <w:t xml:space="preserve">We also observe a </w:t>
       </w:r>
       <w:r>
         <w:t xml:space="preserve">decline in the abundance of several phyla </w:t>
@@ -3348,10 +3893,13 @@
         <w:t>shown</w:t>
       </w:r>
       <w:r>
-        <w:t xml:space="preserve"> to support host immunity. </w:t>
-      </w:r>
-      <w:r>
-        <w:t xml:space="preserve">Notably, key members of Firmicutes (e.g., </w:t>
+        <w:t xml:space="preserve"> to support host immunity</w:t>
+      </w:r>
+      <w:r>
+        <w:t xml:space="preserve">, including </w:t>
+      </w:r>
+      <w:r>
+        <w:t xml:space="preserve">key members of Firmicutes (e.g., </w:t>
       </w:r>
       <w:proofErr w:type="spellStart"/>
       <w:r>
@@ -3399,7 +3947,7 @@
         <w:t xml:space="preserve"> </w:t>
       </w:r>
       <w:r>
-        <w:t xml:space="preserve">Additionally, we observed a reduction in </w:t>
+        <w:t xml:space="preserve">Additionally, </w:t>
       </w:r>
       <w:r>
         <w:rPr>
@@ -3409,7 +3957,10 @@
         <w:t>Bifidobacterium</w:t>
       </w:r>
       <w:r>
-        <w:t xml:space="preserve">, which secretes antibiotics that inhibit pathogen colonization, as well as a decline in </w:t>
+        <w:t>, which secretes antibiotics that inhibit pathogen colonization</w:t>
+      </w:r>
+      <w:r>
+        <w:t xml:space="preserve">, and </w:t>
       </w:r>
       <w:r>
         <w:rPr>
@@ -3419,340 +3970,420 @@
         <w:t>Enterobacteriaceae</w:t>
       </w:r>
       <w:r>
-        <w:t xml:space="preserve">, where commensal </w:t>
-      </w:r>
-      <w:r>
         <w:rPr>
           <w:rStyle w:val="Emphasis"/>
           <w:rFonts w:eastAsiaTheme="majorEastAsia"/>
         </w:rPr>
-        <w:t>E. coli</w:t>
-      </w:r>
-      <w:r>
-        <w:t xml:space="preserve"> can help prevent infections like </w:t>
+        <w:t>,</w:t>
+      </w:r>
+      <w:r>
+        <w:t xml:space="preserve"> </w:t>
+      </w:r>
+      <w:r>
+        <w:t>which</w:t>
+      </w:r>
+      <w:r>
+        <w:t xml:space="preserve"> include commensal </w:t>
       </w:r>
       <w:r>
         <w:rPr>
           <w:rStyle w:val="Emphasis"/>
           <w:rFonts w:eastAsiaTheme="majorEastAsia"/>
         </w:rPr>
-        <w:t>Salmonella</w:t>
-      </w:r>
-      <w:r>
-        <w:t>.</w:t>
-      </w:r>
-      <w:r>
-        <w:t xml:space="preserve"> </w:t>
-      </w:r>
-      <w:r>
-        <w:t>Importantly, we did not observe an increase in taxa that</w:t>
-      </w:r>
-      <w:r>
-        <w:t xml:space="preserve"> may</w:t>
-      </w:r>
-      <w:r>
-        <w:t xml:space="preserve"> include exogenous pathogens at high temperature</w:t>
-      </w:r>
-      <w:r>
-        <w:t>s</w:t>
-      </w:r>
-      <w:r>
-        <w:t xml:space="preserve"> in our study population.</w:t>
-      </w:r>
-      <w:r>
-        <w:t xml:space="preserve"> </w:t>
-      </w:r>
-      <w:r>
-        <w:t xml:space="preserve">However, </w:t>
-      </w:r>
-      <w:r>
-        <w:t>evidence of compositional changes that are linked to weaker colonization resistance suggests that rising temperatures due to climate change could increase infection rates from exogenous pathogens, potentially harming host health and fitness.</w:t>
-      </w:r>
-      <w:r>
-        <w:t xml:space="preserve"> </w:t>
-      </w:r>
-      <w:r>
-        <w:t xml:space="preserve">Long-term research is necessary to evaluate the health and fitness consequences of heat-induced compositional changes related to colonization resistance but may provide a mechanism by which climate change could negatively impact wild animal populations via the gut microbiome. </w:t>
-      </w:r>
-    </w:p>
-    <w:p/>
-    <w:p>
-      <w:pPr>
-        <w:rPr>
-          <w:u w:val="single"/>
-        </w:rPr>
-      </w:pPr>
-      <w:r>
-        <w:rPr>
-          <w:u w:val="single"/>
-        </w:rPr>
-        <w:t>Gut microbiome response to temperature is related to host immunity</w:t>
-      </w:r>
-    </w:p>
-    <w:p>
-      <w:pPr>
-        <w:ind w:firstLine="720"/>
-      </w:pPr>
-      <w:r>
-        <w:t xml:space="preserve">We also found that host immunity </w:t>
-      </w:r>
-      <w:r>
-        <w:t>is associated</w:t>
-      </w:r>
-      <w:r>
-        <w:t xml:space="preserve"> with how the gut microbiome responds to temperature</w:t>
-      </w:r>
-      <w:r>
-        <w:t xml:space="preserve">, </w:t>
-      </w:r>
-      <w:r>
-        <w:t xml:space="preserve">likely because temperature </w:t>
-      </w:r>
-      <w:r>
-        <w:t>impacts</w:t>
-      </w:r>
-      <w:r>
-        <w:t xml:space="preserve"> the relationship between </w:t>
-      </w:r>
-      <w:r>
-        <w:t>specific microbes and host macrophages</w:t>
-      </w:r>
-      <w:r>
-        <w:t xml:space="preserve">. </w:t>
-      </w:r>
-      <w:r>
-        <w:t xml:space="preserve">Adding an interaction effect between neopterin and temperature to our models that already </w:t>
-      </w:r>
-      <w:r>
-        <w:t>accounted for</w:t>
-      </w:r>
-      <w:r>
-        <w:t xml:space="preserve"> temperature improved model fit for community-level beta diversity </w:t>
-      </w:r>
-      <w:r>
-        <w:t>as well as for</w:t>
-      </w:r>
-      <w:r>
-        <w:t xml:space="preserve"> </w:t>
-      </w:r>
-      <w:r>
-        <w:t xml:space="preserve">a </w:t>
-      </w:r>
-      <w:r>
-        <w:t>group of specific taxa</w:t>
-      </w:r>
-      <w:r>
-        <w:t xml:space="preserve">. Changes in these taxa are likely driving the observed differences in community beta diversity. In contrast, adding the interaction effect did not improve model fit for </w:t>
-      </w:r>
-      <w:r>
-        <w:t xml:space="preserve">alpha diversity, </w:t>
-      </w:r>
-      <w:r>
-        <w:t xml:space="preserve">suggesting </w:t>
-      </w:r>
-      <w:r>
-        <w:t xml:space="preserve">that neopterin is not related to how alpha diversity responds to temperature. </w:t>
-      </w:r>
-      <w:r>
-        <w:t xml:space="preserve">These results directly contradict a previous study on wild gelada monkeys, </w:t>
-      </w:r>
-      <w:r>
-        <w:t>which found that neopterin was negatively associated with alpha diversity but showed no relationship with individual taxa.</w:t>
-      </w:r>
-      <w:r>
-        <w:t xml:space="preserve"> </w:t>
-      </w:r>
-      <w:r>
-        <w:t>W</w:t>
-      </w:r>
-      <w:r>
-        <w:t xml:space="preserve">e believe this discrepancy arises from differences </w:t>
-      </w:r>
-      <w:r>
-        <w:lastRenderedPageBreak/>
-        <w:t>in sampling timescales: the previous study used 30-day paired samples, whereas we analyzed samples collected within three days of each other. Since macrophage activation occurs over short timescales (24–48 hours), close sample pairings are likely necessary to detect specific microbe-immune interactions.</w:t>
-      </w:r>
-    </w:p>
-    <w:p>
-      <w:r>
-        <w:tab/>
-      </w:r>
-      <w:r>
-        <w:t xml:space="preserve">Of </w:t>
-      </w:r>
-      <w:r>
-        <w:t xml:space="preserve">the 21 taxa that </w:t>
-      </w:r>
-      <w:r>
-        <w:t>exhibit</w:t>
-      </w:r>
-      <w:r>
-        <w:t xml:space="preserve"> a relationship between temperature and neopterin</w:t>
-      </w:r>
-      <w:r>
-        <w:t xml:space="preserve">, 13 belong to the phylum </w:t>
-      </w:r>
-      <w:r>
-        <w:t>Firmicutes</w:t>
-      </w:r>
-      <w:r>
-        <w:t xml:space="preserve"> and 5 belong to </w:t>
-      </w:r>
-      <w:proofErr w:type="spellStart"/>
-      <w:r>
-        <w:t>Bacteroidota</w:t>
-      </w:r>
-      <w:proofErr w:type="spellEnd"/>
-      <w:r>
-        <w:t xml:space="preserve">, both of which are known for </w:t>
-      </w:r>
-      <w:r>
-        <w:t>metabolizing short-chain fatty acids (SCFAs)</w:t>
-      </w:r>
-      <w:r>
-        <w:t xml:space="preserve">. </w:t>
-      </w:r>
-      <w:r>
-        <w:t>Experimental research suggests that SCFA-metaboliz</w:t>
-      </w:r>
-      <w:r>
-        <w:t>ers</w:t>
-      </w:r>
-      <w:r>
-        <w:t xml:space="preserve"> play a key role in modulating host immunity, as SCFAs can up or down-regulate inflammation and directly influence intestinal macrophage activity.</w:t>
-      </w:r>
-      <w:r>
-        <w:t xml:space="preserve"> These interactions play a key role in developing and maintaining host tolerance toward gut microbiome communities to prevent disorders caused by chronic inflammation. </w:t>
-      </w:r>
-      <w:r>
-        <w:t xml:space="preserve">Plotting the interaction effect between taxa abundances and temperature across different neopterin </w:t>
-      </w:r>
-      <w:r>
-        <w:t>levels</w:t>
-      </w:r>
-      <w:r>
-        <w:t xml:space="preserve"> </w:t>
-      </w:r>
-      <w:r>
-        <w:t>reveals t</w:t>
-      </w:r>
-      <w:r>
-        <w:t xml:space="preserve">hree main types </w:t>
-      </w:r>
-      <w:r>
-        <w:t>of interactions</w:t>
-      </w:r>
-      <w:r>
-        <w:t xml:space="preserve">: positive amplifying effects, negative amplifying effects, and reverse effects. </w:t>
-      </w:r>
-      <w:r>
-        <w:t>The positive amplifying effect</w:t>
-      </w:r>
-      <w:r>
-        <w:t xml:space="preserve"> </w:t>
-      </w:r>
-      <w:r>
-        <w:t xml:space="preserve">suggests </w:t>
-      </w:r>
-      <w:r>
-        <w:t>that a</w:t>
-      </w:r>
-      <w:r>
-        <w:t xml:space="preserve"> stronger positive relationship with temperature is associated with h</w:t>
-      </w:r>
-      <w:r>
-        <w:t xml:space="preserve">igher neopterin. </w:t>
-      </w:r>
-      <w:r>
-        <w:t>Conversely,</w:t>
-      </w:r>
-      <w:r>
-        <w:t xml:space="preserve"> the </w:t>
-      </w:r>
-      <w:r>
-        <w:t>negative amplifying effect</w:t>
-      </w:r>
-      <w:r>
-        <w:t xml:space="preserve"> </w:t>
-      </w:r>
-      <w:r>
-        <w:t>suggests that a stronger negative relationship with temperature is</w:t>
-      </w:r>
-      <w:r>
-        <w:t xml:space="preserve"> also</w:t>
-      </w:r>
-      <w:r>
-        <w:t xml:space="preserve"> associated with higher levels of neopterin</w:t>
-      </w:r>
-      <w:r>
-        <w:t xml:space="preserve">. </w:t>
-      </w:r>
-      <w:r>
-        <w:t xml:space="preserve">The reverse effect occurs when taxa can have either a positive or negative relationship with temperature—where negative relationships are associated with lower neopterin levels, while positive relationships </w:t>
-      </w:r>
-      <w:r>
-        <w:t>are associated with</w:t>
-      </w:r>
-      <w:r>
-        <w:t xml:space="preserve"> higher neopterin levels.</w:t>
-      </w:r>
-      <w:r>
-        <w:t xml:space="preserve"> </w:t>
-      </w:r>
-      <w:r>
-        <w:t>We propose that these distinct interactions reflect different mechanisms within the gut-brain axis through which temperature influences microbiome-mediated regulation of intestinal macrophage activity</w:t>
-      </w:r>
-      <w:r>
-        <w:t xml:space="preserve"> via SCFA’s</w:t>
-      </w:r>
-      <w:r>
-        <w:t xml:space="preserve">. </w:t>
-      </w:r>
-      <w:r>
-        <w:tab/>
-      </w:r>
-      <w:r>
-        <w:t xml:space="preserve">Over half of the taxa exhibit a negative amplifying effect, which may specifically reflect the influence of temperature on microbial downregulation of </w:t>
-      </w:r>
-      <w:r>
-        <w:t>host immunity</w:t>
-      </w:r>
-      <w:r>
-        <w:t xml:space="preserve">. Some of these taxa, such as </w:t>
-      </w:r>
-      <w:proofErr w:type="spellStart"/>
+        <w:t>E. coli</w:t>
+      </w:r>
+      <w:r>
+        <w:t xml:space="preserve"> </w:t>
+      </w:r>
+      <w:r>
+        <w:t xml:space="preserve">that </w:t>
+      </w:r>
+      <w:r>
+        <w:t xml:space="preserve">can help prevent infections like </w:t>
+      </w:r>
       <w:r>
         <w:rPr>
           <w:rStyle w:val="Emphasis"/>
           <w:rFonts w:eastAsiaTheme="majorEastAsia"/>
         </w:rPr>
-        <w:t>Peptostreptococcaceae</w:t>
-      </w:r>
-      <w:proofErr w:type="spellEnd"/>
-      <w:r>
-        <w:t xml:space="preserve"> and </w:t>
-      </w:r>
-      <w:proofErr w:type="spellStart"/>
+        <w:t>Salmonella</w:t>
+      </w:r>
       <w:r>
         <w:rPr>
           <w:rStyle w:val="Emphasis"/>
           <w:rFonts w:eastAsiaTheme="majorEastAsia"/>
         </w:rPr>
-        <w:t>Coprobacillaceae</w:t>
-      </w:r>
-      <w:proofErr w:type="spellEnd"/>
-      <w:r>
-        <w:t xml:space="preserve">, are known butyrate producers—SCFAs that have been shown to inhibit interferon-gamma signaling and suppress intestinal macrophage activity. Additionally, </w:t>
-      </w:r>
+        <w:t>,</w:t>
+      </w:r>
+      <w:r>
+        <w:t xml:space="preserve"> decrease at high temperatures. </w:t>
+      </w:r>
+      <w:r>
+        <w:t>However</w:t>
+      </w:r>
+      <w:r>
+        <w:t>, we did not observe an increase in taxa</w:t>
+      </w:r>
+      <w:r>
+        <w:t xml:space="preserve"> </w:t>
+      </w:r>
+      <w:r>
+        <w:t>includ</w:t>
+      </w:r>
+      <w:r>
+        <w:t xml:space="preserve">ing </w:t>
+      </w:r>
+      <w:r>
+        <w:t>exogenous pathogens at high temperature</w:t>
+      </w:r>
+      <w:r>
+        <w:t>s</w:t>
+      </w:r>
+      <w:r>
+        <w:t>.</w:t>
+      </w:r>
+      <w:r>
+        <w:t xml:space="preserve"> </w:t>
+      </w:r>
+      <w:r>
+        <w:t>Still</w:t>
+      </w:r>
+      <w:r>
+        <w:t xml:space="preserve">, </w:t>
+      </w:r>
+      <w:r>
+        <w:t>evidence of compositional changes linked to weaker colonization resistance suggests that rising temperatures due to climate change could increase infection rates from exogenous pathogens, potentially harming host health.</w:t>
+      </w:r>
+      <w:r>
+        <w:t xml:space="preserve"> </w:t>
+      </w:r>
+      <w:r>
+        <w:t xml:space="preserve">Long-term research is necessary to evaluate the health and fitness consequences of heat-induced </w:t>
+      </w:r>
+      <w:r>
+        <w:t xml:space="preserve">changes to the gut microbiome but </w:t>
+      </w:r>
+      <w:r>
+        <w:t xml:space="preserve">may </w:t>
+      </w:r>
+      <w:r>
+        <w:t>be a</w:t>
+      </w:r>
+      <w:r>
+        <w:t xml:space="preserve"> mechanism by which climate change could negatively impact wild animal populations. </w:t>
+      </w:r>
+    </w:p>
+    <w:p/>
+    <w:p>
+      <w:pPr>
+        <w:rPr>
+          <w:u w:val="single"/>
+        </w:rPr>
+      </w:pPr>
+      <w:r>
+        <w:rPr>
+          <w:u w:val="single"/>
+        </w:rPr>
+        <w:t xml:space="preserve">Gut microbiome </w:t>
+      </w:r>
+      <w:r>
+        <w:rPr>
+          <w:u w:val="single"/>
+        </w:rPr>
+        <w:t>relationship with</w:t>
+      </w:r>
+      <w:r>
+        <w:rPr>
+          <w:u w:val="single"/>
+        </w:rPr>
+        <w:t xml:space="preserve"> temperature is </w:t>
+      </w:r>
+      <w:r>
+        <w:rPr>
+          <w:u w:val="single"/>
+        </w:rPr>
+        <w:t>associated with</w:t>
+      </w:r>
+      <w:r>
+        <w:rPr>
+          <w:u w:val="single"/>
+        </w:rPr>
+        <w:t xml:space="preserve"> host immunity</w:t>
+      </w:r>
+    </w:p>
+    <w:p>
+      <w:pPr>
+        <w:ind w:firstLine="720"/>
+      </w:pPr>
+      <w:r>
+        <w:t xml:space="preserve">We also found that host immunity </w:t>
+      </w:r>
+      <w:r>
+        <w:t>is associated</w:t>
+      </w:r>
+      <w:r>
+        <w:t xml:space="preserve"> with how the gut microbiome responds to temperature</w:t>
+      </w:r>
+      <w:r>
+        <w:t xml:space="preserve">, </w:t>
+      </w:r>
+      <w:r>
+        <w:t xml:space="preserve">likely because temperature </w:t>
+      </w:r>
+      <w:r>
+        <w:t>affects</w:t>
+      </w:r>
+      <w:r>
+        <w:t xml:space="preserve"> the relationship between specific microbe</w:t>
+      </w:r>
+      <w:r>
+        <w:t xml:space="preserve"> taxa </w:t>
+      </w:r>
+      <w:r>
+        <w:t>and host macrophage</w:t>
+      </w:r>
+      <w:r>
+        <w:t xml:space="preserve"> activity</w:t>
+      </w:r>
+      <w:r>
+        <w:t xml:space="preserve">. Adding an interaction effect between neopterin and temperature to our models that already </w:t>
+      </w:r>
+      <w:r>
+        <w:t>accounted for</w:t>
+      </w:r>
+      <w:r>
+        <w:t xml:space="preserve"> temperature improved model fit for community-level beta diversity </w:t>
+      </w:r>
+      <w:r>
+        <w:t>as well as for</w:t>
+      </w:r>
+      <w:r>
+        <w:t xml:space="preserve"> specific taxa</w:t>
+      </w:r>
+      <w:r>
+        <w:t>. Changes in these taxa</w:t>
+      </w:r>
+      <w:r>
+        <w:t xml:space="preserve"> associated with temperature and neopterin</w:t>
+      </w:r>
+      <w:r>
+        <w:t xml:space="preserve"> are likely driving the observed differences in community beta diversity. In contrast, adding the interaction effect did not improve model fit for alpha diversity, suggesting that </w:t>
+      </w:r>
+      <w:r>
+        <w:lastRenderedPageBreak/>
+        <w:t>neopterin is not related to how alpha diversity responds to temperature. These results directly contradict a previous study on wild gelada monkeys, which found that neopterin was negatively associated with alpha diversity but showed no relationship with individual taxa.</w:t>
+      </w:r>
+      <w:r>
+        <w:t xml:space="preserve"> </w:t>
+      </w:r>
+      <w:r>
+        <w:t xml:space="preserve">We believe this discrepancy arises from differences in sampling timescales: the previous study used 30-day paired samples, whereas we analyzed samples collected within three days of each other. Since macrophage activation </w:t>
+      </w:r>
+      <w:r>
+        <w:t xml:space="preserve">that produces neopterin </w:t>
+      </w:r>
+      <w:r>
+        <w:t>occurs over short timescales (24–48 hours), close sample pairings are likely necessary to detect specific microbe-</w:t>
+      </w:r>
+      <w:r>
+        <w:t>immune</w:t>
+      </w:r>
+      <w:r>
+        <w:t xml:space="preserve"> interactions.</w:t>
+      </w:r>
+    </w:p>
+    <w:p>
+      <w:r>
+        <w:tab/>
+      </w:r>
+      <w:r>
+        <w:t xml:space="preserve">Of </w:t>
+      </w:r>
+      <w:r>
+        <w:t xml:space="preserve">the 21 taxa that </w:t>
+      </w:r>
+      <w:r>
+        <w:t>exhibit</w:t>
+      </w:r>
+      <w:r>
+        <w:t xml:space="preserve"> a relationship between temperature and neopterin</w:t>
+      </w:r>
+      <w:r>
+        <w:t xml:space="preserve">, 13 belong to the phylum Firmicutes and 5 belong to </w:t>
+      </w:r>
+      <w:proofErr w:type="spellStart"/>
+      <w:r>
+        <w:t>Bacteroidota</w:t>
+      </w:r>
+      <w:proofErr w:type="spellEnd"/>
+      <w:r>
+        <w:t xml:space="preserve">, both of which are known for metabolizing short-chain fatty acids (SCFAs). Experimental research suggests that SCFA-metabolizers play a key role in modulating host immunity, as SCFAs can up or down-regulate inflammation </w:t>
+      </w:r>
+      <w:r>
+        <w:t>in part by</w:t>
+      </w:r>
+      <w:r>
+        <w:t xml:space="preserve"> directly influenc</w:t>
+      </w:r>
+      <w:r>
+        <w:t>ing</w:t>
+      </w:r>
+      <w:r>
+        <w:t xml:space="preserve"> intestinal macrophage activity.</w:t>
+      </w:r>
+      <w:r>
+        <w:t xml:space="preserve"> These interactions play a key role in developing and maintaining host tolerance toward gut microbiome communities </w:t>
+      </w:r>
+      <w:r>
+        <w:t>and</w:t>
+      </w:r>
+      <w:r>
+        <w:t xml:space="preserve"> prevent</w:t>
+      </w:r>
+      <w:r>
+        <w:t>ing</w:t>
+      </w:r>
+      <w:r>
+        <w:t xml:space="preserve"> disorders caused by chronic</w:t>
+      </w:r>
+      <w:r>
+        <w:t xml:space="preserve"> gut</w:t>
+      </w:r>
+      <w:r>
+        <w:t xml:space="preserve"> inflammation</w:t>
+      </w:r>
+      <w:r>
+        <w:t xml:space="preserve"> (e.g. IBS, </w:t>
+      </w:r>
+      <w:proofErr w:type="spellStart"/>
+      <w:r>
+        <w:t>Chrons</w:t>
+      </w:r>
+      <w:proofErr w:type="spellEnd"/>
+      <w:r>
+        <w:t>, Colitis)</w:t>
+      </w:r>
+      <w:r>
+        <w:t xml:space="preserve">. </w:t>
+      </w:r>
+      <w:r>
+        <w:t xml:space="preserve">Plotting the interaction effect between taxa abundances and temperature across different neopterin </w:t>
+      </w:r>
+      <w:r>
+        <w:t>levels</w:t>
+      </w:r>
+      <w:r>
+        <w:t xml:space="preserve"> </w:t>
+      </w:r>
+      <w:r>
+        <w:t>reveals t</w:t>
+      </w:r>
+      <w:r>
+        <w:t xml:space="preserve">hree main types </w:t>
+      </w:r>
+      <w:r>
+        <w:t>of interactions</w:t>
+      </w:r>
+      <w:r>
+        <w:t xml:space="preserve">: </w:t>
+      </w:r>
+      <w:r>
+        <w:t>negative amplifying</w:t>
+      </w:r>
+      <w:r>
+        <w:t xml:space="preserve">, </w:t>
+      </w:r>
+      <w:r>
+        <w:t>positive amplifying effects, and reverse effects.</w:t>
+      </w:r>
+      <w:r>
+        <w:t xml:space="preserve"> T</w:t>
+      </w:r>
+      <w:r>
+        <w:t>he negative amplifying effect</w:t>
+      </w:r>
+      <w:r>
+        <w:t xml:space="preserve"> </w:t>
+      </w:r>
+      <w:r>
+        <w:t>suggests that a stronger negative relationship with temperature is</w:t>
+      </w:r>
+      <w:r>
+        <w:t xml:space="preserve"> </w:t>
+      </w:r>
+      <w:r>
+        <w:t>associated with higher levels of neopterin</w:t>
+      </w:r>
+      <w:r>
+        <w:t xml:space="preserve"> and the majority of taxa show this effect. Conversely, the </w:t>
+      </w:r>
+      <w:r>
+        <w:t>positive amplifying effect suggests that a stronger positive relationship with temperature is</w:t>
+      </w:r>
+      <w:r>
+        <w:t xml:space="preserve"> also</w:t>
+      </w:r>
+      <w:r>
+        <w:t xml:space="preserve"> associated with higher neopterin</w:t>
+      </w:r>
+      <w:r>
+        <w:t xml:space="preserve">. </w:t>
+      </w:r>
+      <w:r>
+        <w:t xml:space="preserve">The reverse effect occurs when taxa can have either a positive or negative relationship with temperature—where negative relationships are associated with lower neopterin levels, while positive relationships are associated with higher neopterin levels. </w:t>
+      </w:r>
+      <w:r>
+        <w:t>T</w:t>
+      </w:r>
+      <w:r>
+        <w:t xml:space="preserve">hese distinct interactions </w:t>
+      </w:r>
+      <w:r>
+        <w:t xml:space="preserve">may </w:t>
+      </w:r>
+      <w:r>
+        <w:t>reflect different mechanisms within the gut-brain axis through which temperature influences microb</w:t>
+      </w:r>
+      <w:r>
+        <w:t>e</w:t>
+      </w:r>
+      <w:r>
+        <w:t xml:space="preserve"> regulation of intestinal macrophage activity via SCFA’s. </w:t>
+      </w:r>
+      <w:r>
+        <w:tab/>
+      </w:r>
+    </w:p>
+    <w:p>
+      <w:pPr>
+        <w:ind w:firstLine="720"/>
+      </w:pPr>
+      <w:r>
+        <w:t xml:space="preserve">The negative </w:t>
+      </w:r>
+      <w:r>
+        <w:t>amplifying effect</w:t>
+      </w:r>
+      <w:r>
+        <w:t xml:space="preserve"> may </w:t>
+      </w:r>
+      <w:r>
+        <w:t>reflect the influence of temperature on microbial downregulation</w:t>
+      </w:r>
+      <w:r>
+        <w:t xml:space="preserve"> of host immunity because some of the taxa, including </w:t>
+      </w:r>
+      <w:proofErr w:type="spellStart"/>
       <w:r>
         <w:rPr>
           <w:rStyle w:val="Emphasis"/>
           <w:rFonts w:eastAsiaTheme="majorEastAsia"/>
         </w:rPr>
-        <w:t>Parabacteroides</w:t>
-      </w:r>
-      <w:r>
-        <w:t xml:space="preserve">, </w:t>
+        <w:t>Peptostreptococcaceae</w:t>
+      </w:r>
+      <w:proofErr w:type="spellEnd"/>
+      <w:r>
+        <w:t xml:space="preserve"> and </w:t>
       </w:r>
       <w:proofErr w:type="spellStart"/>
       <w:r>
@@ -3760,23 +4391,57 @@
           <w:rStyle w:val="Emphasis"/>
           <w:rFonts w:eastAsiaTheme="majorEastAsia"/>
         </w:rPr>
-        <w:t>Tannerellaceae</w:t>
-      </w:r>
-      <w:proofErr w:type="spellEnd"/>
-      <w:r>
-        <w:t xml:space="preserve">, and </w:t>
-      </w:r>
-      <w:proofErr w:type="spellStart"/>
+        <w:t>Coprobacillaceae</w:t>
+      </w:r>
+      <w:proofErr w:type="spellEnd"/>
+      <w:r>
+        <w:t xml:space="preserve">, are known butyrate producers—SCFAs that have been shown to inhibit interferon-gamma signaling and suppress intestinal macrophage activity. </w:t>
+      </w:r>
+      <w:r>
+        <w:t>Other taxa in this group, including</w:t>
+      </w:r>
+      <w:r>
+        <w:t xml:space="preserve"> </w:t>
+      </w:r>
       <w:r>
         <w:rPr>
           <w:rStyle w:val="Emphasis"/>
           <w:rFonts w:eastAsiaTheme="majorEastAsia"/>
         </w:rPr>
+        <w:t>Parabacteroides</w:t>
+      </w:r>
+      <w:r>
+        <w:t xml:space="preserve">, </w:t>
+      </w:r>
+      <w:proofErr w:type="spellStart"/>
+      <w:r>
+        <w:rPr>
+          <w:rStyle w:val="Emphasis"/>
+          <w:rFonts w:eastAsiaTheme="majorEastAsia"/>
+        </w:rPr>
+        <w:t>Tannerellaceae</w:t>
+      </w:r>
+      <w:proofErr w:type="spellEnd"/>
+      <w:r>
+        <w:t xml:space="preserve">, and </w:t>
+      </w:r>
+      <w:proofErr w:type="spellStart"/>
+      <w:r>
+        <w:rPr>
+          <w:rStyle w:val="Emphasis"/>
+          <w:rFonts w:eastAsiaTheme="majorEastAsia"/>
+        </w:rPr>
         <w:t>Alistipes</w:t>
       </w:r>
       <w:proofErr w:type="spellEnd"/>
       <w:r>
-        <w:t xml:space="preserve"> have all been associated with anti-inflammatory properties.</w:t>
+        <w:t xml:space="preserve"> have all been associated with anti-inflammatory </w:t>
+      </w:r>
+      <w:r>
+        <w:t>effects</w:t>
+      </w:r>
+      <w:r>
+        <w:t>.</w:t>
       </w:r>
       <w:r>
         <w:t xml:space="preserve"> </w:t>
@@ -3785,16 +4450,22 @@
         <w:t xml:space="preserve">Since the </w:t>
       </w:r>
       <w:r>
-        <w:t>strongest negative relationship between these taxa and temperature is associated with high neopterin</w:t>
+        <w:t xml:space="preserve">strongest negative relationship between </w:t>
+      </w:r>
+      <w:r>
+        <w:t>abundance</w:t>
+      </w:r>
+      <w:r>
+        <w:t xml:space="preserve"> and temperature is associated with high neopterin</w:t>
       </w:r>
       <w:r>
         <w:t>,</w:t>
       </w:r>
       <w:r>
-        <w:t xml:space="preserve"> r</w:t>
-      </w:r>
-      <w:r>
-        <w:t xml:space="preserve">educed abundances </w:t>
+        <w:t xml:space="preserve"> reduced abundances </w:t>
+      </w:r>
+      <w:r>
+        <w:t xml:space="preserve">of these taxa </w:t>
       </w:r>
       <w:r>
         <w:t xml:space="preserve">at high temperatures </w:t>
@@ -3803,13 +4474,40 @@
         <w:t>may</w:t>
       </w:r>
       <w:r>
-        <w:t xml:space="preserve"> lead to increased immune activity in the gut, as fewer microbes are available to downregulate immune function</w:t>
+        <w:t xml:space="preserve"> </w:t>
+      </w:r>
+      <w:r>
+        <w:t>result in</w:t>
+      </w:r>
+      <w:r>
+        <w:t xml:space="preserve"> increased</w:t>
+      </w:r>
+      <w:r>
+        <w:t xml:space="preserve"> intestinal</w:t>
+      </w:r>
+      <w:r>
+        <w:t xml:space="preserve"> </w:t>
+      </w:r>
+      <w:r>
+        <w:t>macrophage</w:t>
+      </w:r>
+      <w:r>
+        <w:t xml:space="preserve"> activity, as fewer microbes are available to downregulate immune function</w:t>
       </w:r>
       <w:r>
         <w:t xml:space="preserve">. </w:t>
       </w:r>
       <w:r>
-        <w:t xml:space="preserve">Conversely, the positive amplifying and reverse effect may reflect the influence of temperature on microbial upregulation of host immunity. Similarly, several of these taxa are also known SCFA metabolizers— </w:t>
+        <w:t>Conversely, the positive amplifying and reverse effect</w:t>
+      </w:r>
+      <w:r>
+        <w:t>s</w:t>
+      </w:r>
+      <w:r>
+        <w:t xml:space="preserve"> may reflect the influence of temperature on microbial upregulation of host immunity</w:t>
+      </w:r>
+      <w:r>
+        <w:t xml:space="preserve"> because some of the taxa, like </w:t>
       </w:r>
       <w:proofErr w:type="spellStart"/>
       <w:r>
@@ -3817,29 +4515,55 @@
           <w:i/>
           <w:iCs/>
         </w:rPr>
-        <w:t>Erysipelotrichaceae</w:t>
-      </w:r>
-      <w:proofErr w:type="spellEnd"/>
+        <w:t>Phascolarctobacterium</w:t>
+      </w:r>
+      <w:proofErr w:type="spellEnd"/>
+      <w:r>
+        <w:t xml:space="preserve">, are </w:t>
+      </w:r>
+      <w:r>
+        <w:t>associated with pro-inflammatory mechanisms.</w:t>
+      </w:r>
+      <w:r>
+        <w:t xml:space="preserve"> Similarly, s</w:t>
+      </w:r>
+      <w:r>
+        <w:t>everal of these taxa</w:t>
+      </w:r>
+      <w:r>
+        <w:t>,</w:t>
+      </w:r>
+      <w:r>
+        <w:t xml:space="preserve"> </w:t>
+      </w:r>
+      <w:r>
+        <w:t xml:space="preserve">such as </w:t>
+      </w:r>
+      <w:proofErr w:type="spellStart"/>
       <w:r>
         <w:rPr>
           <w:i/>
           <w:iCs/>
         </w:rPr>
-        <w:t xml:space="preserve">, </w:t>
-      </w:r>
+        <w:t>Erysipelotrichaceae</w:t>
+      </w:r>
+      <w:proofErr w:type="spellEnd"/>
       <w:r>
         <w:rPr>
           <w:i/>
           <w:iCs/>
         </w:rPr>
-        <w:t>Eubacterium</w:t>
+        <w:t xml:space="preserve">, Eubacterium </w:t>
+      </w:r>
+      <w:r>
+        <w:t>and</w:t>
       </w:r>
       <w:r>
         <w:rPr>
           <w:i/>
           <w:iCs/>
         </w:rPr>
-        <w:t xml:space="preserve"> and </w:t>
+        <w:t xml:space="preserve"> </w:t>
       </w:r>
       <w:proofErr w:type="spellStart"/>
       <w:r>
@@ -3851,34 +4575,59 @@
       </w:r>
       <w:proofErr w:type="spellEnd"/>
       <w:r>
-        <w:t>— and SCFA</w:t>
-      </w:r>
-      <w:r>
-        <w:t>’s</w:t>
-      </w:r>
-      <w:r>
-        <w:t xml:space="preserve"> have also been shown to upregulate intestinal macrophage activity. </w:t>
-      </w:r>
-      <w:proofErr w:type="spellStart"/>
-      <w:r>
         <w:rPr>
           <w:i/>
           <w:iCs/>
         </w:rPr>
-        <w:t>Phascolarctobacterium</w:t>
-      </w:r>
-      <w:proofErr w:type="spellEnd"/>
-      <w:r>
-        <w:t xml:space="preserve"> </w:t>
-      </w:r>
-      <w:r>
-        <w:t>are also</w:t>
-      </w:r>
-      <w:r>
-        <w:t xml:space="preserve"> associated with pro-inflammatory mechanisms. </w:t>
-      </w:r>
-      <w:r>
-        <w:t>Since the strongest positive relationship between these taxa and temperature is associated with high neopterin, increased abundances at high temperatures could lead to increased immune activity</w:t>
+        <w:t>,</w:t>
+      </w:r>
+      <w:r>
+        <w:t xml:space="preserve"> </w:t>
+      </w:r>
+      <w:r>
+        <w:t>are known SCFA metabolizers</w:t>
+      </w:r>
+      <w:r>
+        <w:t xml:space="preserve">, </w:t>
+      </w:r>
+      <w:r>
+        <w:t>and SCFA</w:t>
+      </w:r>
+      <w:r>
+        <w:t>’s</w:t>
+      </w:r>
+      <w:r>
+        <w:t xml:space="preserve"> have also been shown to upregulate intestinal macrophage activity</w:t>
+      </w:r>
+      <w:r>
+        <w:t xml:space="preserve"> under certain conditions. </w:t>
+      </w:r>
+      <w:r>
+        <w:t xml:space="preserve">Since the strongest positive relationship between </w:t>
+      </w:r>
+      <w:r>
+        <w:t>abundance and</w:t>
+      </w:r>
+      <w:r>
+        <w:t xml:space="preserve"> temperature is associated with high neopterin, increased abundances</w:t>
+      </w:r>
+      <w:r>
+        <w:t xml:space="preserve"> of these taxa</w:t>
+      </w:r>
+      <w:r>
+        <w:t xml:space="preserve"> at high temperatures could </w:t>
+      </w:r>
+      <w:r>
+        <w:t>cause</w:t>
+      </w:r>
+      <w:r>
+        <w:t xml:space="preserve"> increased </w:t>
+      </w:r>
+      <w:r>
+        <w:t>macrophage</w:t>
+      </w:r>
+      <w:r>
+        <w:t xml:space="preserve"> activity</w:t>
       </w:r>
       <w:r>
         <w:t xml:space="preserve"> </w:t>
@@ -3887,19 +4636,53 @@
         <w:t xml:space="preserve">because more microbes are available to upregulate immune function. </w:t>
       </w:r>
       <w:r>
-        <w:t xml:space="preserve">For all observed effects, a strong microbial response to rising temperatures </w:t>
-      </w:r>
-      <w:r>
-        <w:t>is likely</w:t>
-      </w:r>
-      <w:r>
-        <w:t xml:space="preserve"> linked to increased intestinal macrophage activity, suggesting that high temperatures may drive gut inflammation by altering microbiome-mediated regulation of immune function. Importantly, chronic gut inflammation has been implicated in the development and progression of numerous diseases in humans</w:t>
-      </w:r>
-      <w:r>
-        <w:t>, which</w:t>
-      </w:r>
-      <w:r>
-        <w:t xml:space="preserve"> raises the possibility that elevated temperatures could negatively impact host health through their effects on the gut-immune axis.</w:t>
+        <w:t xml:space="preserve">For all </w:t>
+      </w:r>
+      <w:r>
+        <w:t xml:space="preserve">of these </w:t>
+      </w:r>
+      <w:r>
+        <w:t xml:space="preserve">effects, a strong </w:t>
+      </w:r>
+      <w:r>
+        <w:t xml:space="preserve">relationship between microbial abundance to temperature appears linked to </w:t>
+      </w:r>
+      <w:r>
+        <w:t>increased intestinal macrophage activity, suggesting that high temperatures may drive gut inflammation by altering microbiom</w:t>
+      </w:r>
+      <w:r>
+        <w:t>e</w:t>
+      </w:r>
+      <w:r>
+        <w:t xml:space="preserve"> regulation of immune function. </w:t>
+      </w:r>
+      <w:r>
+        <w:t>C</w:t>
+      </w:r>
+      <w:r>
+        <w:t xml:space="preserve">hronic gut inflammation has been </w:t>
+      </w:r>
+      <w:r>
+        <w:lastRenderedPageBreak/>
+        <w:t>implicated in the development and progression of</w:t>
+      </w:r>
+      <w:r>
+        <w:t xml:space="preserve"> </w:t>
+      </w:r>
+      <w:r>
+        <w:t>disease in humans</w:t>
+      </w:r>
+      <w:r>
+        <w:t xml:space="preserve"> (e.g. )</w:t>
+      </w:r>
+      <w:r>
+        <w:t xml:space="preserve">, </w:t>
+      </w:r>
+      <w:r>
+        <w:t>therefore,</w:t>
+      </w:r>
+      <w:r>
+        <w:t xml:space="preserve"> elevated temperatures could negatively impact host health through their effects on the gut-immune axis.</w:t>
       </w:r>
     </w:p>
     <w:p>
@@ -3907,39 +4690,127 @@
         <w:ind w:firstLine="720"/>
       </w:pPr>
       <w:r>
-        <w:t xml:space="preserve">Alternatively, since the gut-immune axis is bidirectional, host immunity may also influence how the gut microbiome responds to temperature. Immune function is highly sensitive to temperature, particularly at high </w:t>
+        <w:t xml:space="preserve">Alternatively, since the gut-immune axis is bidirectional, host immunity may also influence how the gut microbiome responds to temperature. Immune </w:t>
+      </w:r>
+      <w:r>
+        <w:t>activity</w:t>
+      </w:r>
+      <w:r>
+        <w:t xml:space="preserve"> is sensitive to temperature, particularly at high </w:t>
       </w:r>
       <w:r>
         <w:t xml:space="preserve">temperatures, </w:t>
       </w:r>
       <w:r>
-        <w:t xml:space="preserve">and host responses to temperature could, in </w:t>
-      </w:r>
-      <w:r>
-        <w:lastRenderedPageBreak/>
-        <w:t>turn, amplify its effects on the microbiome. Given that a key role of the immune system is to regulate the gut microbiome and prevent microbial invasion, changes in immune activity could alter microbial composition</w:t>
+        <w:t>and host</w:t>
+      </w:r>
+      <w:r>
+        <w:t>’s</w:t>
+      </w:r>
+      <w:r>
+        <w:t xml:space="preserve"> </w:t>
+      </w:r>
+      <w:r>
+        <w:t xml:space="preserve">immune </w:t>
+      </w:r>
+      <w:r>
+        <w:t xml:space="preserve">response to temperature could, in turn, amplify its effects on the microbiome. Given that a key role of the immune system is to regulate the gut microbiome and </w:t>
+      </w:r>
+      <w:r>
+        <w:t>confine it to the intestinal lumen</w:t>
+      </w:r>
+      <w:r>
+        <w:t>, changes in immune activity could alter microbial composition</w:t>
       </w:r>
       <w:r>
         <w:t xml:space="preserve">. </w:t>
       </w:r>
       <w:r>
-        <w:t>However, we would expect such immune-driven effects to impact the entire gut community rather than specific taxa, as the immune system primarily functions to maintain the epithelial barrier between the host and the broader microbiome. This would likely manifest as a reduction in overall community alpha diversity. In contrast, our findings show a significant temperature-neopterin interaction only for specific taxa, particularly those involved in immune modulation via SCFAs. Therefore, while our results suggest that the gut microbiome's response to temperature has downstream effects on host immunity, we find limited evidence that host immunity, in turn, broadly shapes the microbiome’s response to temperature.</w:t>
-      </w:r>
-      <w:r>
-        <w:t xml:space="preserve"> </w:t>
-      </w:r>
-      <w:r>
-        <w:t>E</w:t>
-      </w:r>
-      <w:r>
-        <w:t>ven though opportunistic sampling of wild populations is not well suited for isolating the directional effects between host immunity and the gut microbiome, observing an integrated response to environmental variation across these systems provides valuable insight into how and why the gut-immune axis evolved. Additionally, our study highlights key taxa that may drive these interactions in a natural environment, paving the way for future experimental research to evaluate directional mechanisms.</w:t>
+        <w:t>However, we predict that immune-drive effects would likely impact</w:t>
+      </w:r>
+      <w:r>
+        <w:t xml:space="preserve"> the entire </w:t>
+      </w:r>
+      <w:r>
+        <w:t xml:space="preserve">microbiome and result in community-level effects, such as a reduction in alpha diversity, rather than the abundance of specific taxa. </w:t>
+      </w:r>
+      <w:r>
+        <w:t xml:space="preserve">In contrast, our </w:t>
+      </w:r>
+      <w:r>
+        <w:t>findings show no effect of neopterin on the relationship between alpha diversity and temperature and indicate that the interaction is important for explaining variation in a select group of taxa</w:t>
+      </w:r>
+      <w:r>
+        <w:t xml:space="preserve"> known to modulate host immunity. </w:t>
+      </w:r>
+      <w:r>
+        <w:t>Therefore, while our results suggest that the gut microbiome's response to temperature has downstream effects on host immunity, we find limited evidence that host immunity shapes the microbiome’s response to temperature.</w:t>
+      </w:r>
+      <w:r>
+        <w:t xml:space="preserve"> </w:t>
+      </w:r>
+      <w:r>
+        <w:t xml:space="preserve">The gut microbiome’s response to temperature may influence known immune sensitivity to temperature, potentially explaining why changes in ambient temperature can affect immune </w:t>
+      </w:r>
+      <w:r>
+        <w:t xml:space="preserve">activity. </w:t>
+      </w:r>
+    </w:p>
+    <w:p>
+      <w:pPr>
+        <w:ind w:firstLine="720"/>
+      </w:pPr>
+      <w:r>
+        <w:t xml:space="preserve"> </w:t>
+      </w:r>
+      <w:r>
+        <w:t xml:space="preserve">Even though opportunistic sampling </w:t>
+      </w:r>
+      <w:r>
+        <w:t>in</w:t>
+      </w:r>
+      <w:r>
+        <w:t xml:space="preserve"> wild populations is not well suited for isolating the directional effects between host immunity and the gut microbiome, observing an integrated response to environmental variation across these systems </w:t>
+      </w:r>
+      <w:r>
+        <w:t xml:space="preserve">may </w:t>
+      </w:r>
+      <w:r>
+        <w:t>provide</w:t>
+      </w:r>
+      <w:r>
+        <w:t xml:space="preserve"> </w:t>
+      </w:r>
+      <w:r>
+        <w:t xml:space="preserve">valuable insight into how and why the gut-immune axis evolved. Additionally, our study highlights key taxa that </w:t>
+      </w:r>
+      <w:r>
+        <w:t xml:space="preserve">could </w:t>
+      </w:r>
+      <w:r>
+        <w:t>drive these interactions in a natural environment, paving the way for future experimental research to evaluate directional mechanisms.</w:t>
+      </w:r>
+      <w:r>
+        <w:t xml:space="preserve"> Future research should aim to include more immune biomarkers, as neopterin only measures one immune mechanism involving macrophages and microbiome-immune interactions occur between diverse immune cells </w:t>
+      </w:r>
+      <w:r>
+        <w:t>in multiple branches of the immune system.</w:t>
+      </w:r>
+      <w:r>
+        <w:t xml:space="preserve"> </w:t>
       </w:r>
     </w:p>
     <w:p>
       <w:pPr>
         <w:spacing w:before="100" w:beforeAutospacing="1" w:after="100" w:afterAutospacing="1"/>
-      </w:pPr>
-      <w:r>
+        <w:rPr>
+          <w:u w:val="single"/>
+        </w:rPr>
+      </w:pPr>
+      <w:r>
+        <w:rPr>
+          <w:u w:val="single"/>
+        </w:rPr>
         <w:t>Conclusion:</w:t>
       </w:r>
     </w:p>
@@ -3948,174 +4819,97 @@
         <w:spacing w:before="100" w:beforeAutospacing="1" w:after="100" w:afterAutospacing="1"/>
       </w:pPr>
       <w:r>
-        <w:t xml:space="preserve">Our results illustrate the importance of temperature as </w:t>
-      </w:r>
-      <w:r>
-        <w:t>an environmental driver of microbiome variation</w:t>
-      </w:r>
-      <w:r>
-        <w:t xml:space="preserve"> and emphasize that high temperatures </w:t>
-      </w:r>
-      <w:r>
-        <w:t>are associated with shifts in composition</w:t>
-      </w:r>
-      <w:r>
-        <w:t xml:space="preserve"> that may </w:t>
-      </w:r>
-      <w:r>
-        <w:t xml:space="preserve">eventually negatively impact the host, possibly by affecting the gut microbiome’s ability to confer colonization resistance. </w:t>
-      </w:r>
-      <w:r>
-        <w:t xml:space="preserve">These results also offer the first evidence of how natural </w:t>
-      </w:r>
-      <w:proofErr w:type="spellStart"/>
-      <w:r>
-        <w:t>poplautions</w:t>
-      </w:r>
-      <w:proofErr w:type="spellEnd"/>
-      <w:r>
-        <w:t xml:space="preserve"> of primate gut microbiomes response to temperature, contributing to the body of primarily experimental work in vertebrates. </w:t>
-      </w:r>
-      <w:r>
-        <w:t>We also show that changes in the abundances of specific taxa associated with temperature may also affect host immunity, specifically through microbially</w:t>
-      </w:r>
-      <w:r>
-        <w:t>-mediated regulation of immune function</w:t>
+        <w:t xml:space="preserve">Our results underscore the significance of temperature as a key environmental driver of microbiome variation, highlighting that elevated temperatures are linked to shifts in composition </w:t>
+      </w:r>
+      <w:r>
+        <w:t>that may negatively impact the host</w:t>
+      </w:r>
+      <w:r>
+        <w:t>,</w:t>
+      </w:r>
+      <w:r>
+        <w:t xml:space="preserve"> </w:t>
+      </w:r>
+      <w:r>
+        <w:t xml:space="preserve">possibly by compromising the gut microbiome's ability to confer colonization resistance. We also demonstrate that changes in the abundances of specific taxa driven by temperature may influence host immunity, particularly through </w:t>
+      </w:r>
+      <w:r>
+        <w:t xml:space="preserve">microbial mediation of macrophage activity. </w:t>
+      </w:r>
+      <w:r>
+        <w:t>These findings offer some of the first insights into</w:t>
+      </w:r>
+      <w:r>
+        <w:t xml:space="preserve"> the</w:t>
+      </w:r>
+      <w:r>
+        <w:t xml:space="preserve"> </w:t>
+      </w:r>
+      <w:r>
+        <w:t>function of the</w:t>
+      </w:r>
+      <w:r>
+        <w:t xml:space="preserve"> gut-immune axis in wild animal</w:t>
+      </w:r>
+      <w:r>
+        <w:t xml:space="preserve">s </w:t>
+      </w:r>
+      <w:r>
+        <w:t xml:space="preserve">and emphasize how gut microbiome sensitivity to </w:t>
+      </w:r>
+      <w:r>
+        <w:t xml:space="preserve">high </w:t>
+      </w:r>
+      <w:r>
+        <w:t>temperature</w:t>
+      </w:r>
+      <w:r>
+        <w:t>s</w:t>
+      </w:r>
+      <w:r>
+        <w:t xml:space="preserve"> may </w:t>
+      </w:r>
+      <w:r>
+        <w:t>affect</w:t>
+      </w:r>
+      <w:r>
+        <w:t xml:space="preserve"> host immunity. </w:t>
+      </w:r>
+      <w:r>
+        <w:t>Our results also offer crucial insight into how rising temperatures due to climate change may affect wild animals through changes in the microbiome</w:t>
+      </w:r>
+      <w:r>
+        <w:t xml:space="preserve"> and long</w:t>
+      </w:r>
+      <w:r>
+        <w:t xml:space="preserve">-term research is needed to determine </w:t>
+      </w:r>
+      <w:r>
+        <w:t>how</w:t>
+      </w:r>
+      <w:r>
+        <w:t xml:space="preserve"> these </w:t>
+      </w:r>
+      <w:r>
+        <w:t>effects will</w:t>
+      </w:r>
+      <w:r>
+        <w:t xml:space="preserve"> impact host health and fitness</w:t>
       </w:r>
       <w:r>
         <w:t xml:space="preserve">. </w:t>
       </w:r>
-      <w:r>
-        <w:t xml:space="preserve">These results offer some of the first observations of gut-immune axis function in a wild animal population and illustrate how gut microbiome sensitivity to temperature may have downstream effects on host immunity. </w:t>
-      </w:r>
-      <w:r>
-        <w:t xml:space="preserve">This study also shows that intensive, short term sampling may be necessary to monitor integrated systems in wild population. </w:t>
-      </w:r>
-      <w:r>
-        <w:t>Long-term research is necessary to evaluate to identify if these effects could have negative health and fitness on hosts. But, our results offer insight into how rising temperatures due to climate change may impact wild animals via changes to the microbiome and downstream effects on host immunity. Since gut microbiome composition can be inherited</w:t>
-      </w:r>
-      <w:r>
-        <w:t xml:space="preserve">, long-term research should also aim to evaluate if shift in microbiome composition associated with high temperatures are specifically inherited. </w:t>
-      </w:r>
     </w:p>
     <w:p>
       <w:pPr>
         <w:spacing w:before="100" w:beforeAutospacing="1" w:after="100" w:afterAutospacing="1"/>
       </w:pPr>
-      <w:r>
-        <w:t xml:space="preserve">Our results underscore the significance of temperature as a key environmental driver of microbiome variation, highlighting that elevated temperatures are linked to shifts in composition that could ultimately harm the host, possibly by compromising the gut microbiome's ability to confer colonization resistance. This study provides the first evidence of how natural populations of primate gut microbiomes respond to temperature, adding to the body of experimental work in vertebrates. We also demonstrate that changes in the abundances of specific taxa driven by temperature may influence host immunity, particularly through microbially-mediated immune regulation. These findings offer some of the first insights into the gut-immune axis in wild animal populations and emphasize how gut microbiome sensitivity to temperature may have </w:t>
-      </w:r>
-      <w:r>
-        <w:lastRenderedPageBreak/>
-        <w:t>cascading effects on host immunity. Additionally, this study highlights the importance of intensive, short-term sampling for monitoring integrated systems in wild populations. Long-term research is needed to determine whether these effects negatively impact host health and fitness. Our results also provide crucial insight into how rising temperatures due to climate change may affect wild animals through changes in the microbiome and subsequent impacts on immunity. Given the potential for microbiome composition to be inherited, future research should explore whether shifts in microbiome composition linked to elevated temperatures are passed down through generations.</w:t>
-      </w:r>
     </w:p>
     <w:p>
       <w:pPr>
         <w:spacing w:before="100" w:beforeAutospacing="1" w:after="100" w:afterAutospacing="1"/>
       </w:pPr>
     </w:p>
-    <w:p>
-      <w:r>
-        <w:t xml:space="preserve">Probably need to mention that collecting more immune biomarkers would be wise since gut-immune interactions happen with diverse immune cells and </w:t>
-      </w:r>
-      <w:proofErr w:type="spellStart"/>
-      <w:r>
-        <w:t>emchanisms</w:t>
-      </w:r>
-      <w:proofErr w:type="spellEnd"/>
-      <w:r>
-        <w:t xml:space="preserve"> </w:t>
-      </w:r>
-    </w:p>
-    <w:p/>
-    <w:p/>
-    <w:p/>
-    <w:p/>
-    <w:p>
-      <w:r>
-        <w:t>Does this affect host health and fitness? Longterm research necessary</w:t>
-      </w:r>
-    </w:p>
-    <w:p>
-      <w:r>
-        <w:t>•</w:t>
-      </w:r>
-      <w:r>
-        <w:tab/>
-        <w:t>Since microbiomes so closely related to host health and physiology, understanding how microbiomes respond to high temps can help make predictions about the health and longevity of wild animal populations</w:t>
-      </w:r>
-    </w:p>
-    <w:p>
-      <w:r>
-        <w:t>•</w:t>
-      </w:r>
-      <w:r>
-        <w:tab/>
-        <w:t xml:space="preserve">Disruption of the microbiome </w:t>
-      </w:r>
-      <w:proofErr w:type="spellStart"/>
-      <w:r>
-        <w:t>couldbe</w:t>
-      </w:r>
-      <w:proofErr w:type="spellEnd"/>
-      <w:r>
-        <w:t xml:space="preserve"> a mechanism by which climate change could increase extinction risks in diverse taxa </w:t>
-      </w:r>
-    </w:p>
-    <w:p/>
-    <w:p>
-      <w:r>
-        <w:t xml:space="preserve">Connect to climate change because temp effects are likely to  </w:t>
-      </w:r>
-      <w:proofErr w:type="spellStart"/>
-      <w:r>
-        <w:t>compoiund</w:t>
-      </w:r>
-      <w:proofErr w:type="spellEnd"/>
-      <w:r>
-        <w:t xml:space="preserve"> generationally and become more </w:t>
-      </w:r>
-      <w:proofErr w:type="spellStart"/>
-      <w:r>
-        <w:t>extremem</w:t>
-      </w:r>
-      <w:proofErr w:type="spellEnd"/>
-      <w:r>
-        <w:t xml:space="preserve"> due to high temps </w:t>
-      </w:r>
-    </w:p>
-    <w:p/>
-    <w:p/>
-    <w:p/>
-    <w:p/>
-    <w:p/>
-    <w:p/>
-    <w:p/>
-    <w:p/>
-    <w:p/>
-    <w:p/>
-    <w:p/>
-    <w:p>
-      <w:pPr>
-        <w:spacing w:before="100" w:beforeAutospacing="1" w:after="100" w:afterAutospacing="1"/>
-      </w:pPr>
-    </w:p>
-    <w:p>
-      <w:pPr>
-        <w:spacing w:before="100" w:beforeAutospacing="1" w:after="100" w:afterAutospacing="1"/>
-      </w:pPr>
-    </w:p>
-    <w:p/>
-    <w:p/>
-    <w:p/>
-    <w:p/>
-    <w:p/>
-    <w:p/>
-    <w:p/>
-    <w:p/>
-    <w:p/>
-    <w:p/>
     <w:p/>
     <w:sectPr>
       <w:pgSz w:w="12240" w:h="15840"/>
@@ -4129,7 +4923,24 @@
 
 <file path=word/comments.xml><?xml version="1.0" encoding="utf-8"?>
 <w:comments xmlns:wpc="http://schemas.microsoft.com/office/word/2010/wordprocessingCanvas" xmlns:cx="http://schemas.microsoft.com/office/drawing/2014/chartex" xmlns:cx1="http://schemas.microsoft.com/office/drawing/2015/9/8/chartex" xmlns:cx2="http://schemas.microsoft.com/office/drawing/2015/10/21/chartex" xmlns:cx3="http://schemas.microsoft.com/office/drawing/2016/5/9/chartex" xmlns:cx4="http://schemas.microsoft.com/office/drawing/2016/5/10/chartex" xmlns:cx5="http://schemas.microsoft.com/office/drawing/2016/5/11/chartex" xmlns:cx6="http://schemas.microsoft.com/office/drawing/2016/5/12/chartex" xmlns:cx7="http://schemas.microsoft.com/office/drawing/2016/5/13/chartex" xmlns:cx8="http://schemas.microsoft.com/office/drawing/2016/5/14/chartex" xmlns:mc="http://schemas.openxmlformats.org/markup-compatibility/2006" xmlns:aink="http://schemas.microsoft.com/office/drawing/2016/ink" xmlns:am3d="http://schemas.microsoft.com/office/drawing/2017/model3d" xmlns:o="urn:schemas-microsoft-com:office:office" xmlns:oel="http://schemas.microsoft.com/office/2019/extlst" xmlns:r="http://schemas.openxmlformats.org/officeDocument/2006/relationships" xmlns:m="http://schemas.openxmlformats.org/officeDocument/2006/math" xmlns:v="urn:schemas-microsoft-com:vml" xmlns:wp14="http://schemas.microsoft.com/office/word/2010/wordprocessingDrawing" xmlns:wp="http://schemas.openxmlformats.org/drawingml/2006/wordprocessingDrawing" xmlns:w10="urn:schemas-microsoft-com:office:word" xmlns:w="http://schemas.openxmlformats.org/wordprocessingml/2006/main" xmlns:w14="http://schemas.microsoft.com/office/word/2010/wordml" xmlns:w15="http://schemas.microsoft.com/office/word/2012/wordml" xmlns:w16cex="http://schemas.microsoft.com/office/word/2018/wordml/cex" xmlns:w16cid="http://schemas.microsoft.com/office/word/2016/wordml/cid" xmlns:w16="http://schemas.microsoft.com/office/word/2018/wordml" xmlns:w16du="http://schemas.microsoft.com/office/word/2023/wordml/word16du" xmlns:w16sdtdh="http://schemas.microsoft.com/office/word/2020/wordml/sdtdatahash" xmlns:w16sdtfl="http://schemas.microsoft.com/office/word/2024/wordml/sdtformatlock" xmlns:w16se="http://schemas.microsoft.com/office/word/2015/wordml/symex" xmlns:wpg="http://schemas.microsoft.com/office/word/2010/wordprocessingGroup" xmlns:wpi="http://schemas.microsoft.com/office/word/2010/wordprocessingInk" xmlns:wne="http://schemas.microsoft.com/office/word/2006/wordml" xmlns:wps="http://schemas.microsoft.com/office/word/2010/wordprocessingShape" mc:Ignorable="w14 w15 w16se w16cid w16 w16cex w16sdtdh w16sdtfl w16du wp14">
-  <w:comment w:id="0" w:author="Lucore, Jordan" w:date="2025-03-24T09:46:00Z" w:initials="JL">
+  <w:comment w:id="0" w:author="Lucore, Jordan" w:date="2025-04-04T12:17:00Z" w:initials="JL">
+    <w:p>
+      <w:r>
+        <w:rPr>
+          <w:rStyle w:val="CommentReference"/>
+        </w:rPr>
+        <w:annotationRef/>
+      </w:r>
+      <w:r>
+        <w:rPr>
+          <w:sz w:val="20"/>
+          <w:szCs w:val="20"/>
+        </w:rPr>
+        <w:t>Andy: I’m interested in your opinion of whether we can see “response to” or if I need to change to “association with” or “relationship with”</w:t>
+      </w:r>
+    </w:p>
+  </w:comment>
+  <w:comment w:id="1" w:author="Lucore, Jordan" w:date="2025-03-24T09:46:00Z" w:initials="JL">
     <w:p>
       <w:r>
         <w:rPr>
@@ -4147,7 +4958,7 @@
       </w:r>
     </w:p>
   </w:comment>
-  <w:comment w:id="1" w:author="Lucore, Jordan" w:date="2025-03-24T10:04:00Z" w:initials="JL">
+  <w:comment w:id="2" w:author="Lucore, Jordan" w:date="2025-03-24T10:04:00Z" w:initials="JL">
     <w:p>
       <w:r>
         <w:rPr>
@@ -4165,7 +4976,7 @@
       </w:r>
     </w:p>
   </w:comment>
-  <w:comment w:id="2" w:author="Lucore, Jordan" w:date="2025-01-30T11:22:00Z" w:initials="JL">
+  <w:comment w:id="3" w:author="Lucore, Jordan" w:date="2025-01-30T11:22:00Z" w:initials="JL">
     <w:p>
       <w:r>
         <w:rPr>
@@ -4182,7 +4993,7 @@
       </w:r>
     </w:p>
   </w:comment>
-  <w:comment w:id="3" w:author="Lucore, Jordan" w:date="2025-04-03T11:00:00Z" w:initials="JL">
+  <w:comment w:id="4" w:author="Lucore, Jordan" w:date="2025-04-03T11:00:00Z" w:initials="JL">
     <w:p>
       <w:r>
         <w:rPr>
@@ -4195,7 +5006,7 @@
           <w:sz w:val="20"/>
           <w:szCs w:val="20"/>
         </w:rPr>
-        <w:t xml:space="preserve">Andy: I know this will need to be cut… eventually, but it covers all of the main ideas that I think are important and novel. I’m interested in your first impressions. </w:t>
+        <w:t>Andy: I know this will need to be cut… eventually, but it covers all of the main ideas that I think are important and novel. I’m interested in your first impressions. Please let me know if you see obvious areas to cut.</w:t>
       </w:r>
     </w:p>
   </w:comment>
@@ -4204,6 +5015,7 @@
 
 <file path=word/commentsExtended.xml><?xml version="1.0" encoding="utf-8"?>
 <w15:commentsEx xmlns:wpc="http://schemas.microsoft.com/office/word/2010/wordprocessingCanvas" xmlns:cx="http://schemas.microsoft.com/office/drawing/2014/chartex" xmlns:cx1="http://schemas.microsoft.com/office/drawing/2015/9/8/chartex" xmlns:cx2="http://schemas.microsoft.com/office/drawing/2015/10/21/chartex" xmlns:cx3="http://schemas.microsoft.com/office/drawing/2016/5/9/chartex" xmlns:cx4="http://schemas.microsoft.com/office/drawing/2016/5/10/chartex" xmlns:cx5="http://schemas.microsoft.com/office/drawing/2016/5/11/chartex" xmlns:cx6="http://schemas.microsoft.com/office/drawing/2016/5/12/chartex" xmlns:cx7="http://schemas.microsoft.com/office/drawing/2016/5/13/chartex" xmlns:cx8="http://schemas.microsoft.com/office/drawing/2016/5/14/chartex" xmlns:mc="http://schemas.openxmlformats.org/markup-compatibility/2006" xmlns:aink="http://schemas.microsoft.com/office/drawing/2016/ink" xmlns:am3d="http://schemas.microsoft.com/office/drawing/2017/model3d" xmlns:o="urn:schemas-microsoft-com:office:office" xmlns:oel="http://schemas.microsoft.com/office/2019/extlst" xmlns:r="http://schemas.openxmlformats.org/officeDocument/2006/relationships" xmlns:m="http://schemas.openxmlformats.org/officeDocument/2006/math" xmlns:v="urn:schemas-microsoft-com:vml" xmlns:wp14="http://schemas.microsoft.com/office/word/2010/wordprocessingDrawing" xmlns:wp="http://schemas.openxmlformats.org/drawingml/2006/wordprocessingDrawing" xmlns:w10="urn:schemas-microsoft-com:office:word" xmlns:w="http://schemas.openxmlformats.org/wordprocessingml/2006/main" xmlns:w14="http://schemas.microsoft.com/office/word/2010/wordml" xmlns:w15="http://schemas.microsoft.com/office/word/2012/wordml" xmlns:w16cex="http://schemas.microsoft.com/office/word/2018/wordml/cex" xmlns:w16cid="http://schemas.microsoft.com/office/word/2016/wordml/cid" xmlns:w16="http://schemas.microsoft.com/office/word/2018/wordml" xmlns:w16du="http://schemas.microsoft.com/office/word/2023/wordml/word16du" xmlns:w16sdtdh="http://schemas.microsoft.com/office/word/2020/wordml/sdtdatahash" xmlns:w16sdtfl="http://schemas.microsoft.com/office/word/2024/wordml/sdtformatlock" xmlns:w16se="http://schemas.microsoft.com/office/word/2015/wordml/symex" xmlns:wpg="http://schemas.microsoft.com/office/word/2010/wordprocessingGroup" xmlns:wpi="http://schemas.microsoft.com/office/word/2010/wordprocessingInk" xmlns:wne="http://schemas.microsoft.com/office/word/2006/wordml" xmlns:wps="http://schemas.microsoft.com/office/word/2010/wordprocessingShape" mc:Ignorable="w14 w15 w16se w16cid w16 w16cex w16sdtdh w16sdtfl w16du wp14">
+  <w15:commentEx w15:paraId="3C200C7C" w15:done="0"/>
   <w15:commentEx w15:paraId="19642605" w15:done="0"/>
   <w15:commentEx w15:paraId="4AF462B3" w15:paraIdParent="19642605" w15:done="0"/>
   <w15:commentEx w15:paraId="19093B8A" w15:done="0"/>
@@ -4213,6 +5025,7 @@
 
 <file path=word/commentsExtensible.xml><?xml version="1.0" encoding="utf-8"?>
 <w16cex:commentsExtensible xmlns:wpc="http://schemas.microsoft.com/office/word/2010/wordprocessingCanvas" xmlns:cx="http://schemas.microsoft.com/office/drawing/2014/chartex" xmlns:cx1="http://schemas.microsoft.com/office/drawing/2015/9/8/chartex" xmlns:cx2="http://schemas.microsoft.com/office/drawing/2015/10/21/chartex" xmlns:cx3="http://schemas.microsoft.com/office/drawing/2016/5/9/chartex" xmlns:cx4="http://schemas.microsoft.com/office/drawing/2016/5/10/chartex" xmlns:cx5="http://schemas.microsoft.com/office/drawing/2016/5/11/chartex" xmlns:cx6="http://schemas.microsoft.com/office/drawing/2016/5/12/chartex" xmlns:cx7="http://schemas.microsoft.com/office/drawing/2016/5/13/chartex" xmlns:cx8="http://schemas.microsoft.com/office/drawing/2016/5/14/chartex" xmlns:cr="http://schemas.microsoft.com/office/comments/2020/reactions" xmlns:mc="http://schemas.openxmlformats.org/markup-compatibility/2006" xmlns:aink="http://schemas.microsoft.com/office/drawing/2016/ink" xmlns:am3d="http://schemas.microsoft.com/office/drawing/2017/model3d" xmlns:o="urn:schemas-microsoft-com:office:office" xmlns:oel="http://schemas.microsoft.com/office/2019/extlst" xmlns:r="http://schemas.openxmlformats.org/officeDocument/2006/relationships" xmlns:m="http://schemas.openxmlformats.org/officeDocument/2006/math" xmlns:v="urn:schemas-microsoft-com:vml" xmlns:wp14="http://schemas.microsoft.com/office/word/2010/wordprocessingDrawing" xmlns:wp="http://schemas.openxmlformats.org/drawingml/2006/wordprocessingDrawing" xmlns:w10="urn:schemas-microsoft-com:office:word" xmlns:w="http://schemas.openxmlformats.org/wordprocessingml/2006/main" xmlns:w14="http://schemas.microsoft.com/office/word/2010/wordml" xmlns:w15="http://schemas.microsoft.com/office/word/2012/wordml" xmlns:w16cex="http://schemas.microsoft.com/office/word/2018/wordml/cex" xmlns:w16cid="http://schemas.microsoft.com/office/word/2016/wordml/cid" xmlns:w16="http://schemas.microsoft.com/office/word/2018/wordml" xmlns:w16du="http://schemas.microsoft.com/office/word/2023/wordml/word16du" xmlns:w16sdtdh="http://schemas.microsoft.com/office/word/2020/wordml/sdtdatahash" xmlns:w16sdtfl="http://schemas.microsoft.com/office/word/2024/wordml/sdtformatlock" xmlns:w16se="http://schemas.microsoft.com/office/word/2015/wordml/symex" xmlns:wpg="http://schemas.microsoft.com/office/word/2010/wordprocessingGroup" xmlns:wpi="http://schemas.microsoft.com/office/word/2010/wordprocessingInk" xmlns:wne="http://schemas.microsoft.com/office/word/2006/wordml" xmlns:wps="http://schemas.microsoft.com/office/word/2010/wordprocessingShape" mc:Ignorable="w14 w15 w16se w16cid w16 w16cex w16sdtdh w16sdtfl cr w16du wp14">
+  <w16cex:commentExtensible w16cex:durableId="6FE0C1E3" w16cex:dateUtc="2025-04-04T16:17:00Z"/>
   <w16cex:commentExtensible w16cex:durableId="62102365" w16cex:dateUtc="2025-03-24T13:46:00Z"/>
   <w16cex:commentExtensible w16cex:durableId="345FD7EF" w16cex:dateUtc="2025-03-24T14:04:00Z"/>
   <w16cex:commentExtensible w16cex:durableId="005F4031" w16cex:dateUtc="2025-01-30T16:22:00Z"/>
@@ -4222,6 +5035,7 @@
 
 <file path=word/commentsIds.xml><?xml version="1.0" encoding="utf-8"?>
 <w16cid:commentsIds xmlns:wpc="http://schemas.microsoft.com/office/word/2010/wordprocessingCanvas" xmlns:cx="http://schemas.microsoft.com/office/drawing/2014/chartex" xmlns:cx1="http://schemas.microsoft.com/office/drawing/2015/9/8/chartex" xmlns:cx2="http://schemas.microsoft.com/office/drawing/2015/10/21/chartex" xmlns:cx3="http://schemas.microsoft.com/office/drawing/2016/5/9/chartex" xmlns:cx4="http://schemas.microsoft.com/office/drawing/2016/5/10/chartex" xmlns:cx5="http://schemas.microsoft.com/office/drawing/2016/5/11/chartex" xmlns:cx6="http://schemas.microsoft.com/office/drawing/2016/5/12/chartex" xmlns:cx7="http://schemas.microsoft.com/office/drawing/2016/5/13/chartex" xmlns:cx8="http://schemas.microsoft.com/office/drawing/2016/5/14/chartex" xmlns:mc="http://schemas.openxmlformats.org/markup-compatibility/2006" xmlns:aink="http://schemas.microsoft.com/office/drawing/2016/ink" xmlns:am3d="http://schemas.microsoft.com/office/drawing/2017/model3d" xmlns:o="urn:schemas-microsoft-com:office:office" xmlns:oel="http://schemas.microsoft.com/office/2019/extlst" xmlns:r="http://schemas.openxmlformats.org/officeDocument/2006/relationships" xmlns:m="http://schemas.openxmlformats.org/officeDocument/2006/math" xmlns:v="urn:schemas-microsoft-com:vml" xmlns:wp14="http://schemas.microsoft.com/office/word/2010/wordprocessingDrawing" xmlns:wp="http://schemas.openxmlformats.org/drawingml/2006/wordprocessingDrawing" xmlns:w10="urn:schemas-microsoft-com:office:word" xmlns:w="http://schemas.openxmlformats.org/wordprocessingml/2006/main" xmlns:w14="http://schemas.microsoft.com/office/word/2010/wordml" xmlns:w15="http://schemas.microsoft.com/office/word/2012/wordml" xmlns:w16cex="http://schemas.microsoft.com/office/word/2018/wordml/cex" xmlns:w16cid="http://schemas.microsoft.com/office/word/2016/wordml/cid" xmlns:w16="http://schemas.microsoft.com/office/word/2018/wordml" xmlns:w16du="http://schemas.microsoft.com/office/word/2023/wordml/word16du" xmlns:w16sdtdh="http://schemas.microsoft.com/office/word/2020/wordml/sdtdatahash" xmlns:w16sdtfl="http://schemas.microsoft.com/office/word/2024/wordml/sdtformatlock" xmlns:w16se="http://schemas.microsoft.com/office/word/2015/wordml/symex" xmlns:wpg="http://schemas.microsoft.com/office/word/2010/wordprocessingGroup" xmlns:wpi="http://schemas.microsoft.com/office/word/2010/wordprocessingInk" xmlns:wne="http://schemas.microsoft.com/office/word/2006/wordml" xmlns:wps="http://schemas.microsoft.com/office/word/2010/wordprocessingShape" mc:Ignorable="w14 w15 w16se w16cid w16 w16cex w16sdtdh w16sdtfl w16du wp14">
+  <w16cid:commentId w16cid:paraId="3C200C7C" w16cid:durableId="6FE0C1E3"/>
   <w16cid:commentId w16cid:paraId="19642605" w16cid:durableId="62102365"/>
   <w16cid:commentId w16cid:paraId="4AF462B3" w16cid:durableId="345FD7EF"/>
   <w16cid:commentId w16cid:paraId="19093B8A" w16cid:durableId="005F4031"/>
